--- a/fuentes/CFA02_06110158.docx
+++ b/fuentes/CFA02_06110158.docx
@@ -515,7 +515,7 @@
           <w:r>
             <w:fldChar w:fldCharType="separate"/>
           </w:r>
-          <w:hyperlink w:anchor="_Toc215228095" w:history="1">
+          <w:hyperlink w:anchor="_Toc216427542" w:history="1">
             <w:r>
               <w:rPr>
                 <w:rStyle w:val="Hipervnculo"/>
@@ -542,7 +542,7 @@
                 <w:noProof/>
                 <w:webHidden/>
               </w:rPr>
-              <w:instrText xml:space="preserve"> PAGEREF _Toc215228095 \h </w:instrText>
+              <w:instrText xml:space="preserve"> PAGEREF _Toc216427542 \h </w:instrText>
             </w:r>
             <w:r>
               <w:rPr>
@@ -588,7 +588,7 @@
               <w:lang w:eastAsia="es-MX"/>
             </w:rPr>
           </w:pPr>
-          <w:hyperlink w:anchor="_Toc215228096" w:history="1">
+          <w:hyperlink w:anchor="_Toc216427543" w:history="1">
             <w:r>
               <w:rPr>
                 <w:rStyle w:val="Hipervnculo"/>
@@ -632,7 +632,7 @@
                 <w:noProof/>
                 <w:webHidden/>
               </w:rPr>
-              <w:instrText xml:space="preserve"> PAGEREF _Toc215228096 \h </w:instrText>
+              <w:instrText xml:space="preserve"> PAGEREF _Toc216427543 \h </w:instrText>
             </w:r>
             <w:r>
               <w:rPr>
@@ -652,7 +652,7 @@
                 <w:noProof/>
                 <w:webHidden/>
               </w:rPr>
-              <w:t>3</w:t>
+              <w:t>4</w:t>
             </w:r>
             <w:r>
               <w:rPr>
@@ -674,7 +674,7 @@
               <w:lang w:eastAsia="es-MX"/>
             </w:rPr>
           </w:pPr>
-          <w:hyperlink w:anchor="_Toc215228097" w:history="1">
+          <w:hyperlink w:anchor="_Toc216427544" w:history="1">
             <w:r>
               <w:rPr>
                 <w:rStyle w:val="Hipervnculo"/>
@@ -718,7 +718,7 @@
                 <w:noProof/>
                 <w:webHidden/>
               </w:rPr>
-              <w:instrText xml:space="preserve"> PAGEREF _Toc215228097 \h </w:instrText>
+              <w:instrText xml:space="preserve"> PAGEREF _Toc216427544 \h </w:instrText>
             </w:r>
             <w:r>
               <w:rPr>
@@ -738,7 +738,7 @@
                 <w:noProof/>
                 <w:webHidden/>
               </w:rPr>
-              <w:t>3</w:t>
+              <w:t>4</w:t>
             </w:r>
             <w:r>
               <w:rPr>
@@ -760,7 +760,7 @@
               <w:lang w:eastAsia="es-MX"/>
             </w:rPr>
           </w:pPr>
-          <w:hyperlink w:anchor="_Toc215228098" w:history="1">
+          <w:hyperlink w:anchor="_Toc216427545" w:history="1">
             <w:r>
               <w:rPr>
                 <w:rStyle w:val="Hipervnculo"/>
@@ -787,7 +787,7 @@
                 <w:noProof/>
                 <w:webHidden/>
               </w:rPr>
-              <w:instrText xml:space="preserve"> PAGEREF _Toc215228098 \h </w:instrText>
+              <w:instrText xml:space="preserve"> PAGEREF _Toc216427545 \h </w:instrText>
             </w:r>
             <w:r>
               <w:rPr>
@@ -807,7 +807,7 @@
                 <w:noProof/>
                 <w:webHidden/>
               </w:rPr>
-              <w:t>4</w:t>
+              <w:t>5</w:t>
             </w:r>
             <w:r>
               <w:rPr>
@@ -829,7 +829,7 @@
               <w:lang w:eastAsia="es-MX"/>
             </w:rPr>
           </w:pPr>
-          <w:hyperlink w:anchor="_Toc215228099" w:history="1">
+          <w:hyperlink w:anchor="_Toc216427546" w:history="1">
             <w:r>
               <w:rPr>
                 <w:rStyle w:val="Hipervnculo"/>
@@ -856,7 +856,7 @@
                 <w:noProof/>
                 <w:webHidden/>
               </w:rPr>
-              <w:instrText xml:space="preserve"> PAGEREF _Toc215228099 \h </w:instrText>
+              <w:instrText xml:space="preserve"> PAGEREF _Toc216427546 \h </w:instrText>
             </w:r>
             <w:r>
               <w:rPr>
@@ -876,7 +876,7 @@
                 <w:noProof/>
                 <w:webHidden/>
               </w:rPr>
-              <w:t>6</w:t>
+              <w:t>7</w:t>
             </w:r>
             <w:r>
               <w:rPr>
@@ -898,7 +898,7 @@
               <w:lang w:eastAsia="es-MX"/>
             </w:rPr>
           </w:pPr>
-          <w:hyperlink w:anchor="_Toc215228100" w:history="1">
+          <w:hyperlink w:anchor="_Toc216427547" w:history="1">
             <w:r>
               <w:rPr>
                 <w:rStyle w:val="Hipervnculo"/>
@@ -925,7 +925,7 @@
                 <w:noProof/>
                 <w:webHidden/>
               </w:rPr>
-              <w:instrText xml:space="preserve"> PAGEREF _Toc215228100 \h </w:instrText>
+              <w:instrText xml:space="preserve"> PAGEREF _Toc216427547 \h </w:instrText>
             </w:r>
             <w:r>
               <w:rPr>
@@ -945,7 +945,7 @@
                 <w:noProof/>
                 <w:webHidden/>
               </w:rPr>
-              <w:t>6</w:t>
+              <w:t>7</w:t>
             </w:r>
             <w:r>
               <w:rPr>
@@ -971,7 +971,7 @@
               <w:lang w:eastAsia="es-MX"/>
             </w:rPr>
           </w:pPr>
-          <w:hyperlink w:anchor="_Toc215228101" w:history="1">
+          <w:hyperlink w:anchor="_Toc216427548" w:history="1">
             <w:r>
               <w:rPr>
                 <w:rStyle w:val="Hipervnculo"/>
@@ -1015,7 +1015,7 @@
                 <w:noProof/>
                 <w:webHidden/>
               </w:rPr>
-              <w:instrText xml:space="preserve"> PAGEREF _Toc215228101 \h </w:instrText>
+              <w:instrText xml:space="preserve"> PAGEREF _Toc216427548 \h </w:instrText>
             </w:r>
             <w:r>
               <w:rPr>
@@ -1035,7 +1035,7 @@
                 <w:noProof/>
                 <w:webHidden/>
               </w:rPr>
-              <w:t>9</w:t>
+              <w:t>10</w:t>
             </w:r>
             <w:r>
               <w:rPr>
@@ -1057,7 +1057,7 @@
               <w:lang w:eastAsia="es-MX"/>
             </w:rPr>
           </w:pPr>
-          <w:hyperlink w:anchor="_Toc215228102" w:history="1">
+          <w:hyperlink w:anchor="_Toc216427549" w:history="1">
             <w:r>
               <w:rPr>
                 <w:rStyle w:val="Hipervnculo"/>
@@ -1084,7 +1084,7 @@
                 <w:noProof/>
                 <w:webHidden/>
               </w:rPr>
-              <w:instrText xml:space="preserve"> PAGEREF _Toc215228102 \h </w:instrText>
+              <w:instrText xml:space="preserve"> PAGEREF _Toc216427549 \h </w:instrText>
             </w:r>
             <w:r>
               <w:rPr>
@@ -1104,7 +1104,7 @@
                 <w:noProof/>
                 <w:webHidden/>
               </w:rPr>
-              <w:t>9</w:t>
+              <w:t>10</w:t>
             </w:r>
             <w:r>
               <w:rPr>
@@ -1126,7 +1126,7 @@
               <w:lang w:eastAsia="es-MX"/>
             </w:rPr>
           </w:pPr>
-          <w:hyperlink w:anchor="_Toc215228103" w:history="1">
+          <w:hyperlink w:anchor="_Toc216427550" w:history="1">
             <w:r>
               <w:rPr>
                 <w:rStyle w:val="Hipervnculo"/>
@@ -1153,7 +1153,7 @@
                 <w:noProof/>
                 <w:webHidden/>
               </w:rPr>
-              <w:instrText xml:space="preserve"> PAGEREF _Toc215228103 \h </w:instrText>
+              <w:instrText xml:space="preserve"> PAGEREF _Toc216427550 \h </w:instrText>
             </w:r>
             <w:r>
               <w:rPr>
@@ -1173,7 +1173,7 @@
                 <w:noProof/>
                 <w:webHidden/>
               </w:rPr>
-              <w:t>10</w:t>
+              <w:t>11</w:t>
             </w:r>
             <w:r>
               <w:rPr>
@@ -1195,7 +1195,7 @@
               <w:lang w:eastAsia="es-MX"/>
             </w:rPr>
           </w:pPr>
-          <w:hyperlink w:anchor="_Toc215228104" w:history="1">
+          <w:hyperlink w:anchor="_Toc216427551" w:history="1">
             <w:r>
               <w:rPr>
                 <w:rStyle w:val="Hipervnculo"/>
@@ -1222,7 +1222,7 @@
                 <w:noProof/>
                 <w:webHidden/>
               </w:rPr>
-              <w:instrText xml:space="preserve"> PAGEREF _Toc215228104 \h </w:instrText>
+              <w:instrText xml:space="preserve"> PAGEREF _Toc216427551 \h </w:instrText>
             </w:r>
             <w:r>
               <w:rPr>
@@ -1242,7 +1242,7 @@
                 <w:noProof/>
                 <w:webHidden/>
               </w:rPr>
-              <w:t>12</w:t>
+              <w:t>13</w:t>
             </w:r>
             <w:r>
               <w:rPr>
@@ -1268,7 +1268,7 @@
               <w:lang w:eastAsia="es-MX"/>
             </w:rPr>
           </w:pPr>
-          <w:hyperlink w:anchor="_Toc215228105" w:history="1">
+          <w:hyperlink w:anchor="_Toc216427552" w:history="1">
             <w:r>
               <w:rPr>
                 <w:rStyle w:val="Hipervnculo"/>
@@ -1312,7 +1312,7 @@
                 <w:noProof/>
                 <w:webHidden/>
               </w:rPr>
-              <w:instrText xml:space="preserve"> PAGEREF _Toc215228105 \h </w:instrText>
+              <w:instrText xml:space="preserve"> PAGEREF _Toc216427552 \h </w:instrText>
             </w:r>
             <w:r>
               <w:rPr>
@@ -1332,7 +1332,7 @@
                 <w:noProof/>
                 <w:webHidden/>
               </w:rPr>
-              <w:t>14</w:t>
+              <w:t>15</w:t>
             </w:r>
             <w:r>
               <w:rPr>
@@ -1354,7 +1354,7 @@
               <w:lang w:eastAsia="es-MX"/>
             </w:rPr>
           </w:pPr>
-          <w:hyperlink w:anchor="_Toc215228106" w:history="1">
+          <w:hyperlink w:anchor="_Toc216427553" w:history="1">
             <w:r>
               <w:rPr>
                 <w:rStyle w:val="Hipervnculo"/>
@@ -1381,7 +1381,7 @@
                 <w:noProof/>
                 <w:webHidden/>
               </w:rPr>
-              <w:instrText xml:space="preserve"> PAGEREF _Toc215228106 \h </w:instrText>
+              <w:instrText xml:space="preserve"> PAGEREF _Toc216427553 \h </w:instrText>
             </w:r>
             <w:r>
               <w:rPr>
@@ -1401,7 +1401,7 @@
                 <w:noProof/>
                 <w:webHidden/>
               </w:rPr>
-              <w:t>14</w:t>
+              <w:t>15</w:t>
             </w:r>
             <w:r>
               <w:rPr>
@@ -1423,7 +1423,7 @@
               <w:lang w:eastAsia="es-MX"/>
             </w:rPr>
           </w:pPr>
-          <w:hyperlink w:anchor="_Toc215228107" w:history="1">
+          <w:hyperlink w:anchor="_Toc216427554" w:history="1">
             <w:r>
               <w:rPr>
                 <w:rStyle w:val="Hipervnculo"/>
@@ -1450,7 +1450,7 @@
                 <w:noProof/>
                 <w:webHidden/>
               </w:rPr>
-              <w:instrText xml:space="preserve"> PAGEREF _Toc215228107 \h </w:instrText>
+              <w:instrText xml:space="preserve"> PAGEREF _Toc216427554 \h </w:instrText>
             </w:r>
             <w:r>
               <w:rPr>
@@ -1470,7 +1470,7 @@
                 <w:noProof/>
                 <w:webHidden/>
               </w:rPr>
-              <w:t>16</w:t>
+              <w:t>17</w:t>
             </w:r>
             <w:r>
               <w:rPr>
@@ -1492,7 +1492,7 @@
               <w:lang w:eastAsia="es-MX"/>
             </w:rPr>
           </w:pPr>
-          <w:hyperlink w:anchor="_Toc215228108" w:history="1">
+          <w:hyperlink w:anchor="_Toc216427555" w:history="1">
             <w:r>
               <w:rPr>
                 <w:rStyle w:val="Hipervnculo"/>
@@ -1519,7 +1519,7 @@
                 <w:noProof/>
                 <w:webHidden/>
               </w:rPr>
-              <w:instrText xml:space="preserve"> PAGEREF _Toc215228108 \h </w:instrText>
+              <w:instrText xml:space="preserve"> PAGEREF _Toc216427555 \h </w:instrText>
             </w:r>
             <w:r>
               <w:rPr>
@@ -1539,7 +1539,7 @@
                 <w:noProof/>
                 <w:webHidden/>
               </w:rPr>
-              <w:t>16</w:t>
+              <w:t>17</w:t>
             </w:r>
             <w:r>
               <w:rPr>
@@ -1561,7 +1561,7 @@
               <w:lang w:eastAsia="es-MX"/>
             </w:rPr>
           </w:pPr>
-          <w:hyperlink w:anchor="_Toc215228109" w:history="1">
+          <w:hyperlink w:anchor="_Toc216427556" w:history="1">
             <w:r>
               <w:rPr>
                 <w:rStyle w:val="Hipervnculo"/>
@@ -1588,7 +1588,7 @@
                 <w:noProof/>
                 <w:webHidden/>
               </w:rPr>
-              <w:instrText xml:space="preserve"> PAGEREF _Toc215228109 \h </w:instrText>
+              <w:instrText xml:space="preserve"> PAGEREF _Toc216427556 \h </w:instrText>
             </w:r>
             <w:r>
               <w:rPr>
@@ -1608,7 +1608,7 @@
                 <w:noProof/>
                 <w:webHidden/>
               </w:rPr>
-              <w:t>17</w:t>
+              <w:t>18</w:t>
             </w:r>
             <w:r>
               <w:rPr>
@@ -1634,7 +1634,7 @@
               <w:lang w:eastAsia="es-MX"/>
             </w:rPr>
           </w:pPr>
-          <w:hyperlink w:anchor="_Toc215228110" w:history="1">
+          <w:hyperlink w:anchor="_Toc216427557" w:history="1">
             <w:r>
               <w:rPr>
                 <w:rStyle w:val="Hipervnculo"/>
@@ -1678,7 +1678,7 @@
                 <w:noProof/>
                 <w:webHidden/>
               </w:rPr>
-              <w:instrText xml:space="preserve"> PAGEREF _Toc215228110 \h </w:instrText>
+              <w:instrText xml:space="preserve"> PAGEREF _Toc216427557 \h </w:instrText>
             </w:r>
             <w:r>
               <w:rPr>
@@ -1698,7 +1698,7 @@
                 <w:noProof/>
                 <w:webHidden/>
               </w:rPr>
-              <w:t>19</w:t>
+              <w:t>20</w:t>
             </w:r>
             <w:r>
               <w:rPr>
@@ -1720,13 +1720,13 @@
               <w:lang w:eastAsia="es-MX"/>
             </w:rPr>
           </w:pPr>
-          <w:hyperlink w:anchor="_Toc215228111" w:history="1">
+          <w:hyperlink w:anchor="_Toc216427558" w:history="1">
             <w:r>
               <w:rPr>
                 <w:rStyle w:val="Hipervnculo"/>
                 <w:noProof/>
               </w:rPr>
-              <w:t>4.2 Desviaciones y logros</w:t>
+              <w:t>4.1 Comparación con las metas establecidas</w:t>
             </w:r>
             <w:r>
               <w:rPr>
@@ -1747,7 +1747,7 @@
                 <w:noProof/>
                 <w:webHidden/>
               </w:rPr>
-              <w:instrText xml:space="preserve"> PAGEREF _Toc215228111 \h </w:instrText>
+              <w:instrText xml:space="preserve"> PAGEREF _Toc216427558 \h </w:instrText>
             </w:r>
             <w:r>
               <w:rPr>
@@ -1789,13 +1789,13 @@
               <w:lang w:eastAsia="es-MX"/>
             </w:rPr>
           </w:pPr>
-          <w:hyperlink w:anchor="_Toc215228112" w:history="1">
+          <w:hyperlink w:anchor="_Toc216427559" w:history="1">
             <w:r>
               <w:rPr>
                 <w:rStyle w:val="Hipervnculo"/>
                 <w:noProof/>
               </w:rPr>
-              <w:t>4.3 Técnicas de comunicación de hallazgos</w:t>
+              <w:t>4.2 Desviaciones y logros</w:t>
             </w:r>
             <w:r>
               <w:rPr>
@@ -1816,7 +1816,7 @@
                 <w:noProof/>
                 <w:webHidden/>
               </w:rPr>
-              <w:instrText xml:space="preserve"> PAGEREF _Toc215228112 \h </w:instrText>
+              <w:instrText xml:space="preserve"> PAGEREF _Toc216427559 \h </w:instrText>
             </w:r>
             <w:r>
               <w:rPr>
@@ -1837,6 +1837,75 @@
                 <w:webHidden/>
               </w:rPr>
               <w:t>21</w:t>
+            </w:r>
+            <w:r>
+              <w:rPr>
+                <w:noProof/>
+                <w:webHidden/>
+              </w:rPr>
+              <w:fldChar w:fldCharType="end"/>
+            </w:r>
+          </w:hyperlink>
+        </w:p>
+        <w:p>
+          <w:pPr>
+            <w:pStyle w:val="TDC2"/>
+            <w:rPr>
+              <w:rFonts w:eastAsiaTheme="minorEastAsia"/>
+              <w:noProof/>
+              <w:sz w:val="24"/>
+              <w:szCs w:val="24"/>
+              <w:lang w:eastAsia="es-MX"/>
+            </w:rPr>
+          </w:pPr>
+          <w:hyperlink w:anchor="_Toc216427560" w:history="1">
+            <w:r>
+              <w:rPr>
+                <w:rStyle w:val="Hipervnculo"/>
+                <w:noProof/>
+              </w:rPr>
+              <w:t>4.3 Técnicas de comunicación de hallazgos</w:t>
+            </w:r>
+            <w:r>
+              <w:rPr>
+                <w:noProof/>
+                <w:webHidden/>
+              </w:rPr>
+              <w:tab/>
+            </w:r>
+            <w:r>
+              <w:rPr>
+                <w:noProof/>
+                <w:webHidden/>
+              </w:rPr>
+              <w:fldChar w:fldCharType="begin"/>
+            </w:r>
+            <w:r>
+              <w:rPr>
+                <w:noProof/>
+                <w:webHidden/>
+              </w:rPr>
+              <w:instrText xml:space="preserve"> PAGEREF _Toc216427560 \h </w:instrText>
+            </w:r>
+            <w:r>
+              <w:rPr>
+                <w:noProof/>
+                <w:webHidden/>
+              </w:rPr>
+            </w:r>
+            <w:r>
+              <w:rPr>
+                <w:noProof/>
+                <w:webHidden/>
+              </w:rPr>
+              <w:fldChar w:fldCharType="separate"/>
+            </w:r>
+            <w:r>
+              <w:rPr>
+                <w:noProof/>
+                <w:webHidden/>
+              </w:rPr>
+              <w:t>22</w:t>
             </w:r>
             <w:r>
               <w:rPr>
@@ -1862,7 +1931,7 @@
               <w:lang w:eastAsia="es-MX"/>
             </w:rPr>
           </w:pPr>
-          <w:hyperlink w:anchor="_Toc215228113" w:history="1">
+          <w:hyperlink w:anchor="_Toc216427561" w:history="1">
             <w:r>
               <w:rPr>
                 <w:rStyle w:val="Hipervnculo"/>
@@ -1906,7 +1975,7 @@
                 <w:noProof/>
                 <w:webHidden/>
               </w:rPr>
-              <w:instrText xml:space="preserve"> PAGEREF _Toc215228113 \h </w:instrText>
+              <w:instrText xml:space="preserve"> PAGEREF _Toc216427561 \h </w:instrText>
             </w:r>
             <w:r>
               <w:rPr>
@@ -1926,7 +1995,7 @@
                 <w:noProof/>
                 <w:webHidden/>
               </w:rPr>
-              <w:t>23</w:t>
+              <w:t>25</w:t>
             </w:r>
             <w:r>
               <w:rPr>
@@ -1948,7 +2017,7 @@
               <w:lang w:eastAsia="es-MX"/>
             </w:rPr>
           </w:pPr>
-          <w:hyperlink w:anchor="_Toc215228114" w:history="1">
+          <w:hyperlink w:anchor="_Toc216427562" w:history="1">
             <w:r>
               <w:rPr>
                 <w:rStyle w:val="Hipervnculo"/>
@@ -1975,7 +2044,7 @@
                 <w:noProof/>
                 <w:webHidden/>
               </w:rPr>
-              <w:instrText xml:space="preserve"> PAGEREF _Toc215228114 \h </w:instrText>
+              <w:instrText xml:space="preserve"> PAGEREF _Toc216427562 \h </w:instrText>
             </w:r>
             <w:r>
               <w:rPr>
@@ -1995,7 +2064,7 @@
                 <w:noProof/>
                 <w:webHidden/>
               </w:rPr>
-              <w:t>23</w:t>
+              <w:t>25</w:t>
             </w:r>
             <w:r>
               <w:rPr>
@@ -2017,7 +2086,7 @@
               <w:lang w:eastAsia="es-MX"/>
             </w:rPr>
           </w:pPr>
-          <w:hyperlink w:anchor="_Toc215228115" w:history="1">
+          <w:hyperlink w:anchor="_Toc216427563" w:history="1">
             <w:r>
               <w:rPr>
                 <w:rStyle w:val="Hipervnculo"/>
@@ -2044,7 +2113,7 @@
                 <w:noProof/>
                 <w:webHidden/>
               </w:rPr>
-              <w:instrText xml:space="preserve"> PAGEREF _Toc215228115 \h </w:instrText>
+              <w:instrText xml:space="preserve"> PAGEREF _Toc216427563 \h </w:instrText>
             </w:r>
             <w:r>
               <w:rPr>
@@ -2064,7 +2133,7 @@
                 <w:noProof/>
                 <w:webHidden/>
               </w:rPr>
-              <w:t>24</w:t>
+              <w:t>26</w:t>
             </w:r>
             <w:r>
               <w:rPr>
@@ -2086,7 +2155,7 @@
               <w:lang w:eastAsia="es-MX"/>
             </w:rPr>
           </w:pPr>
-          <w:hyperlink w:anchor="_Toc215228116" w:history="1">
+          <w:hyperlink w:anchor="_Toc216427564" w:history="1">
             <w:r>
               <w:rPr>
                 <w:rStyle w:val="Hipervnculo"/>
@@ -2113,7 +2182,7 @@
                 <w:noProof/>
                 <w:webHidden/>
               </w:rPr>
-              <w:instrText xml:space="preserve"> PAGEREF _Toc215228116 \h </w:instrText>
+              <w:instrText xml:space="preserve"> PAGEREF _Toc216427564 \h </w:instrText>
             </w:r>
             <w:r>
               <w:rPr>
@@ -2133,7 +2202,7 @@
                 <w:noProof/>
                 <w:webHidden/>
               </w:rPr>
-              <w:t>25</w:t>
+              <w:t>27</w:t>
             </w:r>
             <w:r>
               <w:rPr>
@@ -2159,7 +2228,7 @@
               <w:lang w:eastAsia="es-MX"/>
             </w:rPr>
           </w:pPr>
-          <w:hyperlink w:anchor="_Toc215228117" w:history="1">
+          <w:hyperlink w:anchor="_Toc216427565" w:history="1">
             <w:r>
               <w:rPr>
                 <w:rStyle w:val="Hipervnculo"/>
@@ -2182,7 +2251,7 @@
                 <w:rStyle w:val="Hipervnculo"/>
                 <w:noProof/>
               </w:rPr>
-              <w:t>Análisis de recursos disponibles</w:t>
+              <w:t>Viabilidad y pertinencia</w:t>
             </w:r>
             <w:r>
               <w:rPr>
@@ -2203,7 +2272,7 @@
                 <w:noProof/>
                 <w:webHidden/>
               </w:rPr>
-              <w:instrText xml:space="preserve"> PAGEREF _Toc215228117 \h </w:instrText>
+              <w:instrText xml:space="preserve"> PAGEREF _Toc216427565 \h </w:instrText>
             </w:r>
             <w:r>
               <w:rPr>
@@ -2223,7 +2292,7 @@
                 <w:noProof/>
                 <w:webHidden/>
               </w:rPr>
-              <w:t>28</w:t>
+              <w:t>30</w:t>
             </w:r>
             <w:r>
               <w:rPr>
@@ -2245,13 +2314,13 @@
               <w:lang w:eastAsia="es-MX"/>
             </w:rPr>
           </w:pPr>
-          <w:hyperlink w:anchor="_Toc215228118" w:history="1">
+          <w:hyperlink w:anchor="_Toc216427566" w:history="1">
             <w:r>
               <w:rPr>
                 <w:rStyle w:val="Hipervnculo"/>
                 <w:noProof/>
               </w:rPr>
-              <w:t>6.2 Estimación de resultados esperados</w:t>
+              <w:t>6.1 Análisis de recursos disponibles</w:t>
             </w:r>
             <w:r>
               <w:rPr>
@@ -2272,7 +2341,7 @@
                 <w:noProof/>
                 <w:webHidden/>
               </w:rPr>
-              <w:instrText xml:space="preserve"> PAGEREF _Toc215228118 \h </w:instrText>
+              <w:instrText xml:space="preserve"> PAGEREF _Toc216427566 \h </w:instrText>
             </w:r>
             <w:r>
               <w:rPr>
@@ -2292,7 +2361,7 @@
                 <w:noProof/>
                 <w:webHidden/>
               </w:rPr>
-              <w:t>29</w:t>
+              <w:t>30</w:t>
             </w:r>
             <w:r>
               <w:rPr>
@@ -2314,13 +2383,13 @@
               <w:lang w:eastAsia="es-MX"/>
             </w:rPr>
           </w:pPr>
-          <w:hyperlink w:anchor="_Toc215228119" w:history="1">
+          <w:hyperlink w:anchor="_Toc216427567" w:history="1">
             <w:r>
               <w:rPr>
                 <w:rStyle w:val="Hipervnculo"/>
                 <w:noProof/>
               </w:rPr>
-              <w:t>6.3 Validación con equipos responsables</w:t>
+              <w:t>6.2 Estimación de resultados esperados</w:t>
             </w:r>
             <w:r>
               <w:rPr>
@@ -2341,7 +2410,7 @@
                 <w:noProof/>
                 <w:webHidden/>
               </w:rPr>
-              <w:instrText xml:space="preserve"> PAGEREF _Toc215228119 \h </w:instrText>
+              <w:instrText xml:space="preserve"> PAGEREF _Toc216427567 \h </w:instrText>
             </w:r>
             <w:r>
               <w:rPr>
@@ -2361,7 +2430,76 @@
                 <w:noProof/>
                 <w:webHidden/>
               </w:rPr>
-              <w:t>29</w:t>
+              <w:t>31</w:t>
+            </w:r>
+            <w:r>
+              <w:rPr>
+                <w:noProof/>
+                <w:webHidden/>
+              </w:rPr>
+              <w:fldChar w:fldCharType="end"/>
+            </w:r>
+          </w:hyperlink>
+        </w:p>
+        <w:p>
+          <w:pPr>
+            <w:pStyle w:val="TDC2"/>
+            <w:rPr>
+              <w:rFonts w:eastAsiaTheme="minorEastAsia"/>
+              <w:noProof/>
+              <w:sz w:val="24"/>
+              <w:szCs w:val="24"/>
+              <w:lang w:eastAsia="es-MX"/>
+            </w:rPr>
+          </w:pPr>
+          <w:hyperlink w:anchor="_Toc216427568" w:history="1">
+            <w:r>
+              <w:rPr>
+                <w:rStyle w:val="Hipervnculo"/>
+                <w:noProof/>
+              </w:rPr>
+              <w:t>6.3 Validación con equipos responsables</w:t>
+            </w:r>
+            <w:r>
+              <w:rPr>
+                <w:noProof/>
+                <w:webHidden/>
+              </w:rPr>
+              <w:tab/>
+            </w:r>
+            <w:r>
+              <w:rPr>
+                <w:noProof/>
+                <w:webHidden/>
+              </w:rPr>
+              <w:fldChar w:fldCharType="begin"/>
+            </w:r>
+            <w:r>
+              <w:rPr>
+                <w:noProof/>
+                <w:webHidden/>
+              </w:rPr>
+              <w:instrText xml:space="preserve"> PAGEREF _Toc216427568 \h </w:instrText>
+            </w:r>
+            <w:r>
+              <w:rPr>
+                <w:noProof/>
+                <w:webHidden/>
+              </w:rPr>
+            </w:r>
+            <w:r>
+              <w:rPr>
+                <w:noProof/>
+                <w:webHidden/>
+              </w:rPr>
+              <w:fldChar w:fldCharType="separate"/>
+            </w:r>
+            <w:r>
+              <w:rPr>
+                <w:noProof/>
+                <w:webHidden/>
+              </w:rPr>
+              <w:t>32</w:t>
             </w:r>
             <w:r>
               <w:rPr>
@@ -2387,7 +2525,7 @@
               <w:lang w:eastAsia="es-MX"/>
             </w:rPr>
           </w:pPr>
-          <w:hyperlink w:anchor="_Toc215228120" w:history="1">
+          <w:hyperlink w:anchor="_Toc216427569" w:history="1">
             <w:r>
               <w:rPr>
                 <w:rStyle w:val="Hipervnculo"/>
@@ -2431,7 +2569,7 @@
                 <w:noProof/>
                 <w:webHidden/>
               </w:rPr>
-              <w:instrText xml:space="preserve"> PAGEREF _Toc215228120 \h </w:instrText>
+              <w:instrText xml:space="preserve"> PAGEREF _Toc216427569 \h </w:instrText>
             </w:r>
             <w:r>
               <w:rPr>
@@ -2451,7 +2589,7 @@
                 <w:noProof/>
                 <w:webHidden/>
               </w:rPr>
-              <w:t>31</w:t>
+              <w:t>34</w:t>
             </w:r>
             <w:r>
               <w:rPr>
@@ -2473,7 +2611,7 @@
               <w:lang w:eastAsia="es-MX"/>
             </w:rPr>
           </w:pPr>
-          <w:hyperlink w:anchor="_Toc215228121" w:history="1">
+          <w:hyperlink w:anchor="_Toc216427570" w:history="1">
             <w:r>
               <w:rPr>
                 <w:rStyle w:val="Hipervnculo"/>
@@ -2500,7 +2638,7 @@
                 <w:noProof/>
                 <w:webHidden/>
               </w:rPr>
-              <w:instrText xml:space="preserve"> PAGEREF _Toc215228121 \h </w:instrText>
+              <w:instrText xml:space="preserve"> PAGEREF _Toc216427570 \h </w:instrText>
             </w:r>
             <w:r>
               <w:rPr>
@@ -2520,7 +2658,7 @@
                 <w:noProof/>
                 <w:webHidden/>
               </w:rPr>
-              <w:t>31</w:t>
+              <w:t>34</w:t>
             </w:r>
             <w:r>
               <w:rPr>
@@ -2542,7 +2680,7 @@
               <w:lang w:eastAsia="es-MX"/>
             </w:rPr>
           </w:pPr>
-          <w:hyperlink w:anchor="_Toc215228122" w:history="1">
+          <w:hyperlink w:anchor="_Toc216427571" w:history="1">
             <w:r>
               <w:rPr>
                 <w:rStyle w:val="Hipervnculo"/>
@@ -2569,7 +2707,7 @@
                 <w:noProof/>
                 <w:webHidden/>
               </w:rPr>
-              <w:instrText xml:space="preserve"> PAGEREF _Toc215228122 \h </w:instrText>
+              <w:instrText xml:space="preserve"> PAGEREF _Toc216427571 \h </w:instrText>
             </w:r>
             <w:r>
               <w:rPr>
@@ -2589,7 +2727,7 @@
                 <w:noProof/>
                 <w:webHidden/>
               </w:rPr>
-              <w:t>32</w:t>
+              <w:t>35</w:t>
             </w:r>
             <w:r>
               <w:rPr>
@@ -2611,7 +2749,7 @@
               <w:lang w:eastAsia="es-MX"/>
             </w:rPr>
           </w:pPr>
-          <w:hyperlink w:anchor="_Toc215228123" w:history="1">
+          <w:hyperlink w:anchor="_Toc216427572" w:history="1">
             <w:r>
               <w:rPr>
                 <w:rStyle w:val="Hipervnculo"/>
@@ -2638,7 +2776,7 @@
                 <w:noProof/>
                 <w:webHidden/>
               </w:rPr>
-              <w:instrText xml:space="preserve"> PAGEREF _Toc215228123 \h </w:instrText>
+              <w:instrText xml:space="preserve"> PAGEREF _Toc216427572 \h </w:instrText>
             </w:r>
             <w:r>
               <w:rPr>
@@ -2658,7 +2796,7 @@
                 <w:noProof/>
                 <w:webHidden/>
               </w:rPr>
-              <w:t>36</w:t>
+              <w:t>39</w:t>
             </w:r>
             <w:r>
               <w:rPr>
@@ -2680,7 +2818,7 @@
               <w:lang w:eastAsia="es-MX"/>
             </w:rPr>
           </w:pPr>
-          <w:hyperlink w:anchor="_Toc215228124" w:history="1">
+          <w:hyperlink w:anchor="_Toc216427573" w:history="1">
             <w:r>
               <w:rPr>
                 <w:rStyle w:val="Hipervnculo"/>
@@ -2707,7 +2845,7 @@
                 <w:noProof/>
                 <w:webHidden/>
               </w:rPr>
-              <w:instrText xml:space="preserve"> PAGEREF _Toc215228124 \h </w:instrText>
+              <w:instrText xml:space="preserve"> PAGEREF _Toc216427573 \h </w:instrText>
             </w:r>
             <w:r>
               <w:rPr>
@@ -2727,7 +2865,7 @@
                 <w:noProof/>
                 <w:webHidden/>
               </w:rPr>
-              <w:t>37</w:t>
+              <w:t>40</w:t>
             </w:r>
             <w:r>
               <w:rPr>
@@ -2752,7 +2890,7 @@
               <w:lang w:eastAsia="es-MX"/>
             </w:rPr>
           </w:pPr>
-          <w:hyperlink w:anchor="_Toc215228125" w:history="1">
+          <w:hyperlink w:anchor="_Toc216427574" w:history="1">
             <w:r>
               <w:rPr>
                 <w:rStyle w:val="Hipervnculo"/>
@@ -2779,7 +2917,7 @@
                 <w:noProof/>
                 <w:webHidden/>
               </w:rPr>
-              <w:instrText xml:space="preserve"> PAGEREF _Toc215228125 \h </w:instrText>
+              <w:instrText xml:space="preserve"> PAGEREF _Toc216427574 \h </w:instrText>
             </w:r>
             <w:r>
               <w:rPr>
@@ -2799,7 +2937,7 @@
                 <w:noProof/>
                 <w:webHidden/>
               </w:rPr>
-              <w:t>43</w:t>
+              <w:t>46</w:t>
             </w:r>
             <w:r>
               <w:rPr>
@@ -2824,7 +2962,7 @@
               <w:lang w:eastAsia="es-MX"/>
             </w:rPr>
           </w:pPr>
-          <w:hyperlink w:anchor="_Toc215228126" w:history="1">
+          <w:hyperlink w:anchor="_Toc216427575" w:history="1">
             <w:r>
               <w:rPr>
                 <w:rStyle w:val="Hipervnculo"/>
@@ -2851,7 +2989,7 @@
                 <w:noProof/>
                 <w:webHidden/>
               </w:rPr>
-              <w:instrText xml:space="preserve"> PAGEREF _Toc215228126 \h </w:instrText>
+              <w:instrText xml:space="preserve"> PAGEREF _Toc216427575 \h </w:instrText>
             </w:r>
             <w:r>
               <w:rPr>
@@ -2871,7 +3009,7 @@
                 <w:noProof/>
                 <w:webHidden/>
               </w:rPr>
-              <w:t>44</w:t>
+              <w:t>47</w:t>
             </w:r>
             <w:r>
               <w:rPr>
@@ -2896,7 +3034,7 @@
               <w:lang w:eastAsia="es-MX"/>
             </w:rPr>
           </w:pPr>
-          <w:hyperlink w:anchor="_Toc215228127" w:history="1">
+          <w:hyperlink w:anchor="_Toc216427576" w:history="1">
             <w:r>
               <w:rPr>
                 <w:rStyle w:val="Hipervnculo"/>
@@ -2923,7 +3061,7 @@
                 <w:noProof/>
                 <w:webHidden/>
               </w:rPr>
-              <w:instrText xml:space="preserve"> PAGEREF _Toc215228127 \h </w:instrText>
+              <w:instrText xml:space="preserve"> PAGEREF _Toc216427576 \h </w:instrText>
             </w:r>
             <w:r>
               <w:rPr>
@@ -2943,7 +3081,7 @@
                 <w:noProof/>
                 <w:webHidden/>
               </w:rPr>
-              <w:t>45</w:t>
+              <w:t>48</w:t>
             </w:r>
             <w:r>
               <w:rPr>
@@ -2968,11 +3106,12 @@
               <w:lang w:eastAsia="es-MX"/>
             </w:rPr>
           </w:pPr>
-          <w:hyperlink w:anchor="_Toc215228128" w:history="1">
+          <w:hyperlink w:anchor="_Toc216427577" w:history="1">
             <w:r>
               <w:rPr>
                 <w:rStyle w:val="Hipervnculo"/>
                 <w:noProof/>
+                <w:lang w:val="en-US"/>
               </w:rPr>
               <w:t>Referencias bibliográficas</w:t>
             </w:r>
@@ -2995,7 +3134,7 @@
                 <w:noProof/>
                 <w:webHidden/>
               </w:rPr>
-              <w:instrText xml:space="preserve"> PAGEREF _Toc215228128 \h </w:instrText>
+              <w:instrText xml:space="preserve"> PAGEREF _Toc216427577 \h </w:instrText>
             </w:r>
             <w:r>
               <w:rPr>
@@ -3015,7 +3154,7 @@
                 <w:noProof/>
                 <w:webHidden/>
               </w:rPr>
-              <w:t>46</w:t>
+              <w:t>49</w:t>
             </w:r>
             <w:r>
               <w:rPr>
@@ -3040,7 +3179,7 @@
               <w:lang w:eastAsia="es-MX"/>
             </w:rPr>
           </w:pPr>
-          <w:hyperlink w:anchor="_Toc215228129" w:history="1">
+          <w:hyperlink w:anchor="_Toc216427578" w:history="1">
             <w:r>
               <w:rPr>
                 <w:rStyle w:val="Hipervnculo"/>
@@ -3067,7 +3206,7 @@
                 <w:noProof/>
                 <w:webHidden/>
               </w:rPr>
-              <w:instrText xml:space="preserve"> PAGEREF _Toc215228129 \h </w:instrText>
+              <w:instrText xml:space="preserve"> PAGEREF _Toc216427578 \h </w:instrText>
             </w:r>
             <w:r>
               <w:rPr>
@@ -3087,7 +3226,7 @@
                 <w:noProof/>
                 <w:webHidden/>
               </w:rPr>
-              <w:t>47</w:t>
+              <w:t>50</w:t>
             </w:r>
             <w:r>
               <w:rPr>
@@ -3124,7 +3263,7 @@
       <w:pPr>
         <w:pStyle w:val="Titulosgenerales"/>
       </w:pPr>
-      <w:bookmarkStart w:id="0" w:name="_Toc215228095"/>
+      <w:bookmarkStart w:id="0" w:name="_Toc216427542"/>
       <w:r>
         <w:lastRenderedPageBreak/>
         <w:t>Introducción</w:t>
@@ -3179,6 +3318,7 @@
       </w:pPr>
       <w:r>
         <w:rPr>
+          <w:noProof/>
           <w:lang w:val="es-419"/>
         </w:rPr>
         <w:drawing>
@@ -3297,7 +3437,7 @@
           </w:tcPr>
           <w:p>
             <w:pPr>
-              <w:ind w:firstLine="0"/>
+              <w:ind w:left="227" w:firstLine="0"/>
               <w:rPr>
                 <w:b/>
                 <w:bCs/>
@@ -3337,6 +3477,9 @@
             <w:tcW w:w="9962" w:type="dxa"/>
           </w:tcPr>
           <w:p>
+            <w:pPr>
+              <w:ind w:left="227"/>
+            </w:pPr>
             <w:r>
               <w:t>Estimado aprendiz, bienvenido al componente formativo “</w:t>
             </w:r>
@@ -3351,22 +3494,34 @@
             </w:r>
           </w:p>
           <w:p>
+            <w:pPr>
+              <w:ind w:left="227"/>
+            </w:pPr>
             <w:r>
               <w:t>En este espacio podrá desarrollar las competencias necesarias para verificar, analizar y mejorar el desempeño de las acciones estratégicas de mercadeo, utilizando sistemas de monitoreo, indicadores clave y criterios técnicos que le permitirán tomar decisiones informadas y oportunas.</w:t>
             </w:r>
           </w:p>
           <w:p>
+            <w:pPr>
+              <w:ind w:left="227"/>
+            </w:pPr>
             <w:r>
               <w:lastRenderedPageBreak/>
               <w:t>A través de este recorrido, aprenderá a medir resultados, interpretar hallazgos, formular propuestas de mejora y documentar ajustes pertinentes, todo ello en coherencia con los objetivos del plan de mercadeo y las condiciones reales del entorno empresarial.</w:t>
             </w:r>
           </w:p>
           <w:p>
+            <w:pPr>
+              <w:ind w:left="227"/>
+            </w:pPr>
             <w:r>
               <w:t xml:space="preserve">Cada capítulo le brindará ejemplos empresariales, recursos visuales y actividades que fortalecen su capacidad para transformar información en acciones estratégicas. </w:t>
             </w:r>
           </w:p>
           <w:p>
+            <w:pPr>
+              <w:ind w:left="227"/>
+            </w:pPr>
             <w:r>
               <w:t xml:space="preserve">¡Le damos la bienvenida a este proceso de aprendizaje donde descubrirá cómo contribuir activamente a la mejora continua de los procesos de mercadeo, con sentido crítico, responsabilidad profesional y compromiso con la excelencia! </w:t>
             </w:r>
@@ -3397,7 +3552,7 @@
       <w:pPr>
         <w:pStyle w:val="Ttulo1"/>
       </w:pPr>
-      <w:bookmarkStart w:id="1" w:name="_Toc215228096"/>
+      <w:bookmarkStart w:id="1" w:name="_Toc216427543"/>
       <w:r>
         <w:lastRenderedPageBreak/>
         <w:t>Medición de resultados</w:t>
@@ -3460,7 +3615,7 @@
           <w:rFonts w:eastAsia="Times New Roman"/>
         </w:rPr>
       </w:pPr>
-      <w:bookmarkStart w:id="2" w:name="_Toc215228097"/>
+      <w:bookmarkStart w:id="2" w:name="_Toc216427544"/>
       <w:r>
         <w:t>Concepto</w:t>
       </w:r>
@@ -3489,7 +3644,7 @@
       <w:pPr>
         <w:pStyle w:val="Ttulo2"/>
       </w:pPr>
-      <w:bookmarkStart w:id="3" w:name="_Toc215228098"/>
+      <w:bookmarkStart w:id="3" w:name="_Toc216427545"/>
       <w:r>
         <w:lastRenderedPageBreak/>
         <w:t xml:space="preserve">1.2 </w:t>
@@ -3826,7 +3981,7 @@
       <w:pPr>
         <w:pStyle w:val="Ttulo2"/>
       </w:pPr>
-      <w:bookmarkStart w:id="4" w:name="_Toc215228099"/>
+      <w:bookmarkStart w:id="4" w:name="_Toc216427546"/>
       <w:r>
         <w:lastRenderedPageBreak/>
         <w:t xml:space="preserve">1.3 </w:t>
@@ -3997,7 +4152,7 @@
       <w:pPr>
         <w:pStyle w:val="Ttulo2"/>
       </w:pPr>
-      <w:bookmarkStart w:id="5" w:name="_Toc215228100"/>
+      <w:bookmarkStart w:id="5" w:name="_Toc216427547"/>
       <w:r>
         <w:t xml:space="preserve">1.4 </w:t>
       </w:r>
@@ -4063,7 +4218,26 @@
           <w:lang w:val="es-419" w:eastAsia="es-CO"/>
         </w:rPr>
         <w:lastRenderedPageBreak/>
-        <w:t>Indicadores clave de desempeño (KPIs):</w:t>
+        <w:t>Indicadores clave de desempeño (</w:t>
+      </w:r>
+      <w:proofErr w:type="spellStart"/>
+      <w:r>
+        <w:rPr>
+          <w:rStyle w:val="Extranjerismo"/>
+          <w:b/>
+          <w:bCs/>
+          <w:lang w:val="es-CO"/>
+        </w:rPr>
+        <w:t>KPIs</w:t>
+      </w:r>
+      <w:proofErr w:type="spellEnd"/>
+      <w:r>
+        <w:rPr>
+          <w:b/>
+          <w:bCs/>
+          <w:lang w:val="es-419" w:eastAsia="es-CO"/>
+        </w:rPr>
+        <w:t>):</w:t>
       </w:r>
       <w:r>
         <w:rPr>
@@ -4153,7 +4327,22 @@
         <w:rPr>
           <w:lang w:val="es-419" w:eastAsia="es-CO"/>
         </w:rPr>
-        <w:t>Cada técnica tiene características particulares. Las encuestas son versátiles y accesibles, los KPIs son precisos y estratégicos, la analítica digital es inmediata y detallada, y las matrices ofrecen una visión comparativa clara</w:t>
+        <w:t xml:space="preserve">Cada técnica tiene características particulares. Las encuestas son versátiles y accesibles, los </w:t>
+      </w:r>
+      <w:proofErr w:type="spellStart"/>
+      <w:r>
+        <w:rPr>
+          <w:rStyle w:val="Extranjerismo"/>
+          <w:lang w:val="es-CO"/>
+        </w:rPr>
+        <w:t>KPIs</w:t>
+      </w:r>
+      <w:proofErr w:type="spellEnd"/>
+      <w:r>
+        <w:rPr>
+          <w:lang w:val="es-419" w:eastAsia="es-CO"/>
+        </w:rPr>
+        <w:t xml:space="preserve"> son precisos y estratégicos, la analítica digital es inmediata y detallada, y las matrices ofrecen una visión comparativa clara</w:t>
       </w:r>
       <w:r>
         <w:rPr>
@@ -4212,7 +4401,7 @@
           </w:tcPr>
           <w:p>
             <w:pPr>
-              <w:ind w:firstLine="0"/>
+              <w:ind w:left="227" w:firstLine="0"/>
               <w:jc w:val="center"/>
               <w:rPr>
                 <w:lang w:val="es-419" w:eastAsia="es-CO"/>
@@ -4232,7 +4421,7 @@
           </w:tcPr>
           <w:p>
             <w:pPr>
-              <w:ind w:firstLine="0"/>
+              <w:ind w:left="227" w:firstLine="0"/>
               <w:jc w:val="center"/>
               <w:rPr>
                 <w:lang w:val="es-419" w:eastAsia="es-CO"/>
@@ -4252,7 +4441,7 @@
           </w:tcPr>
           <w:p>
             <w:pPr>
-              <w:ind w:firstLine="0"/>
+              <w:ind w:left="227" w:firstLine="0"/>
               <w:jc w:val="center"/>
               <w:rPr>
                 <w:lang w:val="es-419" w:eastAsia="es-CO"/>
@@ -4278,7 +4467,7 @@
           </w:tcPr>
           <w:p>
             <w:pPr>
-              <w:ind w:firstLine="0"/>
+              <w:ind w:left="227" w:firstLine="0"/>
               <w:jc w:val="both"/>
               <w:rPr>
                 <w:b/>
@@ -4305,7 +4494,7 @@
           </w:tcPr>
           <w:p>
             <w:pPr>
-              <w:ind w:firstLine="0"/>
+              <w:ind w:left="227" w:firstLine="0"/>
               <w:rPr>
                 <w:szCs w:val="28"/>
                 <w:lang w:val="es-419" w:eastAsia="es-CO"/>
@@ -4327,7 +4516,7 @@
           </w:tcPr>
           <w:p>
             <w:pPr>
-              <w:ind w:firstLine="0"/>
+              <w:ind w:left="227" w:firstLine="0"/>
               <w:rPr>
                 <w:szCs w:val="28"/>
               </w:rPr>
@@ -4350,7 +4539,7 @@
           </w:tcPr>
           <w:p>
             <w:pPr>
-              <w:ind w:firstLine="0"/>
+              <w:ind w:left="227" w:firstLine="0"/>
               <w:jc w:val="both"/>
               <w:rPr>
                 <w:b/>
@@ -4359,17 +4548,14 @@
                 <w:lang w:val="es-419" w:eastAsia="es-CO"/>
               </w:rPr>
             </w:pPr>
-            <w:proofErr w:type="spellStart"/>
-            <w:r>
-              <w:rPr>
+            <w:r>
+              <w:rPr>
+                <w:rStyle w:val="Extranjerismo"/>
                 <w:b/>
                 <w:bCs/>
-                <w:color w:val="000000" w:themeColor="text1"/>
-                <w:szCs w:val="28"/>
               </w:rPr>
               <w:t>KPIs</w:t>
             </w:r>
-            <w:proofErr w:type="spellEnd"/>
             <w:r>
               <w:rPr>
                 <w:b/>
@@ -4388,7 +4574,7 @@
           </w:tcPr>
           <w:p>
             <w:pPr>
-              <w:ind w:firstLine="0"/>
+              <w:ind w:left="227" w:firstLine="0"/>
               <w:rPr>
                 <w:szCs w:val="28"/>
                 <w:lang w:val="es-419" w:eastAsia="es-CO"/>
@@ -4410,7 +4596,7 @@
           </w:tcPr>
           <w:p>
             <w:pPr>
-              <w:ind w:firstLine="0"/>
+              <w:ind w:left="227" w:firstLine="0"/>
               <w:rPr>
                 <w:szCs w:val="28"/>
               </w:rPr>
@@ -4450,7 +4636,7 @@
           </w:tcPr>
           <w:p>
             <w:pPr>
-              <w:ind w:firstLine="0"/>
+              <w:ind w:left="227" w:firstLine="0"/>
               <w:jc w:val="both"/>
               <w:rPr>
                 <w:b/>
@@ -4477,7 +4663,7 @@
           </w:tcPr>
           <w:p>
             <w:pPr>
-              <w:ind w:firstLine="0"/>
+              <w:ind w:left="227" w:firstLine="0"/>
               <w:rPr>
                 <w:szCs w:val="28"/>
                 <w:lang w:val="es-419" w:eastAsia="es-CO"/>
@@ -4499,7 +4685,7 @@
           </w:tcPr>
           <w:p>
             <w:pPr>
-              <w:ind w:firstLine="0"/>
+              <w:ind w:left="227" w:firstLine="0"/>
               <w:rPr>
                 <w:szCs w:val="28"/>
               </w:rPr>
@@ -4539,7 +4725,7 @@
           </w:tcPr>
           <w:p>
             <w:pPr>
-              <w:ind w:firstLine="0"/>
+              <w:ind w:left="227" w:firstLine="0"/>
               <w:jc w:val="both"/>
               <w:rPr>
                 <w:b/>
@@ -4566,7 +4752,7 @@
           </w:tcPr>
           <w:p>
             <w:pPr>
-              <w:ind w:firstLine="0"/>
+              <w:ind w:left="227" w:firstLine="0"/>
               <w:rPr>
                 <w:szCs w:val="28"/>
                 <w:lang w:val="es-419" w:eastAsia="es-CO"/>
@@ -4604,7 +4790,7 @@
           </w:tcPr>
           <w:p>
             <w:pPr>
-              <w:ind w:firstLine="0"/>
+              <w:ind w:left="227" w:firstLine="0"/>
               <w:rPr>
                 <w:szCs w:val="28"/>
               </w:rPr>
@@ -4637,6 +4823,7 @@
           <w:szCs w:val="24"/>
           <w:lang w:val="es-419" w:eastAsia="es-CO"/>
         </w:rPr>
+        <w:lastRenderedPageBreak/>
         <w:t>Fuente:</w:t>
       </w:r>
       <w:r>
@@ -4696,7 +4883,6 @@
           <w:bCs/>
           <w:lang w:val="es-419" w:eastAsia="es-CO"/>
         </w:rPr>
-        <w:lastRenderedPageBreak/>
         <w:t>Cita de reflexión</w:t>
       </w:r>
     </w:p>
@@ -4738,7 +4924,7 @@
       <w:pPr>
         <w:pStyle w:val="Ttulo1"/>
       </w:pPr>
-      <w:bookmarkStart w:id="6" w:name="_Toc215228101"/>
+      <w:bookmarkStart w:id="6" w:name="_Toc216427548"/>
       <w:r>
         <w:lastRenderedPageBreak/>
         <w:t>Acciones de mercadeo</w:t>
@@ -4775,7 +4961,7 @@
       <w:pPr>
         <w:pStyle w:val="Ttulo2"/>
       </w:pPr>
-      <w:bookmarkStart w:id="7" w:name="_Toc215228102"/>
+      <w:bookmarkStart w:id="7" w:name="_Toc216427549"/>
       <w:r>
         <w:t>2.1 Tipos de acciones</w:t>
       </w:r>
@@ -4971,7 +5157,7 @@
           </w:tcPr>
           <w:p>
             <w:pPr>
-              <w:ind w:firstLine="0"/>
+              <w:ind w:left="227" w:firstLine="0"/>
               <w:jc w:val="center"/>
               <w:rPr>
                 <w:szCs w:val="28"/>
@@ -4993,7 +5179,7 @@
           </w:tcPr>
           <w:p>
             <w:pPr>
-              <w:ind w:firstLine="0"/>
+              <w:ind w:left="227" w:firstLine="0"/>
               <w:jc w:val="center"/>
               <w:rPr>
                 <w:szCs w:val="28"/>
@@ -5015,7 +5201,7 @@
           </w:tcPr>
           <w:p>
             <w:pPr>
-              <w:ind w:firstLine="0"/>
+              <w:ind w:left="227" w:firstLine="0"/>
               <w:jc w:val="center"/>
               <w:rPr>
                 <w:szCs w:val="28"/>
@@ -5042,7 +5228,7 @@
           </w:tcPr>
           <w:p>
             <w:pPr>
-              <w:ind w:firstLine="0"/>
+              <w:ind w:left="227" w:firstLine="0"/>
               <w:rPr>
                 <w:b/>
                 <w:bCs/>
@@ -5067,7 +5253,7 @@
           </w:tcPr>
           <w:p>
             <w:pPr>
-              <w:ind w:firstLine="0"/>
+              <w:ind w:left="227" w:firstLine="0"/>
               <w:rPr>
                 <w:szCs w:val="28"/>
                 <w:lang w:val="es-419" w:eastAsia="es-CO"/>
@@ -5088,7 +5274,7 @@
           </w:tcPr>
           <w:p>
             <w:pPr>
-              <w:ind w:firstLine="0"/>
+              <w:ind w:left="227" w:firstLine="0"/>
               <w:rPr>
                 <w:szCs w:val="28"/>
                 <w:lang w:val="es-419" w:eastAsia="es-CO"/>
@@ -5111,7 +5297,7 @@
           </w:tcPr>
           <w:p>
             <w:pPr>
-              <w:ind w:firstLine="0"/>
+              <w:ind w:left="227" w:firstLine="0"/>
               <w:rPr>
                 <w:b/>
                 <w:bCs/>
@@ -5136,7 +5322,7 @@
           </w:tcPr>
           <w:p>
             <w:pPr>
-              <w:ind w:firstLine="0"/>
+              <w:ind w:left="227" w:firstLine="0"/>
               <w:rPr>
                 <w:szCs w:val="28"/>
                 <w:lang w:val="es-419" w:eastAsia="es-CO"/>
@@ -5157,7 +5343,7 @@
           </w:tcPr>
           <w:p>
             <w:pPr>
-              <w:ind w:firstLine="0"/>
+              <w:ind w:left="227" w:firstLine="0"/>
               <w:rPr>
                 <w:szCs w:val="28"/>
                 <w:lang w:val="es-419" w:eastAsia="es-CO"/>
@@ -5183,7 +5369,7 @@
           </w:tcPr>
           <w:p>
             <w:pPr>
-              <w:ind w:firstLine="0"/>
+              <w:ind w:left="227" w:firstLine="0"/>
               <w:rPr>
                 <w:b/>
                 <w:bCs/>
@@ -5208,7 +5394,7 @@
           </w:tcPr>
           <w:p>
             <w:pPr>
-              <w:ind w:firstLine="0"/>
+              <w:ind w:left="227" w:firstLine="0"/>
               <w:rPr>
                 <w:szCs w:val="28"/>
                 <w:lang w:val="es-419" w:eastAsia="es-CO"/>
@@ -5229,7 +5415,7 @@
           </w:tcPr>
           <w:p>
             <w:pPr>
-              <w:ind w:firstLine="0"/>
+              <w:ind w:left="227" w:firstLine="0"/>
               <w:rPr>
                 <w:szCs w:val="28"/>
                 <w:lang w:val="es-419" w:eastAsia="es-CO"/>
@@ -5252,7 +5438,7 @@
           </w:tcPr>
           <w:p>
             <w:pPr>
-              <w:ind w:firstLine="0"/>
+              <w:ind w:left="227" w:firstLine="0"/>
               <w:rPr>
                 <w:b/>
                 <w:bCs/>
@@ -5276,7 +5462,7 @@
           </w:tcPr>
           <w:p>
             <w:pPr>
-              <w:ind w:firstLine="0"/>
+              <w:ind w:left="227" w:firstLine="0"/>
               <w:rPr>
                 <w:szCs w:val="28"/>
               </w:rPr>
@@ -5296,7 +5482,7 @@
           </w:tcPr>
           <w:p>
             <w:pPr>
-              <w:ind w:firstLine="0"/>
+              <w:ind w:left="227" w:firstLine="0"/>
               <w:rPr>
                 <w:szCs w:val="28"/>
               </w:rPr>
@@ -5403,7 +5589,7 @@
       <w:pPr>
         <w:pStyle w:val="Ttulo2"/>
       </w:pPr>
-      <w:bookmarkStart w:id="8" w:name="_Toc215228103"/>
+      <w:bookmarkStart w:id="8" w:name="_Toc216427550"/>
       <w:r>
         <w:t>2.2 Objetivos</w:t>
       </w:r>
@@ -5602,7 +5788,7 @@
       <w:pPr>
         <w:pStyle w:val="Ttulo2"/>
       </w:pPr>
-      <w:bookmarkStart w:id="9" w:name="_Toc215228104"/>
+      <w:bookmarkStart w:id="9" w:name="_Toc216427551"/>
       <w:r>
         <w:t>2.3 Relación con el plan de mercadeo</w:t>
       </w:r>
@@ -6212,7 +6398,7 @@
       <w:pPr>
         <w:pStyle w:val="Ttulo1"/>
       </w:pPr>
-      <w:bookmarkStart w:id="10" w:name="_Toc215228105"/>
+      <w:bookmarkStart w:id="10" w:name="_Toc216427552"/>
       <w:r>
         <w:lastRenderedPageBreak/>
         <w:t>Ejecución del sistema de monitoreo</w:t>
@@ -6249,7 +6435,7 @@
       <w:pPr>
         <w:pStyle w:val="Ttulo2"/>
       </w:pPr>
-      <w:bookmarkStart w:id="11" w:name="_Toc215228106"/>
+      <w:bookmarkStart w:id="11" w:name="_Toc216427553"/>
       <w:r>
         <w:t>3.1 Uso de indicadores</w:t>
       </w:r>
@@ -6265,28 +6451,89 @@
         <w:rPr>
           <w:lang w:eastAsia="es-CO"/>
         </w:rPr>
-        <w:t xml:space="preserve">Ejecutar el sistema de monitoreo implica pasar de la planeación a la acción, es el momento en que se activan los indicadores, se utilizan las herramientas definidas y se aplican los formatos que permiten registrar, analizar y comunicar el progreso de las acciones de mercadeo. </w:t>
-      </w:r>
-    </w:p>
-    <w:p>
-      <w:pPr>
+        <w:t>Los indicadores clave de desempeño (</w:t>
+      </w:r>
+      <w:proofErr w:type="spellStart"/>
+      <w:r>
+        <w:rPr>
+          <w:rStyle w:val="Extranjerismo"/>
+          <w:lang w:val="es-CO" w:eastAsia="es-CO"/>
+        </w:rPr>
+        <w:t>KPIs</w:t>
+      </w:r>
+      <w:proofErr w:type="spellEnd"/>
+      <w:r>
         <w:rPr>
           <w:lang w:eastAsia="es-CO"/>
         </w:rPr>
-      </w:pPr>
+        <w:t xml:space="preserve">) son métricas específicas que permiten evaluar el cumplimiento de los objetivos estratégicos, según </w:t>
+      </w:r>
+      <w:proofErr w:type="spellStart"/>
       <w:r>
         <w:rPr>
           <w:lang w:eastAsia="es-CO"/>
         </w:rPr>
-        <w:t>Este capítulo presenta los elementos clave para una ejecución efectiva, incluyendo la periodicidad, los responsables y los criterios técnicos que garantizan trazabilidad y mejora continua.</w:t>
-      </w:r>
-    </w:p>
-    <w:p>
-      <w:pPr>
+        <w:t>Chaffey</w:t>
+      </w:r>
+      <w:proofErr w:type="spellEnd"/>
+      <w:r>
         <w:rPr>
           <w:lang w:eastAsia="es-CO"/>
         </w:rPr>
-      </w:pPr>
+        <w:t xml:space="preserve"> &amp; Ellis-Chadwick (2019), un </w:t>
+      </w:r>
+      <w:proofErr w:type="spellStart"/>
+      <w:r>
+        <w:rPr>
+          <w:rStyle w:val="Extranjerismo"/>
+          <w:lang w:val="es-CO" w:eastAsia="es-CO"/>
+        </w:rPr>
+        <w:t>KPIs</w:t>
+      </w:r>
+      <w:proofErr w:type="spellEnd"/>
+      <w:r>
+        <w:rPr>
+          <w:lang w:eastAsia="es-CO"/>
+        </w:rPr>
+        <w:t xml:space="preserve"> debe ser relevante, medible, accionable y alineado con el propósito de la acción. En mercadeo, algunos </w:t>
+      </w:r>
+      <w:proofErr w:type="spellStart"/>
+      <w:r>
+        <w:rPr>
+          <w:rStyle w:val="Extranjerismo"/>
+          <w:lang w:val="es-CO" w:eastAsia="es-CO"/>
+        </w:rPr>
+        <w:t>KPIs</w:t>
+      </w:r>
+      <w:proofErr w:type="spellEnd"/>
+      <w:r>
+        <w:rPr>
+          <w:lang w:eastAsia="es-CO"/>
+        </w:rPr>
+        <w:t xml:space="preserve"> comunes incluyen: tasa de conversión, alcance digital, retorno sobre inversión (ROI), tasa de fidelización, participación de mercado, entre otros. Por ejemplo, una empresa de educación virtual puede usar como </w:t>
+      </w:r>
+      <w:proofErr w:type="spellStart"/>
+      <w:r>
+        <w:rPr>
+          <w:rStyle w:val="Extranjerismo"/>
+          <w:lang w:val="es-CO" w:eastAsia="es-CO"/>
+        </w:rPr>
+        <w:t>KPIs</w:t>
+      </w:r>
+      <w:proofErr w:type="spellEnd"/>
+      <w:r>
+        <w:rPr>
+          <w:rStyle w:val="Extranjerismo"/>
+          <w:lang w:val="es-CO" w:eastAsia="es-CO"/>
+        </w:rPr>
+        <w:t xml:space="preserve"> </w:t>
+      </w:r>
+      <w:r>
+        <w:rPr>
+          <w:lang w:eastAsia="es-CO"/>
+        </w:rPr>
+        <w:t>el porcentaje de estudiantes que completan el curso, comparado con los inscritos.</w:t>
+      </w:r>
     </w:p>
     <w:p>
       <w:pPr>
@@ -6340,7 +6587,32 @@
           <w:b w:val="0"/>
           <w:bCs/>
         </w:rPr>
-        <w:t>Ejemplos de KPIs aplicados a acciones de mercadeo</w:t>
+        <w:t xml:space="preserve">Ejemplos de </w:t>
+      </w:r>
+      <w:proofErr w:type="spellStart"/>
+      <w:r>
+        <w:rPr>
+          <w:rStyle w:val="Extranjerismo"/>
+          <w:b w:val="0"/>
+          <w:bCs/>
+          <w:lang w:val="es-CO"/>
+        </w:rPr>
+        <w:t>KPIs</w:t>
+      </w:r>
+      <w:proofErr w:type="spellEnd"/>
+      <w:r>
+        <w:rPr>
+          <w:b w:val="0"/>
+          <w:bCs/>
+        </w:rPr>
+        <w:t xml:space="preserve"> </w:t>
+      </w:r>
+      <w:r>
+        <w:rPr>
+          <w:b w:val="0"/>
+          <w:bCs/>
+        </w:rPr>
+        <w:t>aplicados a acciones de mercadeo</w:t>
       </w:r>
     </w:p>
     <w:p>
@@ -6423,7 +6695,23 @@
           <w:szCs w:val="28"/>
           <w:lang w:val="es-MX" w:eastAsia="es-CO"/>
         </w:rPr>
-        <w:t>3 muestra cuatro Ejemplos de KPIs aplicados a acciones de mercadeo.</w:t>
+        <w:t xml:space="preserve">3 muestra cuatro Ejemplos de </w:t>
+      </w:r>
+      <w:proofErr w:type="spellStart"/>
+      <w:r>
+        <w:rPr>
+          <w:rStyle w:val="Extranjerismo"/>
+          <w:lang w:val="es-CO"/>
+        </w:rPr>
+        <w:t>KPIs</w:t>
+      </w:r>
+      <w:proofErr w:type="spellEnd"/>
+      <w:r>
+        <w:rPr>
+          <w:szCs w:val="28"/>
+          <w:lang w:val="es-MX" w:eastAsia="es-CO"/>
+        </w:rPr>
+        <w:t xml:space="preserve"> aplicados a acciones de mercadeo.</w:t>
       </w:r>
     </w:p>
     <w:p>
@@ -6670,7 +6958,7 @@
       <w:pPr>
         <w:pStyle w:val="Ttulo2"/>
       </w:pPr>
-      <w:bookmarkStart w:id="12" w:name="_Toc215228107"/>
+      <w:bookmarkStart w:id="12" w:name="_Toc216427554"/>
       <w:r>
         <w:t>3.2 Herramientas</w:t>
       </w:r>
@@ -6796,7 +7084,22 @@
         <w:rPr>
           <w:lang w:val="es-419" w:eastAsia="es-CO"/>
         </w:rPr>
-        <w:t xml:space="preserve"> visualizan KPIs en tiempo real, facilitando la toma de decisiones.</w:t>
+        <w:t xml:space="preserve"> visualizan </w:t>
+      </w:r>
+      <w:proofErr w:type="spellStart"/>
+      <w:r>
+        <w:rPr>
+          <w:rStyle w:val="Extranjerismo"/>
+          <w:lang w:val="es-CO"/>
+        </w:rPr>
+        <w:t>KPIs</w:t>
+      </w:r>
+      <w:proofErr w:type="spellEnd"/>
+      <w:r>
+        <w:rPr>
+          <w:lang w:val="es-419" w:eastAsia="es-CO"/>
+        </w:rPr>
+        <w:t xml:space="preserve"> en tiempo real, facilitando la toma de decisiones.</w:t>
       </w:r>
     </w:p>
     <w:p>
@@ -6868,7 +7171,7 @@
       <w:pPr>
         <w:pStyle w:val="Ttulo2"/>
       </w:pPr>
-      <w:bookmarkStart w:id="13" w:name="_Toc215228108"/>
+      <w:bookmarkStart w:id="13" w:name="_Toc216427555"/>
       <w:r>
         <w:t>3.3 Periodicidad</w:t>
       </w:r>
@@ -6924,7 +7227,7 @@
       <w:pPr>
         <w:pStyle w:val="Ttulo2"/>
       </w:pPr>
-      <w:bookmarkStart w:id="14" w:name="_Toc215228109"/>
+      <w:bookmarkStart w:id="14" w:name="_Toc216427556"/>
       <w:r>
         <w:t>3.4 Formatos de evaluación</w:t>
       </w:r>
@@ -6999,7 +7302,8 @@
       <w:proofErr w:type="spellStart"/>
       <w:r>
         <w:rPr>
-          <w:lang w:eastAsia="es-CO"/>
+          <w:rStyle w:val="Extranjerismo"/>
+          <w:lang w:val="es-CO"/>
         </w:rPr>
         <w:t>KPIs</w:t>
       </w:r>
@@ -7082,8 +7386,17 @@
           <w:lang w:val="es-419" w:eastAsia="es-CO"/>
         </w:rPr>
         <w:lastRenderedPageBreak/>
-        <w:t>Ejemplo de matriz de cumplimiento de KPIs</w:t>
-      </w:r>
+        <w:t xml:space="preserve">Ejemplo de matriz de cumplimiento de </w:t>
+      </w:r>
+      <w:proofErr w:type="spellStart"/>
+      <w:r>
+        <w:rPr>
+          <w:rStyle w:val="Extranjerismo"/>
+          <w:lang w:val="es-CO"/>
+        </w:rPr>
+        <w:t>KPIs</w:t>
+      </w:r>
+      <w:proofErr w:type="spellEnd"/>
     </w:p>
     <w:tbl>
       <w:tblPr>
@@ -7094,11 +7407,11 @@
         <w:tblDescription w:val="En la tabla 4 se describe la matriz de cumplimiento de KPIs, Y se incluyen acciones de mercado con sus resultados esperados, el resultado obtenido, el porcentaje de desviación y observaciones frente a las acciones de mejora o de ajuste de dichas acciones."/>
       </w:tblPr>
       <w:tblGrid>
-        <w:gridCol w:w="2389"/>
-        <w:gridCol w:w="2099"/>
-        <w:gridCol w:w="2145"/>
-        <w:gridCol w:w="1617"/>
-        <w:gridCol w:w="1712"/>
+        <w:gridCol w:w="2300"/>
+        <w:gridCol w:w="2068"/>
+        <w:gridCol w:w="2049"/>
+        <w:gridCol w:w="1606"/>
+        <w:gridCol w:w="1939"/>
       </w:tblGrid>
       <w:tr>
         <w:trPr>
@@ -7111,7 +7424,7 @@
           </w:tcPr>
           <w:p>
             <w:pPr>
-              <w:ind w:firstLine="0"/>
+              <w:ind w:left="227" w:firstLine="0"/>
               <w:jc w:val="center"/>
               <w:rPr>
                 <w:szCs w:val="28"/>
@@ -7133,7 +7446,7 @@
           </w:tcPr>
           <w:p>
             <w:pPr>
-              <w:ind w:firstLine="0"/>
+              <w:ind w:left="227" w:firstLine="0"/>
               <w:jc w:val="center"/>
               <w:rPr>
                 <w:szCs w:val="28"/>
@@ -7155,7 +7468,7 @@
           </w:tcPr>
           <w:p>
             <w:pPr>
-              <w:ind w:firstLine="0"/>
+              <w:ind w:left="227" w:firstLine="0"/>
               <w:jc w:val="center"/>
               <w:rPr>
                 <w:szCs w:val="28"/>
@@ -7177,7 +7490,7 @@
           </w:tcPr>
           <w:p>
             <w:pPr>
-              <w:ind w:firstLine="0"/>
+              <w:ind w:left="227" w:firstLine="0"/>
               <w:jc w:val="center"/>
               <w:rPr>
                 <w:szCs w:val="28"/>
@@ -7198,7 +7511,7 @@
           </w:tcPr>
           <w:p>
             <w:pPr>
-              <w:ind w:firstLine="0"/>
+              <w:ind w:left="227" w:firstLine="0"/>
               <w:jc w:val="center"/>
               <w:rPr>
                 <w:szCs w:val="28"/>
@@ -7224,8 +7537,7 @@
           </w:tcPr>
           <w:p>
             <w:pPr>
-              <w:ind w:firstLine="0"/>
-              <w:jc w:val="center"/>
+              <w:ind w:left="227" w:firstLine="0"/>
               <w:rPr>
                 <w:b/>
                 <w:bCs/>
@@ -7250,8 +7562,7 @@
           </w:tcPr>
           <w:p>
             <w:pPr>
-              <w:ind w:firstLine="0"/>
-              <w:jc w:val="center"/>
+              <w:ind w:left="227" w:firstLine="0"/>
               <w:rPr>
                 <w:szCs w:val="28"/>
                 <w:lang w:val="es-419" w:eastAsia="es-CO"/>
@@ -7272,8 +7583,7 @@
           </w:tcPr>
           <w:p>
             <w:pPr>
-              <w:ind w:firstLine="0"/>
-              <w:jc w:val="center"/>
+              <w:ind w:left="227" w:firstLine="0"/>
               <w:rPr>
                 <w:szCs w:val="28"/>
                 <w:lang w:val="es-419" w:eastAsia="es-CO"/>
@@ -7294,8 +7604,7 @@
           </w:tcPr>
           <w:p>
             <w:pPr>
-              <w:ind w:firstLine="0"/>
-              <w:jc w:val="center"/>
+              <w:ind w:left="227" w:firstLine="0"/>
               <w:rPr>
                 <w:szCs w:val="28"/>
               </w:rPr>
@@ -7315,8 +7624,7 @@
           </w:tcPr>
           <w:p>
             <w:pPr>
-              <w:ind w:firstLine="0"/>
-              <w:jc w:val="center"/>
+              <w:ind w:left="227" w:firstLine="0"/>
               <w:rPr>
                 <w:szCs w:val="28"/>
               </w:rPr>
@@ -7338,8 +7646,7 @@
           </w:tcPr>
           <w:p>
             <w:pPr>
-              <w:ind w:firstLine="0"/>
-              <w:jc w:val="center"/>
+              <w:ind w:left="227" w:firstLine="0"/>
               <w:rPr>
                 <w:rStyle w:val="Extranjerismo"/>
                 <w:b/>
@@ -7363,8 +7670,7 @@
           </w:tcPr>
           <w:p>
             <w:pPr>
-              <w:ind w:firstLine="0"/>
-              <w:jc w:val="center"/>
+              <w:ind w:left="227" w:firstLine="0"/>
               <w:rPr>
                 <w:szCs w:val="28"/>
                 <w:lang w:val="es-419" w:eastAsia="es-CO"/>
@@ -7385,8 +7691,7 @@
           </w:tcPr>
           <w:p>
             <w:pPr>
-              <w:ind w:firstLine="0"/>
-              <w:jc w:val="center"/>
+              <w:ind w:left="227" w:firstLine="0"/>
               <w:rPr>
                 <w:szCs w:val="28"/>
                 <w:lang w:val="es-419" w:eastAsia="es-CO"/>
@@ -7407,8 +7712,7 @@
           </w:tcPr>
           <w:p>
             <w:pPr>
-              <w:ind w:firstLine="0"/>
-              <w:jc w:val="center"/>
+              <w:ind w:left="227" w:firstLine="0"/>
               <w:rPr>
                 <w:szCs w:val="28"/>
               </w:rPr>
@@ -7428,8 +7732,7 @@
           </w:tcPr>
           <w:p>
             <w:pPr>
-              <w:ind w:firstLine="0"/>
-              <w:jc w:val="center"/>
+              <w:ind w:left="227" w:firstLine="0"/>
               <w:rPr>
                 <w:szCs w:val="28"/>
               </w:rPr>
@@ -7454,8 +7757,7 @@
           </w:tcPr>
           <w:p>
             <w:pPr>
-              <w:ind w:firstLine="0"/>
-              <w:jc w:val="center"/>
+              <w:ind w:left="227" w:firstLine="0"/>
               <w:rPr>
                 <w:b/>
                 <w:bCs/>
@@ -7480,8 +7782,7 @@
           </w:tcPr>
           <w:p>
             <w:pPr>
-              <w:ind w:firstLine="0"/>
-              <w:jc w:val="center"/>
+              <w:ind w:left="227" w:firstLine="0"/>
               <w:rPr>
                 <w:szCs w:val="28"/>
                 <w:lang w:val="es-419" w:eastAsia="es-CO"/>
@@ -7502,8 +7803,7 @@
           </w:tcPr>
           <w:p>
             <w:pPr>
-              <w:ind w:firstLine="0"/>
-              <w:jc w:val="center"/>
+              <w:ind w:left="227" w:firstLine="0"/>
               <w:rPr>
                 <w:szCs w:val="28"/>
                 <w:lang w:val="es-419" w:eastAsia="es-CO"/>
@@ -7524,8 +7824,7 @@
           </w:tcPr>
           <w:p>
             <w:pPr>
-              <w:ind w:firstLine="0"/>
-              <w:jc w:val="center"/>
+              <w:ind w:left="227" w:firstLine="0"/>
               <w:rPr>
                 <w:szCs w:val="28"/>
               </w:rPr>
@@ -7545,8 +7844,7 @@
           </w:tcPr>
           <w:p>
             <w:pPr>
-              <w:ind w:firstLine="0"/>
-              <w:jc w:val="center"/>
+              <w:ind w:left="227" w:firstLine="0"/>
               <w:rPr>
                 <w:szCs w:val="28"/>
               </w:rPr>
@@ -7644,7 +7942,7 @@
       <w:pPr>
         <w:pStyle w:val="Ttulo1"/>
       </w:pPr>
-      <w:bookmarkStart w:id="15" w:name="_Toc215228110"/>
+      <w:bookmarkStart w:id="15" w:name="_Toc216427557"/>
       <w:r>
         <w:lastRenderedPageBreak/>
         <w:t>Interpretación de los resultados</w:t>
@@ -7668,6 +7966,32 @@
           <w:lang w:eastAsia="es-CO"/>
         </w:rPr>
         <w:t>.</w:t>
+      </w:r>
+    </w:p>
+    <w:p>
+      <w:pPr>
+        <w:pStyle w:val="Ttulo2"/>
+      </w:pPr>
+      <w:bookmarkStart w:id="16" w:name="_Toc216427558"/>
+      <w:r>
+        <w:t xml:space="preserve">4.1 Comparación </w:t>
+      </w:r>
+      <w:r>
+        <w:t>con las metas establecidas</w:t>
+      </w:r>
+      <w:bookmarkEnd w:id="16"/>
+    </w:p>
+    <w:p>
+      <w:pPr>
+        <w:rPr>
+          <w:lang w:val="es-419" w:eastAsia="es-CO"/>
+        </w:rPr>
+      </w:pPr>
+      <w:r>
+        <w:rPr>
+          <w:lang w:val="es-419" w:eastAsia="es-CO"/>
+        </w:rPr>
+        <w:t>La comparación entre los resultados obtenidos y las metas definidas permite evaluar el grado de cumplimiento de las acciones de mercadeo, este análisis debe considerar el contexto, la temporalidad y los indicadores seleccionados.</w:t>
       </w:r>
     </w:p>
     <w:p>
@@ -7705,11 +8029,11 @@
         <w:tblDescription w:val="La tabla 5 describe la comparación de resultados versus las metas propuestas en una acción de mercadeo, teniendo como base la meta esperada, comparada con el resultado obtenido, el porcentaje de cumplimiento y una interpretación de ese resultado."/>
       </w:tblPr>
       <w:tblGrid>
-        <w:gridCol w:w="2133"/>
-        <w:gridCol w:w="2165"/>
-        <w:gridCol w:w="2113"/>
-        <w:gridCol w:w="1865"/>
-        <w:gridCol w:w="1686"/>
+        <w:gridCol w:w="2057"/>
+        <w:gridCol w:w="2115"/>
+        <w:gridCol w:w="1990"/>
+        <w:gridCol w:w="1887"/>
+        <w:gridCol w:w="1913"/>
       </w:tblGrid>
       <w:tr>
         <w:trPr>
@@ -7722,7 +8046,7 @@
           </w:tcPr>
           <w:p>
             <w:pPr>
-              <w:ind w:firstLine="0"/>
+              <w:ind w:left="227" w:firstLine="0"/>
               <w:jc w:val="center"/>
               <w:rPr>
                 <w:szCs w:val="28"/>
@@ -7744,7 +8068,7 @@
           </w:tcPr>
           <w:p>
             <w:pPr>
-              <w:ind w:firstLine="0"/>
+              <w:ind w:left="227" w:firstLine="0"/>
               <w:jc w:val="center"/>
               <w:rPr>
                 <w:szCs w:val="28"/>
@@ -7766,7 +8090,7 @@
           </w:tcPr>
           <w:p>
             <w:pPr>
-              <w:ind w:firstLine="0"/>
+              <w:ind w:left="227" w:firstLine="0"/>
               <w:jc w:val="center"/>
               <w:rPr>
                 <w:szCs w:val="28"/>
@@ -7788,7 +8112,7 @@
           </w:tcPr>
           <w:p>
             <w:pPr>
-              <w:ind w:firstLine="0"/>
+              <w:ind w:left="227" w:firstLine="0"/>
               <w:jc w:val="center"/>
               <w:rPr>
                 <w:szCs w:val="28"/>
@@ -7809,7 +8133,7 @@
           </w:tcPr>
           <w:p>
             <w:pPr>
-              <w:ind w:firstLine="0"/>
+              <w:ind w:left="227" w:firstLine="0"/>
               <w:jc w:val="center"/>
               <w:rPr>
                 <w:szCs w:val="28"/>
@@ -7835,7 +8159,7 @@
           </w:tcPr>
           <w:p>
             <w:pPr>
-              <w:ind w:firstLine="0"/>
+              <w:ind w:left="227" w:firstLine="0"/>
               <w:rPr>
                 <w:b/>
                 <w:bCs/>
@@ -7858,7 +8182,7 @@
           </w:tcPr>
           <w:p>
             <w:pPr>
-              <w:ind w:firstLine="0"/>
+              <w:ind w:left="227" w:firstLine="0"/>
               <w:rPr>
                 <w:szCs w:val="28"/>
                 <w:lang w:val="es-419" w:eastAsia="es-CO"/>
@@ -7879,7 +8203,7 @@
           </w:tcPr>
           <w:p>
             <w:pPr>
-              <w:ind w:firstLine="0"/>
+              <w:ind w:left="227" w:firstLine="0"/>
               <w:rPr>
                 <w:szCs w:val="28"/>
                 <w:lang w:val="es-419" w:eastAsia="es-CO"/>
@@ -7900,7 +8224,7 @@
           </w:tcPr>
           <w:p>
             <w:pPr>
-              <w:ind w:firstLine="0"/>
+              <w:ind w:left="227" w:firstLine="0"/>
               <w:rPr>
                 <w:szCs w:val="28"/>
               </w:rPr>
@@ -7920,7 +8244,7 @@
           </w:tcPr>
           <w:p>
             <w:pPr>
-              <w:ind w:firstLine="0"/>
+              <w:ind w:left="227" w:firstLine="0"/>
               <w:rPr>
                 <w:szCs w:val="28"/>
               </w:rPr>
@@ -7942,7 +8266,7 @@
           </w:tcPr>
           <w:p>
             <w:pPr>
-              <w:ind w:firstLine="0"/>
+              <w:ind w:left="227" w:firstLine="0"/>
               <w:rPr>
                 <w:rStyle w:val="Extranjerismo"/>
               </w:rPr>
@@ -7962,7 +8286,7 @@
           </w:tcPr>
           <w:p>
             <w:pPr>
-              <w:ind w:firstLine="0"/>
+              <w:ind w:left="227" w:firstLine="0"/>
               <w:rPr>
                 <w:szCs w:val="28"/>
                 <w:lang w:val="es-419" w:eastAsia="es-CO"/>
@@ -7983,7 +8307,7 @@
           </w:tcPr>
           <w:p>
             <w:pPr>
-              <w:ind w:firstLine="0"/>
+              <w:ind w:left="227" w:firstLine="0"/>
               <w:rPr>
                 <w:szCs w:val="28"/>
                 <w:lang w:val="es-419" w:eastAsia="es-CO"/>
@@ -8004,7 +8328,7 @@
           </w:tcPr>
           <w:p>
             <w:pPr>
-              <w:ind w:firstLine="0"/>
+              <w:ind w:left="227" w:firstLine="0"/>
               <w:rPr>
                 <w:szCs w:val="28"/>
               </w:rPr>
@@ -8024,7 +8348,7 @@
           </w:tcPr>
           <w:p>
             <w:pPr>
-              <w:ind w:firstLine="0"/>
+              <w:ind w:left="227" w:firstLine="0"/>
               <w:rPr>
                 <w:szCs w:val="28"/>
               </w:rPr>
@@ -8049,7 +8373,7 @@
           </w:tcPr>
           <w:p>
             <w:pPr>
-              <w:ind w:firstLine="0"/>
+              <w:ind w:left="227" w:firstLine="0"/>
               <w:rPr>
                 <w:szCs w:val="28"/>
                 <w:lang w:val="es-419" w:eastAsia="es-CO"/>
@@ -8070,7 +8394,7 @@
           </w:tcPr>
           <w:p>
             <w:pPr>
-              <w:ind w:firstLine="0"/>
+              <w:ind w:left="227" w:firstLine="0"/>
               <w:rPr>
                 <w:szCs w:val="28"/>
                 <w:lang w:val="es-419" w:eastAsia="es-CO"/>
@@ -8091,7 +8415,7 @@
           </w:tcPr>
           <w:p>
             <w:pPr>
-              <w:ind w:firstLine="0"/>
+              <w:ind w:left="227" w:firstLine="0"/>
               <w:rPr>
                 <w:szCs w:val="28"/>
                 <w:lang w:val="es-419" w:eastAsia="es-CO"/>
@@ -8112,7 +8436,7 @@
           </w:tcPr>
           <w:p>
             <w:pPr>
-              <w:ind w:firstLine="0"/>
+              <w:ind w:left="227" w:firstLine="0"/>
               <w:rPr>
                 <w:szCs w:val="28"/>
               </w:rPr>
@@ -8132,7 +8456,7 @@
           </w:tcPr>
           <w:p>
             <w:pPr>
-              <w:ind w:firstLine="0"/>
+              <w:ind w:left="227" w:firstLine="0"/>
               <w:rPr>
                 <w:szCs w:val="28"/>
               </w:rPr>
@@ -8154,7 +8478,7 @@
           </w:tcPr>
           <w:p>
             <w:pPr>
-              <w:ind w:firstLine="0"/>
+              <w:ind w:left="227" w:firstLine="0"/>
               <w:rPr>
                 <w:szCs w:val="28"/>
                 <w:lang w:val="es-419" w:eastAsia="es-CO"/>
@@ -8164,6 +8488,7 @@
               <w:rPr>
                 <w:rStyle w:val="Extranjerismo"/>
               </w:rPr>
+              <w:lastRenderedPageBreak/>
               <w:t>Landing page</w:t>
             </w:r>
             <w:r>
@@ -8181,7 +8506,7 @@
           </w:tcPr>
           <w:p>
             <w:pPr>
-              <w:ind w:firstLine="0"/>
+              <w:ind w:left="227" w:firstLine="0"/>
               <w:rPr>
                 <w:szCs w:val="28"/>
                 <w:lang w:val="es-419" w:eastAsia="es-CO"/>
@@ -8202,7 +8527,7 @@
           </w:tcPr>
           <w:p>
             <w:pPr>
-              <w:ind w:firstLine="0"/>
+              <w:ind w:left="227" w:firstLine="0"/>
               <w:rPr>
                 <w:szCs w:val="28"/>
                 <w:lang w:val="es-419" w:eastAsia="es-CO"/>
@@ -8223,7 +8548,7 @@
           </w:tcPr>
           <w:p>
             <w:pPr>
-              <w:ind w:firstLine="0"/>
+              <w:ind w:left="227" w:firstLine="0"/>
               <w:rPr>
                 <w:szCs w:val="28"/>
               </w:rPr>
@@ -8243,7 +8568,7 @@
           </w:tcPr>
           <w:p>
             <w:pPr>
-              <w:ind w:firstLine="0"/>
+              <w:ind w:left="227" w:firstLine="0"/>
               <w:rPr>
                 <w:szCs w:val="28"/>
               </w:rPr>
@@ -8303,12 +8628,11 @@
       <w:pPr>
         <w:pStyle w:val="Ttulo2"/>
       </w:pPr>
-      <w:bookmarkStart w:id="16" w:name="_Toc215228111"/>
-      <w:r>
-        <w:lastRenderedPageBreak/>
+      <w:bookmarkStart w:id="17" w:name="_Toc216427559"/>
+      <w:r>
         <w:t>4.2 Desviaciones y logros</w:t>
       </w:r>
-      <w:bookmarkEnd w:id="16"/>
+      <w:bookmarkEnd w:id="17"/>
     </w:p>
     <w:p>
       <w:pPr>
@@ -8329,13 +8653,13 @@
           <w:lang w:eastAsia="es-CO"/>
         </w:rPr>
       </w:pPr>
-      <w:commentRangeStart w:id="17"/>
-      <w:commentRangeEnd w:id="17"/>
+      <w:commentRangeStart w:id="18"/>
+      <w:commentRangeEnd w:id="18"/>
       <w:r>
         <w:rPr>
           <w:lang w:eastAsia="es-CO"/>
         </w:rPr>
-        <w:commentReference w:id="17"/>
+        <w:commentReference w:id="18"/>
       </w:r>
       <w:r>
         <w:rPr>
@@ -8580,6 +8904,7 @@
               <w:rPr>
                 <w:szCs w:val="28"/>
               </w:rPr>
+              <w:lastRenderedPageBreak/>
               <w:t>120 % de cumplimiento.</w:t>
             </w:r>
           </w:p>
@@ -8789,7 +9114,6 @@
         <w:rPr>
           <w:lang w:eastAsia="es-CO"/>
         </w:rPr>
-        <w:lastRenderedPageBreak/>
         <w:t>Este</w:t>
       </w:r>
       <w:r>
@@ -8803,11 +9127,11 @@
       <w:pPr>
         <w:pStyle w:val="Ttulo2"/>
       </w:pPr>
-      <w:bookmarkStart w:id="18" w:name="_Toc215228112"/>
+      <w:bookmarkStart w:id="19" w:name="_Toc216427560"/>
       <w:r>
         <w:t>4.3 Técnicas de comunicación de hallazgos</w:t>
       </w:r>
-      <w:bookmarkEnd w:id="18"/>
+      <w:bookmarkEnd w:id="19"/>
     </w:p>
     <w:p>
       <w:pPr>
@@ -8849,6 +9173,7 @@
         </w:rPr>
       </w:pPr>
       <w:r>
+        <w:lastRenderedPageBreak/>
         <w:fldChar w:fldCharType="begin"/>
       </w:r>
       <w:r>
@@ -9046,7 +9371,6 @@
           <w:b/>
           <w:bCs/>
         </w:rPr>
-        <w:lastRenderedPageBreak/>
         <w:t>Semáforos de desempeño:</w:t>
       </w:r>
       <w:r>
@@ -9126,11 +9450,11 @@
         <w:tblDescription w:val="En la tabla 7 se ilustra ejemplos de inconsistencia y algunos sistemas de monitoreo indicando la inconsistencia con su correspondiente solución o ajuste."/>
       </w:tblPr>
       <w:tblGrid>
-        <w:gridCol w:w="2674"/>
-        <w:gridCol w:w="2331"/>
-        <w:gridCol w:w="1482"/>
-        <w:gridCol w:w="1490"/>
-        <w:gridCol w:w="1985"/>
+        <w:gridCol w:w="2625"/>
+        <w:gridCol w:w="2252"/>
+        <w:gridCol w:w="1494"/>
+        <w:gridCol w:w="1493"/>
+        <w:gridCol w:w="2098"/>
       </w:tblGrid>
       <w:tr>
         <w:trPr>
@@ -9144,7 +9468,7 @@
           </w:tcPr>
           <w:p>
             <w:pPr>
-              <w:ind w:left="142" w:right="-130" w:firstLine="0"/>
+              <w:ind w:left="227" w:right="-130" w:firstLine="0"/>
               <w:jc w:val="center"/>
               <w:rPr>
                 <w:szCs w:val="28"/>
@@ -9155,6 +9479,7 @@
               <w:rPr>
                 <w:szCs w:val="28"/>
               </w:rPr>
+              <w:lastRenderedPageBreak/>
               <w:t>KPI</w:t>
             </w:r>
           </w:p>
@@ -9166,7 +9491,7 @@
           </w:tcPr>
           <w:p>
             <w:pPr>
-              <w:ind w:left="114" w:firstLine="0"/>
+              <w:ind w:left="227" w:firstLine="0"/>
               <w:jc w:val="center"/>
               <w:rPr>
                 <w:szCs w:val="28"/>
@@ -9188,7 +9513,7 @@
           </w:tcPr>
           <w:p>
             <w:pPr>
-              <w:ind w:left="114" w:firstLine="0"/>
+              <w:ind w:left="227" w:firstLine="0"/>
               <w:jc w:val="center"/>
               <w:rPr>
                 <w:szCs w:val="28"/>
@@ -9209,7 +9534,7 @@
           </w:tcPr>
           <w:p>
             <w:pPr>
-              <w:ind w:left="114" w:firstLine="0"/>
+              <w:ind w:left="227" w:firstLine="0"/>
               <w:jc w:val="center"/>
               <w:rPr>
                 <w:szCs w:val="28"/>
@@ -9230,7 +9555,7 @@
           </w:tcPr>
           <w:p>
             <w:pPr>
-              <w:ind w:left="114" w:firstLine="0"/>
+              <w:ind w:left="227" w:firstLine="0"/>
               <w:jc w:val="center"/>
               <w:rPr>
                 <w:szCs w:val="28"/>
@@ -9255,7 +9580,7 @@
           </w:tcPr>
           <w:p>
             <w:pPr>
-              <w:ind w:firstLine="0"/>
+              <w:ind w:left="227" w:firstLine="0"/>
               <w:rPr>
                 <w:b/>
                 <w:bCs/>
@@ -9280,7 +9605,7 @@
           </w:tcPr>
           <w:p>
             <w:pPr>
-              <w:ind w:firstLine="0"/>
+              <w:ind w:left="227" w:firstLine="0"/>
               <w:rPr>
                 <w:szCs w:val="28"/>
                 <w:lang w:val="es-419" w:eastAsia="es-CO"/>
@@ -9301,7 +9626,7 @@
           </w:tcPr>
           <w:p>
             <w:pPr>
-              <w:ind w:firstLine="0"/>
+              <w:ind w:left="227" w:firstLine="0"/>
               <w:rPr>
                 <w:szCs w:val="28"/>
               </w:rPr>
@@ -9321,7 +9646,7 @@
           </w:tcPr>
           <w:p>
             <w:pPr>
-              <w:ind w:firstLine="0"/>
+              <w:ind w:left="227" w:firstLine="0"/>
               <w:rPr>
                 <w:rStyle w:val="Extranjerismo"/>
               </w:rPr>
@@ -9348,7 +9673,7 @@
           </w:tcPr>
           <w:p>
             <w:pPr>
-              <w:ind w:firstLine="0"/>
+              <w:ind w:left="227" w:firstLine="0"/>
               <w:rPr>
                 <w:rStyle w:val="Extranjerismo"/>
               </w:rPr>
@@ -9377,7 +9702,7 @@
           </w:tcPr>
           <w:p>
             <w:pPr>
-              <w:ind w:firstLine="0"/>
+              <w:ind w:left="227" w:firstLine="0"/>
               <w:rPr>
                 <w:b/>
                 <w:bCs/>
@@ -9402,7 +9727,7 @@
           </w:tcPr>
           <w:p>
             <w:pPr>
-              <w:ind w:firstLine="0"/>
+              <w:ind w:left="227" w:firstLine="0"/>
               <w:rPr>
                 <w:szCs w:val="28"/>
                 <w:lang w:val="es-419" w:eastAsia="es-CO"/>
@@ -9423,7 +9748,7 @@
           </w:tcPr>
           <w:p>
             <w:pPr>
-              <w:ind w:firstLine="0"/>
+              <w:ind w:left="227" w:firstLine="0"/>
               <w:rPr>
                 <w:szCs w:val="28"/>
               </w:rPr>
@@ -9443,7 +9768,7 @@
           </w:tcPr>
           <w:p>
             <w:pPr>
-              <w:ind w:firstLine="0"/>
+              <w:ind w:left="227" w:firstLine="0"/>
               <w:rPr>
                 <w:szCs w:val="28"/>
               </w:rPr>
@@ -9470,7 +9795,7 @@
           </w:tcPr>
           <w:p>
             <w:pPr>
-              <w:ind w:firstLine="0"/>
+              <w:ind w:left="227" w:firstLine="0"/>
               <w:rPr>
                 <w:szCs w:val="28"/>
               </w:rPr>
@@ -9494,7 +9819,7 @@
           </w:tcPr>
           <w:p>
             <w:pPr>
-              <w:ind w:firstLine="0"/>
+              <w:ind w:left="227" w:firstLine="0"/>
               <w:rPr>
                 <w:b/>
                 <w:bCs/>
@@ -9527,7 +9852,7 @@
           </w:tcPr>
           <w:p>
             <w:pPr>
-              <w:ind w:firstLine="0"/>
+              <w:ind w:left="227" w:firstLine="0"/>
               <w:rPr>
                 <w:szCs w:val="28"/>
                 <w:lang w:val="es-419" w:eastAsia="es-CO"/>
@@ -9548,7 +9873,7 @@
           </w:tcPr>
           <w:p>
             <w:pPr>
-              <w:ind w:firstLine="0"/>
+              <w:ind w:left="227" w:firstLine="0"/>
               <w:rPr>
                 <w:szCs w:val="28"/>
               </w:rPr>
@@ -9568,7 +9893,7 @@
           </w:tcPr>
           <w:p>
             <w:pPr>
-              <w:ind w:firstLine="0"/>
+              <w:ind w:left="227" w:firstLine="0"/>
               <w:rPr>
                 <w:szCs w:val="28"/>
               </w:rPr>
@@ -9595,7 +9920,7 @@
           </w:tcPr>
           <w:p>
             <w:pPr>
-              <w:ind w:firstLine="0"/>
+              <w:ind w:left="227" w:firstLine="0"/>
               <w:rPr>
                 <w:szCs w:val="28"/>
               </w:rPr>
@@ -9646,15 +9971,15 @@
           <w:lang w:eastAsia="es-CO"/>
         </w:rPr>
       </w:pPr>
-      <w:commentRangeStart w:id="19"/>
-      <w:commentRangeEnd w:id="19"/>
+      <w:commentRangeStart w:id="20"/>
+      <w:commentRangeEnd w:id="20"/>
       <w:r>
         <w:rPr>
           <w:b/>
           <w:bCs/>
           <w:lang w:eastAsia="es-CO"/>
         </w:rPr>
-        <w:commentReference w:id="19"/>
+        <w:commentReference w:id="20"/>
       </w:r>
       <w:r>
         <w:rPr>
@@ -9703,12 +10028,12 @@
       <w:pPr>
         <w:pStyle w:val="Ttulo1"/>
       </w:pPr>
-      <w:bookmarkStart w:id="20" w:name="_Toc215228113"/>
+      <w:bookmarkStart w:id="21" w:name="_Toc216427561"/>
       <w:r>
         <w:lastRenderedPageBreak/>
         <w:t>Acciones de mejora</w:t>
       </w:r>
-      <w:bookmarkEnd w:id="20"/>
+      <w:bookmarkEnd w:id="21"/>
     </w:p>
     <w:p>
       <w:pPr>
@@ -9740,11 +10065,11 @@
       <w:pPr>
         <w:pStyle w:val="Ttulo2"/>
       </w:pPr>
-      <w:bookmarkStart w:id="21" w:name="_Toc215228114"/>
+      <w:bookmarkStart w:id="22" w:name="_Toc216427562"/>
       <w:r>
         <w:t>5.1 Diagnóstico</w:t>
       </w:r>
-      <w:bookmarkEnd w:id="21"/>
+      <w:bookmarkEnd w:id="22"/>
     </w:p>
     <w:p>
       <w:pPr>
@@ -9926,7 +10251,8 @@
           </w:tcPr>
           <w:p>
             <w:pPr>
-              <w:ind w:firstLine="0"/>
+              <w:ind w:left="227" w:firstLine="0"/>
+              <w:jc w:val="center"/>
               <w:rPr>
                 <w:szCs w:val="28"/>
                 <w:lang w:val="es-419" w:eastAsia="es-CO"/>
@@ -9947,7 +10273,8 @@
           </w:tcPr>
           <w:p>
             <w:pPr>
-              <w:ind w:firstLine="0"/>
+              <w:ind w:left="227" w:firstLine="0"/>
+              <w:jc w:val="center"/>
               <w:rPr>
                 <w:szCs w:val="28"/>
                 <w:lang w:val="es-419" w:eastAsia="es-CO"/>
@@ -9968,7 +10295,8 @@
           </w:tcPr>
           <w:p>
             <w:pPr>
-              <w:ind w:firstLine="0"/>
+              <w:ind w:left="227" w:firstLine="0"/>
+              <w:jc w:val="center"/>
               <w:rPr>
                 <w:szCs w:val="28"/>
                 <w:lang w:val="es-419" w:eastAsia="es-CO"/>
@@ -9989,7 +10317,8 @@
           </w:tcPr>
           <w:p>
             <w:pPr>
-              <w:ind w:firstLine="0"/>
+              <w:ind w:left="227" w:firstLine="0"/>
+              <w:jc w:val="center"/>
               <w:rPr>
                 <w:szCs w:val="28"/>
                 <w:lang w:val="es-419" w:eastAsia="es-CO"/>
@@ -10010,7 +10339,8 @@
           </w:tcPr>
           <w:p>
             <w:pPr>
-              <w:ind w:firstLine="0"/>
+              <w:ind w:left="227" w:firstLine="0"/>
+              <w:jc w:val="center"/>
               <w:rPr>
                 <w:szCs w:val="28"/>
                 <w:lang w:val="es-419" w:eastAsia="es-CO"/>
@@ -10035,7 +10365,7 @@
           </w:tcPr>
           <w:p>
             <w:pPr>
-              <w:ind w:firstLine="0"/>
+              <w:ind w:left="227" w:firstLine="0"/>
               <w:rPr>
                 <w:b/>
                 <w:bCs/>
@@ -10059,7 +10389,7 @@
           </w:tcPr>
           <w:p>
             <w:pPr>
-              <w:ind w:firstLine="0"/>
+              <w:ind w:left="227" w:firstLine="0"/>
               <w:rPr>
                 <w:szCs w:val="28"/>
                 <w:lang w:val="es-419" w:eastAsia="es-CO"/>
@@ -10079,7 +10409,7 @@
           </w:tcPr>
           <w:p>
             <w:pPr>
-              <w:ind w:firstLine="0"/>
+              <w:ind w:left="227" w:firstLine="0"/>
               <w:rPr>
                 <w:szCs w:val="28"/>
                 <w:lang w:val="es-419" w:eastAsia="es-CO"/>
@@ -10099,7 +10429,7 @@
           </w:tcPr>
           <w:p>
             <w:pPr>
-              <w:ind w:firstLine="0"/>
+              <w:ind w:left="227" w:firstLine="0"/>
               <w:rPr>
                 <w:szCs w:val="28"/>
                 <w:lang w:val="es-419" w:eastAsia="es-CO"/>
@@ -10126,7 +10456,7 @@
           </w:tcPr>
           <w:p>
             <w:pPr>
-              <w:ind w:firstLine="0"/>
+              <w:ind w:left="227" w:firstLine="0"/>
               <w:rPr>
                 <w:szCs w:val="28"/>
                 <w:lang w:val="es-419" w:eastAsia="es-CO"/>
@@ -10148,7 +10478,7 @@
           </w:tcPr>
           <w:p>
             <w:pPr>
-              <w:ind w:firstLine="0"/>
+              <w:ind w:left="227" w:firstLine="0"/>
               <w:rPr>
                 <w:rStyle w:val="Extranjerismo"/>
                 <w:b/>
@@ -10171,7 +10501,7 @@
           </w:tcPr>
           <w:p>
             <w:pPr>
-              <w:ind w:firstLine="0"/>
+              <w:ind w:left="227" w:firstLine="0"/>
               <w:rPr>
                 <w:szCs w:val="28"/>
                 <w:lang w:val="es-419" w:eastAsia="es-CO"/>
@@ -10191,7 +10521,7 @@
           </w:tcPr>
           <w:p>
             <w:pPr>
-              <w:ind w:firstLine="0"/>
+              <w:ind w:left="227" w:firstLine="0"/>
               <w:rPr>
                 <w:szCs w:val="28"/>
                 <w:lang w:val="es-419" w:eastAsia="es-CO"/>
@@ -10211,7 +10541,7 @@
           </w:tcPr>
           <w:p>
             <w:pPr>
-              <w:ind w:firstLine="0"/>
+              <w:ind w:left="227" w:firstLine="0"/>
               <w:rPr>
                 <w:szCs w:val="28"/>
                 <w:lang w:val="es-419" w:eastAsia="es-CO"/>
@@ -10232,7 +10562,7 @@
           </w:tcPr>
           <w:p>
             <w:pPr>
-              <w:ind w:firstLine="0"/>
+              <w:ind w:left="227" w:firstLine="0"/>
               <w:rPr>
                 <w:szCs w:val="28"/>
                 <w:lang w:val="es-419" w:eastAsia="es-CO"/>
@@ -10257,7 +10587,7 @@
           </w:tcPr>
           <w:p>
             <w:pPr>
-              <w:ind w:firstLine="0"/>
+              <w:ind w:left="227" w:firstLine="0"/>
               <w:rPr>
                 <w:b/>
                 <w:bCs/>
@@ -10281,7 +10611,7 @@
           </w:tcPr>
           <w:p>
             <w:pPr>
-              <w:ind w:firstLine="0"/>
+              <w:ind w:left="227" w:firstLine="0"/>
               <w:rPr>
                 <w:szCs w:val="28"/>
                 <w:lang w:val="es-419" w:eastAsia="es-CO"/>
@@ -10301,7 +10631,7 @@
           </w:tcPr>
           <w:p>
             <w:pPr>
-              <w:ind w:firstLine="0"/>
+              <w:ind w:left="227" w:firstLine="0"/>
               <w:rPr>
                 <w:szCs w:val="28"/>
                 <w:lang w:val="es-419" w:eastAsia="es-CO"/>
@@ -10321,7 +10651,7 @@
           </w:tcPr>
           <w:p>
             <w:pPr>
-              <w:ind w:firstLine="0"/>
+              <w:ind w:left="227" w:firstLine="0"/>
               <w:rPr>
                 <w:szCs w:val="28"/>
                 <w:lang w:val="es-419" w:eastAsia="es-CO"/>
@@ -10342,7 +10672,7 @@
           </w:tcPr>
           <w:p>
             <w:pPr>
-              <w:ind w:firstLine="0"/>
+              <w:ind w:left="227" w:firstLine="0"/>
               <w:rPr>
                 <w:szCs w:val="28"/>
                 <w:lang w:val="es-419" w:eastAsia="es-CO"/>
@@ -10403,11 +10733,11 @@
       <w:pPr>
         <w:pStyle w:val="Ttulo2"/>
       </w:pPr>
-      <w:bookmarkStart w:id="22" w:name="_Toc215228115"/>
+      <w:bookmarkStart w:id="23" w:name="_Toc216427563"/>
       <w:r>
         <w:t>5.2 Formulación de acciones</w:t>
       </w:r>
-      <w:bookmarkEnd w:id="22"/>
+      <w:bookmarkEnd w:id="23"/>
     </w:p>
     <w:p>
       <w:pPr>
@@ -10582,7 +10912,7 @@
           </w:tcPr>
           <w:p>
             <w:pPr>
-              <w:ind w:firstLine="0"/>
+              <w:ind w:left="227" w:firstLine="0"/>
               <w:jc w:val="center"/>
               <w:rPr>
                 <w:szCs w:val="28"/>
@@ -10604,7 +10934,7 @@
           </w:tcPr>
           <w:p>
             <w:pPr>
-              <w:ind w:firstLine="0"/>
+              <w:ind w:left="227" w:firstLine="0"/>
               <w:jc w:val="center"/>
               <w:rPr>
                 <w:szCs w:val="28"/>
@@ -10626,7 +10956,7 @@
           </w:tcPr>
           <w:p>
             <w:pPr>
-              <w:ind w:firstLine="0"/>
+              <w:ind w:left="227" w:firstLine="0"/>
               <w:jc w:val="center"/>
               <w:rPr>
                 <w:szCs w:val="28"/>
@@ -10648,7 +10978,7 @@
           </w:tcPr>
           <w:p>
             <w:pPr>
-              <w:ind w:firstLine="0"/>
+              <w:ind w:left="227" w:firstLine="0"/>
               <w:jc w:val="center"/>
               <w:rPr>
                 <w:szCs w:val="28"/>
@@ -10670,7 +11000,7 @@
           </w:tcPr>
           <w:p>
             <w:pPr>
-              <w:ind w:firstLine="0"/>
+              <w:ind w:left="227" w:firstLine="0"/>
               <w:jc w:val="center"/>
               <w:rPr>
                 <w:szCs w:val="28"/>
@@ -10697,7 +11027,7 @@
           </w:tcPr>
           <w:p>
             <w:pPr>
-              <w:ind w:firstLine="0"/>
+              <w:ind w:left="227" w:firstLine="0"/>
               <w:rPr>
                 <w:b/>
                 <w:bCs/>
@@ -10722,7 +11052,7 @@
           </w:tcPr>
           <w:p>
             <w:pPr>
-              <w:ind w:firstLine="0"/>
+              <w:ind w:left="227" w:firstLine="0"/>
               <w:rPr>
                 <w:szCs w:val="28"/>
                 <w:lang w:val="es-419" w:eastAsia="es-CO"/>
@@ -10743,7 +11073,7 @@
           </w:tcPr>
           <w:p>
             <w:pPr>
-              <w:ind w:firstLine="0"/>
+              <w:ind w:left="227" w:firstLine="0"/>
               <w:rPr>
                 <w:szCs w:val="28"/>
                 <w:lang w:val="es-419" w:eastAsia="es-CO"/>
@@ -10764,7 +11094,7 @@
           </w:tcPr>
           <w:p>
             <w:pPr>
-              <w:ind w:firstLine="0"/>
+              <w:ind w:left="227" w:firstLine="0"/>
               <w:rPr>
                 <w:szCs w:val="28"/>
                 <w:lang w:val="es-419" w:eastAsia="es-CO"/>
@@ -10785,7 +11115,7 @@
           </w:tcPr>
           <w:p>
             <w:pPr>
-              <w:ind w:firstLine="0"/>
+              <w:ind w:left="227" w:firstLine="0"/>
               <w:rPr>
                 <w:szCs w:val="28"/>
                 <w:lang w:val="es-419" w:eastAsia="es-CO"/>
@@ -10808,7 +11138,7 @@
           </w:tcPr>
           <w:p>
             <w:pPr>
-              <w:ind w:firstLine="0"/>
+              <w:ind w:left="227" w:firstLine="0"/>
               <w:rPr>
                 <w:b/>
                 <w:bCs/>
@@ -10833,7 +11163,7 @@
           </w:tcPr>
           <w:p>
             <w:pPr>
-              <w:ind w:firstLine="0"/>
+              <w:ind w:left="227" w:firstLine="0"/>
               <w:rPr>
                 <w:szCs w:val="28"/>
                 <w:lang w:val="es-419" w:eastAsia="es-CO"/>
@@ -10854,7 +11184,7 @@
           </w:tcPr>
           <w:p>
             <w:pPr>
-              <w:ind w:firstLine="0"/>
+              <w:ind w:left="227" w:firstLine="0"/>
               <w:rPr>
                 <w:szCs w:val="28"/>
                 <w:lang w:val="es-419" w:eastAsia="es-CO"/>
@@ -10875,7 +11205,7 @@
           </w:tcPr>
           <w:p>
             <w:pPr>
-              <w:ind w:firstLine="0"/>
+              <w:ind w:left="227" w:firstLine="0"/>
               <w:rPr>
                 <w:szCs w:val="28"/>
                 <w:lang w:val="es-419" w:eastAsia="es-CO"/>
@@ -10896,7 +11226,7 @@
           </w:tcPr>
           <w:p>
             <w:pPr>
-              <w:ind w:firstLine="0"/>
+              <w:ind w:left="227" w:firstLine="0"/>
               <w:rPr>
                 <w:szCs w:val="28"/>
                 <w:lang w:val="es-419" w:eastAsia="es-CO"/>
@@ -10922,7 +11252,7 @@
           </w:tcPr>
           <w:p>
             <w:pPr>
-              <w:ind w:firstLine="0"/>
+              <w:ind w:left="227" w:firstLine="0"/>
               <w:rPr>
                 <w:b/>
                 <w:bCs/>
@@ -10962,7 +11292,7 @@
           </w:tcPr>
           <w:p>
             <w:pPr>
-              <w:ind w:firstLine="0"/>
+              <w:ind w:left="227" w:firstLine="0"/>
               <w:rPr>
                 <w:szCs w:val="28"/>
                 <w:lang w:val="es-419" w:eastAsia="es-CO"/>
@@ -11007,7 +11337,7 @@
           </w:tcPr>
           <w:p>
             <w:pPr>
-              <w:ind w:firstLine="0"/>
+              <w:ind w:left="227" w:firstLine="0"/>
               <w:rPr>
                 <w:szCs w:val="28"/>
                 <w:lang w:val="es-419" w:eastAsia="es-CO"/>
@@ -11028,7 +11358,7 @@
           </w:tcPr>
           <w:p>
             <w:pPr>
-              <w:ind w:firstLine="0"/>
+              <w:ind w:left="227" w:firstLine="0"/>
               <w:rPr>
                 <w:szCs w:val="28"/>
                 <w:lang w:val="es-419" w:eastAsia="es-CO"/>
@@ -11049,7 +11379,7 @@
           </w:tcPr>
           <w:p>
             <w:pPr>
-              <w:ind w:firstLine="0"/>
+              <w:ind w:left="227" w:firstLine="0"/>
               <w:rPr>
                 <w:szCs w:val="28"/>
                 <w:lang w:val="es-419" w:eastAsia="es-CO"/>
@@ -11110,11 +11440,11 @@
       <w:pPr>
         <w:pStyle w:val="Ttulo2"/>
       </w:pPr>
-      <w:bookmarkStart w:id="23" w:name="_Toc215228116"/>
+      <w:bookmarkStart w:id="24" w:name="_Toc216427564"/>
       <w:r>
         <w:t>5.3 Justificación técnica</w:t>
       </w:r>
-      <w:bookmarkEnd w:id="23"/>
+      <w:bookmarkEnd w:id="24"/>
     </w:p>
     <w:p>
       <w:pPr>
@@ -11144,6 +11474,7 @@
         <w:rPr>
           <w:lang w:val="es-419" w:eastAsia="es-CO"/>
         </w:rPr>
+        <w:lastRenderedPageBreak/>
         <w:t>Por qué es necesaria.</w:t>
       </w:r>
     </w:p>
@@ -11180,7 +11511,6 @@
         <w:rPr>
           <w:lang w:val="es-419" w:eastAsia="es-CO"/>
         </w:rPr>
-        <w:lastRenderedPageBreak/>
         <w:t>Qué impacto se espera.</w:t>
       </w:r>
     </w:p>
@@ -11290,7 +11620,8 @@
           </w:tcPr>
           <w:p>
             <w:pPr>
-              <w:ind w:firstLine="0"/>
+              <w:spacing w:line="240" w:lineRule="auto"/>
+              <w:ind w:left="227" w:firstLine="0"/>
               <w:jc w:val="center"/>
               <w:rPr>
                 <w:szCs w:val="28"/>
@@ -11312,7 +11643,8 @@
           </w:tcPr>
           <w:p>
             <w:pPr>
-              <w:ind w:firstLine="0"/>
+              <w:spacing w:line="240" w:lineRule="auto"/>
+              <w:ind w:left="227" w:firstLine="0"/>
               <w:jc w:val="center"/>
               <w:rPr>
                 <w:szCs w:val="28"/>
@@ -11334,7 +11666,8 @@
           </w:tcPr>
           <w:p>
             <w:pPr>
-              <w:ind w:firstLine="0"/>
+              <w:spacing w:line="240" w:lineRule="auto"/>
+              <w:ind w:left="227" w:firstLine="0"/>
               <w:jc w:val="center"/>
               <w:rPr>
                 <w:szCs w:val="28"/>
@@ -11356,7 +11689,8 @@
           </w:tcPr>
           <w:p>
             <w:pPr>
-              <w:ind w:firstLine="0"/>
+              <w:spacing w:line="240" w:lineRule="auto"/>
+              <w:ind w:left="227" w:firstLine="0"/>
               <w:jc w:val="center"/>
               <w:rPr>
                 <w:szCs w:val="28"/>
@@ -11383,8 +11717,8 @@
           </w:tcPr>
           <w:p>
             <w:pPr>
-              <w:spacing w:line="276" w:lineRule="auto"/>
-              <w:ind w:firstLine="0"/>
+              <w:spacing w:line="240" w:lineRule="auto"/>
+              <w:ind w:left="227" w:firstLine="0"/>
               <w:rPr>
                 <w:b/>
                 <w:bCs/>
@@ -11402,7 +11736,8 @@
           </w:p>
           <w:p>
             <w:pPr>
-              <w:spacing w:line="276" w:lineRule="auto"/>
+              <w:spacing w:line="240" w:lineRule="auto"/>
+              <w:ind w:left="227"/>
               <w:rPr>
                 <w:b/>
                 <w:bCs/>
@@ -11412,7 +11747,8 @@
           </w:p>
           <w:p>
             <w:pPr>
-              <w:ind w:firstLine="0"/>
+              <w:spacing w:line="240" w:lineRule="auto"/>
+              <w:ind w:left="227" w:firstLine="0"/>
               <w:rPr>
                 <w:b/>
                 <w:bCs/>
@@ -11429,7 +11765,8 @@
           </w:tcPr>
           <w:p>
             <w:pPr>
-              <w:ind w:firstLine="0"/>
+              <w:spacing w:line="240" w:lineRule="auto"/>
+              <w:ind w:left="227" w:firstLine="0"/>
               <w:rPr>
                 <w:szCs w:val="28"/>
                 <w:lang w:val="es-419" w:eastAsia="es-CO"/>
@@ -11450,7 +11787,8 @@
           </w:tcPr>
           <w:p>
             <w:pPr>
-              <w:ind w:firstLine="0"/>
+              <w:spacing w:line="240" w:lineRule="auto"/>
+              <w:ind w:left="227" w:firstLine="0"/>
               <w:rPr>
                 <w:szCs w:val="28"/>
                 <w:lang w:val="es-419" w:eastAsia="es-CO"/>
@@ -11485,7 +11823,8 @@
           </w:tcPr>
           <w:p>
             <w:pPr>
-              <w:ind w:firstLine="0"/>
+              <w:spacing w:line="240" w:lineRule="auto"/>
+              <w:ind w:left="227" w:firstLine="0"/>
               <w:rPr>
                 <w:szCs w:val="28"/>
                 <w:lang w:val="es-419" w:eastAsia="es-CO"/>
@@ -11508,8 +11847,8 @@
           </w:tcPr>
           <w:p>
             <w:pPr>
-              <w:spacing w:line="276" w:lineRule="auto"/>
-              <w:ind w:firstLine="0"/>
+              <w:spacing w:line="240" w:lineRule="auto"/>
+              <w:ind w:left="227" w:firstLine="0"/>
               <w:rPr>
                 <w:b/>
                 <w:bCs/>
@@ -11527,7 +11866,8 @@
           </w:p>
           <w:p>
             <w:pPr>
-              <w:ind w:firstLine="0"/>
+              <w:spacing w:line="240" w:lineRule="auto"/>
+              <w:ind w:left="227" w:firstLine="0"/>
               <w:rPr>
                 <w:b/>
                 <w:bCs/>
@@ -11544,7 +11884,8 @@
           </w:tcPr>
           <w:p>
             <w:pPr>
-              <w:ind w:firstLine="0"/>
+              <w:spacing w:line="240" w:lineRule="auto"/>
+              <w:ind w:left="227" w:firstLine="0"/>
               <w:rPr>
                 <w:szCs w:val="28"/>
                 <w:lang w:val="es-419" w:eastAsia="es-CO"/>
@@ -11565,7 +11906,8 @@
           </w:tcPr>
           <w:p>
             <w:pPr>
-              <w:ind w:firstLine="0"/>
+              <w:spacing w:line="240" w:lineRule="auto"/>
+              <w:ind w:left="227" w:firstLine="0"/>
               <w:rPr>
                 <w:szCs w:val="28"/>
                 <w:lang w:val="es-419" w:eastAsia="es-CO"/>
@@ -11586,7 +11928,8 @@
           </w:tcPr>
           <w:p>
             <w:pPr>
-              <w:ind w:firstLine="0"/>
+              <w:spacing w:line="240" w:lineRule="auto"/>
+              <w:ind w:left="227" w:firstLine="0"/>
               <w:rPr>
                 <w:szCs w:val="28"/>
                 <w:lang w:val="es-419" w:eastAsia="es-CO"/>
@@ -11612,8 +11955,8 @@
           </w:tcPr>
           <w:p>
             <w:pPr>
-              <w:spacing w:line="276" w:lineRule="auto"/>
-              <w:ind w:firstLine="0"/>
+              <w:spacing w:line="240" w:lineRule="auto"/>
+              <w:ind w:left="227" w:firstLine="0"/>
               <w:rPr>
                 <w:b/>
                 <w:bCs/>
@@ -11651,7 +11994,8 @@
           </w:p>
           <w:p>
             <w:pPr>
-              <w:ind w:firstLine="0"/>
+              <w:spacing w:line="240" w:lineRule="auto"/>
+              <w:ind w:left="227" w:firstLine="0"/>
               <w:rPr>
                 <w:b/>
                 <w:bCs/>
@@ -11668,7 +12012,8 @@
           </w:tcPr>
           <w:p>
             <w:pPr>
-              <w:ind w:firstLine="0"/>
+              <w:spacing w:line="240" w:lineRule="auto"/>
+              <w:ind w:left="227" w:firstLine="0"/>
               <w:rPr>
                 <w:szCs w:val="28"/>
                 <w:lang w:val="es-419" w:eastAsia="es-CO"/>
@@ -11689,7 +12034,8 @@
           </w:tcPr>
           <w:p>
             <w:pPr>
-              <w:ind w:firstLine="0"/>
+              <w:spacing w:line="240" w:lineRule="auto"/>
+              <w:ind w:left="227" w:firstLine="0"/>
               <w:rPr>
                 <w:szCs w:val="28"/>
                 <w:lang w:val="es-419" w:eastAsia="es-CO"/>
@@ -11710,7 +12056,8 @@
           </w:tcPr>
           <w:p>
             <w:pPr>
-              <w:ind w:firstLine="0"/>
+              <w:spacing w:line="240" w:lineRule="auto"/>
+              <w:ind w:left="227" w:firstLine="0"/>
               <w:rPr>
                 <w:szCs w:val="28"/>
                 <w:lang w:val="es-419" w:eastAsia="es-CO"/>
@@ -11780,7 +12127,6 @@
         <w:rPr>
           <w:lang w:val="es-419" w:eastAsia="es-CO"/>
         </w:rPr>
-        <w:lastRenderedPageBreak/>
         <w:t>La justificación técnica fortalece la credibilidad y viabilidad de cada propuesta.</w:t>
       </w:r>
     </w:p>
@@ -11798,6 +12144,7 @@
           <w:bCs/>
           <w:lang w:val="es-419" w:eastAsia="es-CO"/>
         </w:rPr>
+        <w:lastRenderedPageBreak/>
         <w:t>Cita de reflexión</w:t>
       </w:r>
     </w:p>
@@ -11843,12 +12190,38 @@
       <w:pPr>
         <w:pStyle w:val="Ttulo1"/>
       </w:pPr>
-      <w:bookmarkStart w:id="24" w:name="_Toc215228117"/>
+      <w:bookmarkStart w:id="25" w:name="_Toc216427565"/>
       <w:r>
         <w:lastRenderedPageBreak/>
+        <w:t>Viabilidad y pertinencia</w:t>
+      </w:r>
+      <w:bookmarkEnd w:id="25"/>
+    </w:p>
+    <w:p>
+      <w:pPr>
+        <w:rPr>
+          <w:lang w:val="es-419" w:eastAsia="es-CO"/>
+        </w:rPr>
+      </w:pPr>
+      <w:r>
+        <w:rPr>
+          <w:lang w:val="es-419" w:eastAsia="es-CO"/>
+        </w:rPr>
+        <w:t>Toda acción de mejora debe ser no solo deseable, sino también viable y pertinente, esto implica analizar si existen los recursos necesarios, prever los resultados que se pueden alcanzar y validar las propuestas con quienes las ejecutarán. Según Mintzberg (2015), “una estrategia efectiva no es solo brillante en el papel, sino posible en la práctica y legítima ante quienes la hacen realidad”.</w:t>
+      </w:r>
+    </w:p>
+    <w:p>
+      <w:pPr>
+        <w:pStyle w:val="Ttulo2"/>
+      </w:pPr>
+      <w:bookmarkStart w:id="26" w:name="_Toc216427566"/>
+      <w:r>
+        <w:t xml:space="preserve">6.1 </w:t>
+      </w:r>
+      <w:r>
         <w:t>Análisis de recursos disponibles</w:t>
       </w:r>
-      <w:bookmarkEnd w:id="24"/>
+      <w:bookmarkEnd w:id="26"/>
     </w:p>
     <w:p>
       <w:pPr>
@@ -12021,7 +12394,7 @@
           </w:tcPr>
           <w:p>
             <w:pPr>
-              <w:ind w:firstLine="0"/>
+              <w:ind w:left="227" w:firstLine="0"/>
               <w:jc w:val="center"/>
               <w:rPr>
                 <w:szCs w:val="28"/>
@@ -12043,7 +12416,7 @@
           </w:tcPr>
           <w:p>
             <w:pPr>
-              <w:ind w:firstLine="0"/>
+              <w:ind w:left="227" w:firstLine="0"/>
               <w:jc w:val="center"/>
               <w:rPr>
                 <w:szCs w:val="28"/>
@@ -12065,7 +12438,7 @@
           </w:tcPr>
           <w:p>
             <w:pPr>
-              <w:ind w:firstLine="0"/>
+              <w:ind w:left="227" w:firstLine="0"/>
               <w:jc w:val="center"/>
               <w:rPr>
                 <w:szCs w:val="28"/>
@@ -12087,7 +12460,7 @@
           </w:tcPr>
           <w:p>
             <w:pPr>
-              <w:ind w:firstLine="0"/>
+              <w:ind w:left="227" w:firstLine="0"/>
               <w:jc w:val="center"/>
               <w:rPr>
                 <w:szCs w:val="28"/>
@@ -12109,7 +12482,7 @@
           </w:tcPr>
           <w:p>
             <w:pPr>
-              <w:ind w:firstLine="0"/>
+              <w:ind w:left="227" w:firstLine="0"/>
               <w:jc w:val="center"/>
               <w:rPr>
                 <w:szCs w:val="28"/>
@@ -12135,7 +12508,7 @@
           </w:tcPr>
           <w:p>
             <w:pPr>
-              <w:ind w:firstLine="0"/>
+              <w:ind w:left="227" w:firstLine="0"/>
               <w:rPr>
                 <w:szCs w:val="28"/>
                 <w:lang w:val="es-419" w:eastAsia="es-CO"/>
@@ -12170,7 +12543,7 @@
           </w:tcPr>
           <w:p>
             <w:pPr>
-              <w:ind w:firstLine="0"/>
+              <w:ind w:left="227" w:firstLine="0"/>
               <w:rPr>
                 <w:szCs w:val="28"/>
                 <w:lang w:val="es-419" w:eastAsia="es-CO"/>
@@ -12191,7 +12564,7 @@
           </w:tcPr>
           <w:p>
             <w:pPr>
-              <w:ind w:firstLine="0"/>
+              <w:ind w:left="227" w:firstLine="0"/>
               <w:rPr>
                 <w:szCs w:val="28"/>
                 <w:lang w:val="es-419" w:eastAsia="es-CO"/>
@@ -12212,7 +12585,7 @@
           </w:tcPr>
           <w:p>
             <w:pPr>
-              <w:ind w:firstLine="0"/>
+              <w:ind w:left="227" w:firstLine="0"/>
               <w:rPr>
                 <w:szCs w:val="28"/>
                 <w:lang w:val="es-419" w:eastAsia="es-CO"/>
@@ -12245,7 +12618,7 @@
           </w:tcPr>
           <w:p>
             <w:pPr>
-              <w:ind w:firstLine="0"/>
+              <w:ind w:left="227" w:firstLine="0"/>
               <w:rPr>
                 <w:szCs w:val="28"/>
                 <w:lang w:val="es-419" w:eastAsia="es-CO"/>
@@ -12267,7 +12640,7 @@
           </w:tcPr>
           <w:p>
             <w:pPr>
-              <w:ind w:firstLine="0"/>
+              <w:ind w:left="227" w:firstLine="0"/>
               <w:rPr>
                 <w:szCs w:val="28"/>
                 <w:lang w:val="es-419" w:eastAsia="es-CO"/>
@@ -12288,7 +12661,7 @@
           </w:tcPr>
           <w:p>
             <w:pPr>
-              <w:ind w:firstLine="0"/>
+              <w:ind w:left="227" w:firstLine="0"/>
               <w:rPr>
                 <w:szCs w:val="28"/>
                 <w:lang w:val="es-419" w:eastAsia="es-CO"/>
@@ -12309,7 +12682,7 @@
           </w:tcPr>
           <w:p>
             <w:pPr>
-              <w:ind w:firstLine="0"/>
+              <w:ind w:left="227" w:firstLine="0"/>
               <w:rPr>
                 <w:szCs w:val="28"/>
                 <w:lang w:val="es-419" w:eastAsia="es-CO"/>
@@ -12330,7 +12703,7 @@
           </w:tcPr>
           <w:p>
             <w:pPr>
-              <w:ind w:firstLine="0"/>
+              <w:ind w:left="227" w:firstLine="0"/>
               <w:rPr>
                 <w:szCs w:val="28"/>
                 <w:lang w:val="es-419" w:eastAsia="es-CO"/>
@@ -12351,7 +12724,7 @@
           </w:tcPr>
           <w:p>
             <w:pPr>
-              <w:ind w:firstLine="0"/>
+              <w:ind w:left="227" w:firstLine="0"/>
               <w:rPr>
                 <w:szCs w:val="28"/>
                 <w:lang w:val="es-419" w:eastAsia="es-CO"/>
@@ -12376,7 +12749,7 @@
           </w:tcPr>
           <w:p>
             <w:pPr>
-              <w:ind w:firstLine="0"/>
+              <w:ind w:left="227" w:firstLine="0"/>
               <w:rPr>
                 <w:szCs w:val="28"/>
                 <w:lang w:val="es-419" w:eastAsia="es-CO"/>
@@ -12386,6 +12759,7 @@
               <w:rPr>
                 <w:szCs w:val="28"/>
               </w:rPr>
+              <w:lastRenderedPageBreak/>
               <w:t>Difusión multicanal.</w:t>
             </w:r>
           </w:p>
@@ -12397,7 +12771,7 @@
           </w:tcPr>
           <w:p>
             <w:pPr>
-              <w:ind w:firstLine="0"/>
+              <w:ind w:left="227" w:firstLine="0"/>
               <w:rPr>
                 <w:szCs w:val="28"/>
                 <w:lang w:val="es-419" w:eastAsia="es-CO"/>
@@ -12418,7 +12792,7 @@
           </w:tcPr>
           <w:p>
             <w:pPr>
-              <w:ind w:firstLine="0"/>
+              <w:ind w:left="227" w:firstLine="0"/>
               <w:rPr>
                 <w:szCs w:val="28"/>
                 <w:lang w:val="es-419" w:eastAsia="es-CO"/>
@@ -12439,7 +12813,7 @@
           </w:tcPr>
           <w:p>
             <w:pPr>
-              <w:ind w:firstLine="0"/>
+              <w:ind w:left="227" w:firstLine="0"/>
               <w:rPr>
                 <w:szCs w:val="28"/>
                 <w:lang w:val="es-419" w:eastAsia="es-CO"/>
@@ -12460,7 +12834,7 @@
           </w:tcPr>
           <w:p>
             <w:pPr>
-              <w:ind w:firstLine="0"/>
+              <w:ind w:left="227" w:firstLine="0"/>
               <w:rPr>
                 <w:szCs w:val="28"/>
                 <w:lang w:val="es-419" w:eastAsia="es-CO"/>
@@ -12521,12 +12895,11 @@
       <w:pPr>
         <w:pStyle w:val="Ttulo2"/>
       </w:pPr>
-      <w:bookmarkStart w:id="25" w:name="_Toc215228118"/>
-      <w:r>
-        <w:lastRenderedPageBreak/>
+      <w:bookmarkStart w:id="27" w:name="_Toc216427567"/>
+      <w:r>
         <w:t>6.2 Estimación de resultados esperados</w:t>
       </w:r>
-      <w:bookmarkEnd w:id="25"/>
+      <w:bookmarkEnd w:id="27"/>
     </w:p>
     <w:p>
       <w:pPr>
@@ -12582,7 +12955,7 @@
           </w:tcPr>
           <w:p>
             <w:pPr>
-              <w:ind w:firstLine="0"/>
+              <w:ind w:left="227" w:firstLine="0"/>
               <w:jc w:val="center"/>
               <w:rPr>
                 <w:szCs w:val="28"/>
@@ -12604,7 +12977,7 @@
           </w:tcPr>
           <w:p>
             <w:pPr>
-              <w:ind w:firstLine="0"/>
+              <w:ind w:left="227" w:firstLine="0"/>
               <w:jc w:val="center"/>
               <w:rPr>
                 <w:szCs w:val="28"/>
@@ -12626,7 +12999,7 @@
           </w:tcPr>
           <w:p>
             <w:pPr>
-              <w:ind w:firstLine="0"/>
+              <w:ind w:left="227" w:firstLine="0"/>
               <w:jc w:val="center"/>
               <w:rPr>
                 <w:szCs w:val="28"/>
@@ -12648,7 +13021,7 @@
           </w:tcPr>
           <w:p>
             <w:pPr>
-              <w:ind w:firstLine="0"/>
+              <w:ind w:left="227" w:firstLine="0"/>
               <w:jc w:val="center"/>
               <w:rPr>
                 <w:szCs w:val="28"/>
@@ -12670,7 +13043,7 @@
           </w:tcPr>
           <w:p>
             <w:pPr>
-              <w:ind w:firstLine="0"/>
+              <w:ind w:left="227" w:firstLine="0"/>
               <w:jc w:val="center"/>
               <w:rPr>
                 <w:szCs w:val="28"/>
@@ -12697,7 +13070,7 @@
           </w:tcPr>
           <w:p>
             <w:pPr>
-              <w:ind w:firstLine="0"/>
+              <w:ind w:left="227" w:firstLine="0"/>
               <w:rPr>
                 <w:b/>
                 <w:bCs/>
@@ -12740,7 +13113,7 @@
           </w:tcPr>
           <w:p>
             <w:pPr>
-              <w:ind w:firstLine="0"/>
+              <w:ind w:left="227" w:firstLine="0"/>
               <w:rPr>
                 <w:szCs w:val="28"/>
                 <w:lang w:val="es-419" w:eastAsia="es-CO"/>
@@ -12761,7 +13134,7 @@
           </w:tcPr>
           <w:p>
             <w:pPr>
-              <w:ind w:firstLine="0"/>
+              <w:ind w:left="227" w:firstLine="0"/>
               <w:rPr>
                 <w:szCs w:val="28"/>
                 <w:lang w:val="es-419" w:eastAsia="es-CO"/>
@@ -12782,7 +13155,7 @@
           </w:tcPr>
           <w:p>
             <w:pPr>
-              <w:ind w:firstLine="0"/>
+              <w:ind w:left="227" w:firstLine="0"/>
               <w:rPr>
                 <w:szCs w:val="28"/>
                 <w:lang w:val="es-419" w:eastAsia="es-CO"/>
@@ -12803,7 +13176,7 @@
           </w:tcPr>
           <w:p>
             <w:pPr>
-              <w:ind w:firstLine="0"/>
+              <w:ind w:left="227" w:firstLine="0"/>
               <w:rPr>
                 <w:szCs w:val="28"/>
                 <w:lang w:val="es-419" w:eastAsia="es-CO"/>
@@ -12832,7 +13205,7 @@
           </w:tcPr>
           <w:p>
             <w:pPr>
-              <w:ind w:firstLine="0"/>
+              <w:ind w:left="227" w:firstLine="0"/>
               <w:rPr>
                 <w:b/>
                 <w:bCs/>
@@ -12857,7 +13230,7 @@
           </w:tcPr>
           <w:p>
             <w:pPr>
-              <w:ind w:firstLine="0"/>
+              <w:ind w:left="227" w:firstLine="0"/>
               <w:rPr>
                 <w:szCs w:val="28"/>
                 <w:lang w:val="es-419" w:eastAsia="es-CO"/>
@@ -12878,7 +13251,7 @@
           </w:tcPr>
           <w:p>
             <w:pPr>
-              <w:ind w:firstLine="0"/>
+              <w:ind w:left="227" w:firstLine="0"/>
               <w:rPr>
                 <w:szCs w:val="28"/>
                 <w:lang w:val="es-419" w:eastAsia="es-CO"/>
@@ -12899,7 +13272,7 @@
           </w:tcPr>
           <w:p>
             <w:pPr>
-              <w:ind w:firstLine="0"/>
+              <w:ind w:left="227" w:firstLine="0"/>
               <w:rPr>
                 <w:szCs w:val="28"/>
                 <w:lang w:val="es-419" w:eastAsia="es-CO"/>
@@ -12920,7 +13293,7 @@
           </w:tcPr>
           <w:p>
             <w:pPr>
-              <w:ind w:firstLine="0"/>
+              <w:ind w:left="227" w:firstLine="0"/>
               <w:rPr>
                 <w:szCs w:val="28"/>
                 <w:lang w:val="es-419" w:eastAsia="es-CO"/>
@@ -12946,7 +13319,7 @@
           </w:tcPr>
           <w:p>
             <w:pPr>
-              <w:ind w:firstLine="0"/>
+              <w:ind w:left="227" w:firstLine="0"/>
               <w:rPr>
                 <w:b/>
                 <w:bCs/>
@@ -12971,7 +13344,7 @@
           </w:tcPr>
           <w:p>
             <w:pPr>
-              <w:ind w:firstLine="0"/>
+              <w:ind w:left="227" w:firstLine="0"/>
               <w:rPr>
                 <w:szCs w:val="28"/>
                 <w:lang w:val="es-419" w:eastAsia="es-CO"/>
@@ -12992,7 +13365,7 @@
           </w:tcPr>
           <w:p>
             <w:pPr>
-              <w:ind w:firstLine="0"/>
+              <w:ind w:left="227" w:firstLine="0"/>
               <w:rPr>
                 <w:szCs w:val="28"/>
                 <w:lang w:val="es-419" w:eastAsia="es-CO"/>
@@ -13013,7 +13386,7 @@
           </w:tcPr>
           <w:p>
             <w:pPr>
-              <w:ind w:firstLine="0"/>
+              <w:ind w:left="227" w:firstLine="0"/>
               <w:rPr>
                 <w:szCs w:val="28"/>
                 <w:lang w:val="es-419" w:eastAsia="es-CO"/>
@@ -13034,7 +13407,7 @@
           </w:tcPr>
           <w:p>
             <w:pPr>
-              <w:ind w:firstLine="0"/>
+              <w:ind w:left="227" w:firstLine="0"/>
               <w:rPr>
                 <w:szCs w:val="28"/>
                 <w:lang w:val="es-419" w:eastAsia="es-CO"/>
@@ -13067,6 +13440,7 @@
           <w:szCs w:val="24"/>
           <w:lang w:val="es-419" w:eastAsia="es-CO"/>
         </w:rPr>
+        <w:lastRenderedPageBreak/>
         <w:t>Fuente:</w:t>
       </w:r>
       <w:r>
@@ -13095,11 +13469,11 @@
       <w:pPr>
         <w:pStyle w:val="Ttulo2"/>
       </w:pPr>
-      <w:bookmarkStart w:id="26" w:name="_Toc215228119"/>
+      <w:bookmarkStart w:id="28" w:name="_Toc216427568"/>
       <w:r>
         <w:t>6.3 Validación con equipos responsables</w:t>
       </w:r>
-      <w:bookmarkEnd w:id="26"/>
+      <w:bookmarkEnd w:id="28"/>
     </w:p>
     <w:p>
       <w:pPr>
@@ -13129,7 +13503,6 @@
         <w:rPr>
           <w:lang w:val="es-419" w:eastAsia="es-CO"/>
         </w:rPr>
-        <w:lastRenderedPageBreak/>
         <w:t>Reuniones de retroalimentación.</w:t>
       </w:r>
     </w:p>
@@ -13210,11 +13583,11 @@
         <w:tblDescription w:val="La tabla 13 describe ejemplos de validación con equipos responsables teniendo en cuenta aspectos como acciones propuestas, equipo responsable, validación realizada, ajustes acordados y estado final"/>
       </w:tblPr>
       <w:tblGrid>
-        <w:gridCol w:w="1992"/>
-        <w:gridCol w:w="1992"/>
-        <w:gridCol w:w="1992"/>
-        <w:gridCol w:w="1993"/>
-        <w:gridCol w:w="1993"/>
+        <w:gridCol w:w="1979"/>
+        <w:gridCol w:w="2166"/>
+        <w:gridCol w:w="1960"/>
+        <w:gridCol w:w="1934"/>
+        <w:gridCol w:w="1923"/>
       </w:tblGrid>
       <w:tr>
         <w:trPr>
@@ -13228,7 +13601,7 @@
           </w:tcPr>
           <w:p>
             <w:pPr>
-              <w:ind w:firstLine="0"/>
+              <w:ind w:left="227" w:firstLine="0"/>
               <w:jc w:val="center"/>
               <w:rPr>
                 <w:szCs w:val="28"/>
@@ -13250,7 +13623,7 @@
           </w:tcPr>
           <w:p>
             <w:pPr>
-              <w:ind w:firstLine="0"/>
+              <w:ind w:left="227" w:firstLine="0"/>
               <w:jc w:val="center"/>
               <w:rPr>
                 <w:szCs w:val="28"/>
@@ -13272,7 +13645,7 @@
           </w:tcPr>
           <w:p>
             <w:pPr>
-              <w:ind w:firstLine="0"/>
+              <w:ind w:left="227" w:firstLine="0"/>
               <w:jc w:val="center"/>
               <w:rPr>
                 <w:szCs w:val="28"/>
@@ -13294,7 +13667,7 @@
           </w:tcPr>
           <w:p>
             <w:pPr>
-              <w:ind w:firstLine="0"/>
+              <w:ind w:left="227" w:firstLine="0"/>
               <w:jc w:val="center"/>
               <w:rPr>
                 <w:szCs w:val="28"/>
@@ -13316,7 +13689,7 @@
           </w:tcPr>
           <w:p>
             <w:pPr>
-              <w:ind w:firstLine="0"/>
+              <w:ind w:left="227" w:firstLine="0"/>
               <w:jc w:val="center"/>
               <w:rPr>
                 <w:szCs w:val="28"/>
@@ -13343,7 +13716,7 @@
           </w:tcPr>
           <w:p>
             <w:pPr>
-              <w:ind w:firstLine="0"/>
+              <w:ind w:left="227" w:firstLine="0"/>
               <w:rPr>
                 <w:b/>
                 <w:bCs/>
@@ -13376,7 +13749,7 @@
           </w:tcPr>
           <w:p>
             <w:pPr>
-              <w:ind w:firstLine="0"/>
+              <w:ind w:left="227" w:firstLine="0"/>
               <w:rPr>
                 <w:szCs w:val="28"/>
                 <w:lang w:val="es-419" w:eastAsia="es-CO"/>
@@ -13397,7 +13770,7 @@
           </w:tcPr>
           <w:p>
             <w:pPr>
-              <w:ind w:firstLine="0"/>
+              <w:ind w:left="227" w:firstLine="0"/>
               <w:rPr>
                 <w:szCs w:val="28"/>
                 <w:lang w:val="es-419" w:eastAsia="es-CO"/>
@@ -13418,7 +13791,7 @@
           </w:tcPr>
           <w:p>
             <w:pPr>
-              <w:ind w:firstLine="0"/>
+              <w:ind w:left="227" w:firstLine="0"/>
               <w:rPr>
                 <w:szCs w:val="28"/>
                 <w:lang w:val="es-419" w:eastAsia="es-CO"/>
@@ -13439,7 +13812,7 @@
           </w:tcPr>
           <w:p>
             <w:pPr>
-              <w:ind w:firstLine="0"/>
+              <w:ind w:left="227" w:firstLine="0"/>
               <w:rPr>
                 <w:szCs w:val="28"/>
                 <w:lang w:val="es-419" w:eastAsia="es-CO"/>
@@ -13462,7 +13835,7 @@
           </w:tcPr>
           <w:p>
             <w:pPr>
-              <w:ind w:firstLine="0"/>
+              <w:ind w:left="227" w:firstLine="0"/>
               <w:rPr>
                 <w:b/>
                 <w:bCs/>
@@ -13487,7 +13860,7 @@
           </w:tcPr>
           <w:p>
             <w:pPr>
-              <w:ind w:firstLine="0"/>
+              <w:ind w:left="227" w:firstLine="0"/>
               <w:rPr>
                 <w:szCs w:val="28"/>
                 <w:lang w:val="es-419" w:eastAsia="es-CO"/>
@@ -13514,7 +13887,7 @@
           </w:tcPr>
           <w:p>
             <w:pPr>
-              <w:ind w:firstLine="0"/>
+              <w:ind w:left="227" w:firstLine="0"/>
               <w:rPr>
                 <w:szCs w:val="28"/>
                 <w:lang w:val="es-419" w:eastAsia="es-CO"/>
@@ -13535,7 +13908,7 @@
           </w:tcPr>
           <w:p>
             <w:pPr>
-              <w:ind w:firstLine="0"/>
+              <w:ind w:left="227" w:firstLine="0"/>
               <w:rPr>
                 <w:szCs w:val="28"/>
                 <w:lang w:val="es-419" w:eastAsia="es-CO"/>
@@ -13556,7 +13929,7 @@
           </w:tcPr>
           <w:p>
             <w:pPr>
-              <w:ind w:firstLine="0"/>
+              <w:ind w:left="227" w:firstLine="0"/>
               <w:rPr>
                 <w:szCs w:val="28"/>
                 <w:lang w:val="es-419" w:eastAsia="es-CO"/>
@@ -13582,7 +13955,7 @@
           </w:tcPr>
           <w:p>
             <w:pPr>
-              <w:ind w:firstLine="0"/>
+              <w:ind w:left="227" w:firstLine="0"/>
               <w:rPr>
                 <w:b/>
                 <w:bCs/>
@@ -13607,7 +13980,7 @@
           </w:tcPr>
           <w:p>
             <w:pPr>
-              <w:ind w:firstLine="0"/>
+              <w:ind w:left="227" w:firstLine="0"/>
               <w:rPr>
                 <w:szCs w:val="28"/>
                 <w:lang w:val="es-419" w:eastAsia="es-CO"/>
@@ -13628,7 +14001,7 @@
           </w:tcPr>
           <w:p>
             <w:pPr>
-              <w:ind w:firstLine="0"/>
+              <w:ind w:left="227" w:firstLine="0"/>
               <w:rPr>
                 <w:szCs w:val="28"/>
                 <w:lang w:val="es-419" w:eastAsia="es-CO"/>
@@ -13649,7 +14022,7 @@
           </w:tcPr>
           <w:p>
             <w:pPr>
-              <w:ind w:firstLine="0"/>
+              <w:ind w:left="227" w:firstLine="0"/>
               <w:rPr>
                 <w:szCs w:val="28"/>
                 <w:lang w:val="es-419" w:eastAsia="es-CO"/>
@@ -13670,7 +14043,7 @@
           </w:tcPr>
           <w:p>
             <w:pPr>
-              <w:ind w:firstLine="0"/>
+              <w:ind w:left="227" w:firstLine="0"/>
               <w:rPr>
                 <w:szCs w:val="28"/>
                 <w:lang w:val="es-419" w:eastAsia="es-CO"/>
@@ -13703,6 +14076,7 @@
           <w:szCs w:val="24"/>
           <w:lang w:val="es-419" w:eastAsia="es-CO"/>
         </w:rPr>
+        <w:lastRenderedPageBreak/>
         <w:t>Fuente:</w:t>
       </w:r>
       <w:r>
@@ -13782,12 +14156,12 @@
       <w:pPr>
         <w:pStyle w:val="Ttulo1"/>
       </w:pPr>
-      <w:bookmarkStart w:id="27" w:name="_Toc215228120"/>
+      <w:bookmarkStart w:id="29" w:name="_Toc216427569"/>
       <w:r>
         <w:lastRenderedPageBreak/>
         <w:t>Documentación de propuestas</w:t>
       </w:r>
-      <w:bookmarkEnd w:id="27"/>
+      <w:bookmarkEnd w:id="29"/>
     </w:p>
     <w:p>
       <w:pPr>
@@ -13832,11 +14206,11 @@
       <w:pPr>
         <w:pStyle w:val="Ttulo2"/>
       </w:pPr>
-      <w:bookmarkStart w:id="28" w:name="_Toc215228121"/>
+      <w:bookmarkStart w:id="30" w:name="_Toc216427570"/>
       <w:r>
         <w:t>7.1 Presentación</w:t>
       </w:r>
-      <w:bookmarkEnd w:id="28"/>
+      <w:bookmarkEnd w:id="30"/>
     </w:p>
     <w:p>
       <w:pPr>
@@ -14153,11 +14527,11 @@
       <w:pPr>
         <w:pStyle w:val="Ttulo2"/>
       </w:pPr>
-      <w:bookmarkStart w:id="29" w:name="_Toc215228122"/>
+      <w:bookmarkStart w:id="31" w:name="_Toc216427571"/>
       <w:r>
         <w:t>7.2 Formatos ejecutivos</w:t>
       </w:r>
-      <w:bookmarkEnd w:id="29"/>
+      <w:bookmarkEnd w:id="31"/>
     </w:p>
     <w:p>
       <w:pPr>
@@ -14393,7 +14767,22 @@
         <w:rPr>
           <w:lang w:val="es-419" w:eastAsia="es-CO"/>
         </w:rPr>
-        <w:t>efine cómo se medirá el éxito de la acción, debe ser un KPIs relevante, medible y alineado con el objetivo propuesto.</w:t>
+        <w:t xml:space="preserve">efine cómo se medirá el éxito de la acción, debe ser un </w:t>
+      </w:r>
+      <w:proofErr w:type="spellStart"/>
+      <w:r>
+        <w:rPr>
+          <w:rStyle w:val="Extranjerismo"/>
+          <w:lang w:val="es-CO"/>
+        </w:rPr>
+        <w:t>KPIs</w:t>
+      </w:r>
+      <w:proofErr w:type="spellEnd"/>
+      <w:r>
+        <w:rPr>
+          <w:lang w:val="es-419" w:eastAsia="es-CO"/>
+        </w:rPr>
+        <w:t xml:space="preserve"> relevante, medible y alineado con el objetivo propuesto.</w:t>
       </w:r>
     </w:p>
     <w:p>
@@ -14414,6 +14803,13 @@
         </w:rPr>
         <w:t>un ejemplo de un informe ejecutivo:</w:t>
       </w:r>
+    </w:p>
+    <w:p>
+      <w:pPr>
+        <w:rPr>
+          <w:lang w:val="es-419" w:eastAsia="es-CO"/>
+        </w:rPr>
+      </w:pPr>
     </w:p>
     <w:tbl>
       <w:tblPr>
@@ -14432,6 +14828,7 @@
           </w:tcPr>
           <w:p>
             <w:pPr>
+              <w:ind w:left="227" w:right="113"/>
               <w:rPr>
                 <w:b/>
                 <w:lang w:eastAsia="es-CO"/>
@@ -14442,11 +14839,13 @@
                 <w:b/>
                 <w:lang w:eastAsia="es-CO"/>
               </w:rPr>
+              <w:lastRenderedPageBreak/>
               <w:t>Informe ejecutivo de propuesta de mejora</w:t>
             </w:r>
           </w:p>
           <w:p>
             <w:pPr>
+              <w:ind w:left="227" w:right="113"/>
               <w:rPr>
                 <w:b/>
                 <w:lang w:eastAsia="es-CO"/>
@@ -14457,7 +14856,6 @@
                 <w:b/>
                 <w:lang w:eastAsia="es-CO"/>
               </w:rPr>
-              <w:lastRenderedPageBreak/>
               <w:t>Título:</w:t>
             </w:r>
             <w:r>
@@ -14483,6 +14881,7 @@
           </w:p>
           <w:p>
             <w:pPr>
+              <w:ind w:left="227" w:right="113"/>
               <w:rPr>
                 <w:lang w:eastAsia="es-CO"/>
               </w:rPr>
@@ -14552,6 +14951,7 @@
           </w:p>
           <w:p>
             <w:pPr>
+              <w:ind w:left="227" w:right="113"/>
               <w:rPr>
                 <w:b/>
                 <w:lang w:eastAsia="es-CO"/>
@@ -14623,6 +15023,7 @@
           </w:p>
           <w:p>
             <w:pPr>
+              <w:ind w:left="227" w:right="113"/>
               <w:rPr>
                 <w:lang w:eastAsia="es-CO"/>
               </w:rPr>
@@ -14658,6 +15059,7 @@
           </w:p>
           <w:p>
             <w:pPr>
+              <w:ind w:left="227" w:right="113"/>
               <w:rPr>
                 <w:lang w:eastAsia="es-CO"/>
               </w:rPr>
@@ -14765,6 +15167,7 @@
           </w:p>
           <w:p>
             <w:pPr>
+              <w:ind w:left="227" w:right="113"/>
               <w:rPr>
                 <w:lang w:eastAsia="es-CO"/>
               </w:rPr>
@@ -14780,18 +15183,19 @@
               <w:rPr>
                 <w:lang w:eastAsia="es-CO"/>
               </w:rPr>
-              <w:t xml:space="preserve">Este diagnóstico se fundamenta en datos cuantitativos (métricas de navegación) y cualitativos (percepción del usuario), lo </w:t>
+              <w:t xml:space="preserve">Este diagnóstico se fundamenta en datos cuantitativos (métricas de navegación) y cualitativos (percepción del </w:t>
             </w:r>
             <w:r>
               <w:rPr>
                 <w:lang w:eastAsia="es-CO"/>
               </w:rPr>
               <w:lastRenderedPageBreak/>
-              <w:t>que permite identificar causas estructurales y no solo superficiales del bajo rendimiento.</w:t>
-            </w:r>
-          </w:p>
-          <w:p>
-            <w:pPr>
+              <w:t>usuario), lo que permite identificar causas estructurales y no solo superficiales del bajo rendimiento.</w:t>
+            </w:r>
+          </w:p>
+          <w:p>
+            <w:pPr>
+              <w:ind w:left="227" w:right="113"/>
               <w:rPr>
                 <w:lang w:eastAsia="es-CO"/>
               </w:rPr>
@@ -14819,6 +15223,7 @@
           </w:p>
           <w:p>
             <w:pPr>
+              <w:ind w:left="227" w:right="113"/>
               <w:rPr>
                 <w:bCs/>
                 <w:lang w:eastAsia="es-CO"/>
@@ -14847,6 +15252,7 @@
           </w:p>
           <w:p>
             <w:pPr>
+              <w:ind w:left="227" w:right="113"/>
               <w:rPr>
                 <w:b/>
                 <w:lang w:eastAsia="es-CO"/>
@@ -14862,6 +15268,7 @@
           </w:p>
           <w:p>
             <w:pPr>
+              <w:ind w:left="227" w:right="113"/>
               <w:rPr>
                 <w:lang w:eastAsia="es-CO"/>
               </w:rPr>
@@ -14880,6 +15287,7 @@
                 <w:ilvl w:val="0"/>
                 <w:numId w:val="105"/>
               </w:numPr>
+              <w:ind w:left="227" w:right="113"/>
               <w:rPr>
                 <w:lang w:eastAsia="es-CO"/>
               </w:rPr>
@@ -14931,6 +15339,7 @@
                 <w:ilvl w:val="0"/>
                 <w:numId w:val="105"/>
               </w:numPr>
+              <w:ind w:left="227" w:right="113"/>
               <w:rPr>
                 <w:lang w:eastAsia="es-CO"/>
               </w:rPr>
@@ -14949,6 +15358,7 @@
                 <w:ilvl w:val="0"/>
                 <w:numId w:val="105"/>
               </w:numPr>
+              <w:ind w:left="227" w:right="113"/>
               <w:rPr>
                 <w:lang w:eastAsia="es-CO"/>
               </w:rPr>
@@ -14967,6 +15377,7 @@
                 <w:ilvl w:val="0"/>
                 <w:numId w:val="105"/>
               </w:numPr>
+              <w:ind w:left="227" w:right="113"/>
               <w:rPr>
                 <w:lang w:eastAsia="es-CO"/>
               </w:rPr>
@@ -14980,6 +15391,7 @@
           </w:p>
           <w:p>
             <w:pPr>
+              <w:ind w:left="227" w:right="113"/>
               <w:rPr>
                 <w:lang w:eastAsia="es-CO"/>
               </w:rPr>
@@ -15006,6 +15418,7 @@
           </w:p>
           <w:p>
             <w:pPr>
+              <w:ind w:left="227" w:right="113"/>
               <w:rPr>
                 <w:lang w:eastAsia="es-CO"/>
               </w:rPr>
@@ -15053,6 +15466,7 @@
           </w:p>
           <w:p>
             <w:pPr>
+              <w:ind w:left="227" w:right="113"/>
               <w:rPr>
                 <w:lang w:eastAsia="es-CO"/>
               </w:rPr>
@@ -15066,6 +15480,7 @@
           </w:p>
           <w:p>
             <w:pPr>
+              <w:ind w:left="227" w:right="113"/>
               <w:rPr>
                 <w:bCs/>
                 <w:lang w:eastAsia="es-CO"/>
@@ -15150,6 +15565,7 @@
           </w:p>
           <w:p>
             <w:pPr>
+              <w:ind w:left="227" w:right="113"/>
               <w:rPr>
                 <w:lang w:eastAsia="es-CO"/>
               </w:rPr>
@@ -15168,12 +15584,12 @@
       <w:pPr>
         <w:pStyle w:val="Ttulo2"/>
       </w:pPr>
-      <w:bookmarkStart w:id="30" w:name="_Toc215228123"/>
+      <w:bookmarkStart w:id="32" w:name="_Toc216427572"/>
       <w:r>
         <w:lastRenderedPageBreak/>
         <w:t>7.3 Informes técnicos</w:t>
       </w:r>
-      <w:bookmarkEnd w:id="30"/>
+      <w:bookmarkEnd w:id="32"/>
     </w:p>
     <w:p>
       <w:pPr>
@@ -15203,6 +15619,27 @@
     </w:p>
     <w:p>
       <w:pPr>
+        <w:rPr>
+          <w:lang w:val="es-419" w:eastAsia="es-CO"/>
+        </w:rPr>
+      </w:pPr>
+    </w:p>
+    <w:p>
+      <w:pPr>
+        <w:rPr>
+          <w:lang w:val="es-419" w:eastAsia="es-CO"/>
+        </w:rPr>
+      </w:pPr>
+    </w:p>
+    <w:p>
+      <w:pPr>
+        <w:rPr>
+          <w:lang w:val="es-419" w:eastAsia="es-CO"/>
+        </w:rPr>
+      </w:pPr>
+    </w:p>
+    <w:p>
+      <w:pPr>
         <w:pStyle w:val="Tabla"/>
         <w:rPr>
           <w:lang w:val="es-419" w:eastAsia="es-CO"/>
@@ -15212,6 +15649,7 @@
         <w:rPr>
           <w:lang w:val="es-419" w:eastAsia="es-CO"/>
         </w:rPr>
+        <w:lastRenderedPageBreak/>
         <w:t>Estructura sugerida para informes técnicos</w:t>
       </w:r>
     </w:p>
@@ -15238,7 +15676,7 @@
           </w:tcPr>
           <w:p>
             <w:pPr>
-              <w:ind w:firstLine="0"/>
+              <w:ind w:left="227" w:firstLine="0"/>
               <w:jc w:val="center"/>
               <w:rPr>
                 <w:szCs w:val="28"/>
@@ -15259,7 +15697,7 @@
           </w:tcPr>
           <w:p>
             <w:pPr>
-              <w:ind w:firstLine="0"/>
+              <w:ind w:left="227" w:firstLine="0"/>
               <w:jc w:val="center"/>
               <w:rPr>
                 <w:szCs w:val="28"/>
@@ -15285,7 +15723,7 @@
           </w:tcPr>
           <w:p>
             <w:pPr>
-              <w:ind w:firstLine="0"/>
+              <w:ind w:left="227" w:firstLine="0"/>
               <w:rPr>
                 <w:b/>
                 <w:bCs/>
@@ -15309,7 +15747,7 @@
           </w:tcPr>
           <w:p>
             <w:pPr>
-              <w:ind w:firstLine="0"/>
+              <w:ind w:left="227" w:firstLine="0"/>
               <w:rPr>
                 <w:szCs w:val="28"/>
                 <w:lang w:val="es-419" w:eastAsia="es-CO"/>
@@ -15331,7 +15769,7 @@
           </w:tcPr>
           <w:p>
             <w:pPr>
-              <w:ind w:firstLine="0"/>
+              <w:ind w:left="227" w:firstLine="0"/>
               <w:rPr>
                 <w:b/>
                 <w:bCs/>
@@ -15345,7 +15783,6 @@
                 <w:bCs/>
                 <w:szCs w:val="28"/>
               </w:rPr>
-              <w:lastRenderedPageBreak/>
               <w:t>Metodología.</w:t>
             </w:r>
           </w:p>
@@ -15356,7 +15793,7 @@
           </w:tcPr>
           <w:p>
             <w:pPr>
-              <w:ind w:firstLine="0"/>
+              <w:ind w:left="227" w:firstLine="0"/>
               <w:rPr>
                 <w:szCs w:val="28"/>
                 <w:lang w:val="es-419" w:eastAsia="es-CO"/>
@@ -15381,7 +15818,7 @@
           </w:tcPr>
           <w:p>
             <w:pPr>
-              <w:ind w:firstLine="0"/>
+              <w:ind w:left="227" w:firstLine="0"/>
               <w:rPr>
                 <w:b/>
                 <w:bCs/>
@@ -15405,7 +15842,7 @@
           </w:tcPr>
           <w:p>
             <w:pPr>
-              <w:ind w:firstLine="0"/>
+              <w:ind w:left="227" w:firstLine="0"/>
               <w:rPr>
                 <w:szCs w:val="28"/>
                 <w:lang w:val="es-419" w:eastAsia="es-CO"/>
@@ -15427,7 +15864,7 @@
           </w:tcPr>
           <w:p>
             <w:pPr>
-              <w:ind w:firstLine="0"/>
+              <w:ind w:left="227" w:firstLine="0"/>
               <w:rPr>
                 <w:b/>
                 <w:bCs/>
@@ -15451,7 +15888,7 @@
           </w:tcPr>
           <w:p>
             <w:pPr>
-              <w:ind w:firstLine="0"/>
+              <w:ind w:left="227" w:firstLine="0"/>
               <w:rPr>
                 <w:szCs w:val="28"/>
                 <w:lang w:val="es-419" w:eastAsia="es-CO"/>
@@ -15476,7 +15913,7 @@
           </w:tcPr>
           <w:p>
             <w:pPr>
-              <w:ind w:firstLine="0"/>
+              <w:ind w:left="227" w:firstLine="0"/>
               <w:rPr>
                 <w:b/>
                 <w:bCs/>
@@ -15500,7 +15937,7 @@
           </w:tcPr>
           <w:p>
             <w:pPr>
-              <w:ind w:firstLine="0"/>
+              <w:ind w:left="227" w:firstLine="0"/>
               <w:rPr>
                 <w:szCs w:val="28"/>
                 <w:lang w:val="es-419" w:eastAsia="es-CO"/>
@@ -15522,7 +15959,7 @@
           </w:tcPr>
           <w:p>
             <w:pPr>
-              <w:ind w:firstLine="0"/>
+              <w:ind w:left="227" w:firstLine="0"/>
               <w:rPr>
                 <w:b/>
                 <w:bCs/>
@@ -15546,7 +15983,7 @@
           </w:tcPr>
           <w:p>
             <w:pPr>
-              <w:ind w:firstLine="0"/>
+              <w:ind w:left="227" w:firstLine="0"/>
               <w:rPr>
                 <w:szCs w:val="28"/>
                 <w:lang w:val="es-419" w:eastAsia="es-CO"/>
@@ -15571,7 +16008,7 @@
           </w:tcPr>
           <w:p>
             <w:pPr>
-              <w:ind w:firstLine="0"/>
+              <w:ind w:left="227" w:firstLine="0"/>
               <w:rPr>
                 <w:b/>
                 <w:bCs/>
@@ -15595,7 +16032,7 @@
           </w:tcPr>
           <w:p>
             <w:pPr>
-              <w:ind w:firstLine="0"/>
+              <w:ind w:left="227" w:firstLine="0"/>
               <w:rPr>
                 <w:szCs w:val="28"/>
                 <w:lang w:val="es-419" w:eastAsia="es-CO"/>
@@ -15643,11 +16080,11 @@
       <w:pPr>
         <w:pStyle w:val="Ttulo2"/>
       </w:pPr>
-      <w:bookmarkStart w:id="31" w:name="_Toc215228124"/>
+      <w:bookmarkStart w:id="33" w:name="_Toc216427573"/>
       <w:r>
         <w:t>7.4 Ajustes colaborativos</w:t>
       </w:r>
-      <w:bookmarkEnd w:id="31"/>
+      <w:bookmarkEnd w:id="33"/>
     </w:p>
     <w:p>
       <w:pPr>
@@ -15672,14 +16109,8 @@
         <w:rPr>
           <w:lang w:eastAsia="es-CO"/>
         </w:rPr>
-        <w:t xml:space="preserve">Implica espacios de diálogo, revisión conjunta de formatos, validación técnica y toma de decisiones compartida, según Mintzberg (2015), “la estrategia se construye en equipo, no en solitario”. Por ejemplo, una empresa de alimentos puede convocar a sus equipos de mercadeo, logística y ventas para revisar las propuestas de mejora en </w:t>
-      </w:r>
-      <w:r>
-        <w:rPr>
-          <w:lang w:eastAsia="es-CO"/>
-        </w:rPr>
         <w:lastRenderedPageBreak/>
-        <w:t>distribución, ajustando los tiempos y recursos según las capacidades reales de cada área.</w:t>
+        <w:t>Implica espacios de diálogo, revisión conjunta de formatos, validación técnica y toma de decisiones compartida, según Mintzberg (2015), “la estrategia se construye en equipo, no en solitario”. Por ejemplo, una empresa de alimentos puede convocar a sus equipos de mercadeo, logística y ventas para revisar las propuestas de mejora en distribución, ajustando los tiempos y recursos según las capacidades reales de cada área.</w:t>
       </w:r>
     </w:p>
     <w:p>
@@ -16102,6 +16533,7 @@
         <w:rPr>
           <w:lang w:eastAsia="es-CO"/>
         </w:rPr>
+        <w:lastRenderedPageBreak/>
         <w:t>"Documentar es dar forma al compromiso. Cada propuesta escrita con claridad y propósito es una promesa de mejora que honra el trabajo en equipo</w:t>
       </w:r>
       <w:r>
@@ -16121,14 +16553,19 @@
         <w:rPr>
           <w:lang w:eastAsia="es-CO"/>
         </w:rPr>
-        <w:t xml:space="preserve">Para profundizar en estas prácticas y escuchar experiencias reales de narradores digitales, se invita al aprendiz a escuchar el podcast complementario que acompaña </w:t>
+        <w:t>Para profundizar en estas prácticas y escuchar experiencias reales de narradores digitales, se invita al aprendiz a escuchar el p</w:t>
       </w:r>
       <w:r>
         <w:rPr>
           <w:lang w:eastAsia="es-CO"/>
         </w:rPr>
-        <w:lastRenderedPageBreak/>
-        <w:t>este capítulo, donde se exploran diferentes maneras de presentar y ajustar propuestas de mejora.</w:t>
+        <w:t>ó</w:t>
+      </w:r>
+      <w:r>
+        <w:rPr>
+          <w:lang w:eastAsia="es-CO"/>
+        </w:rPr>
+        <w:t>dcast complementario que acompaña este capítulo, donde se exploran diferentes maneras de presentar y ajustar propuestas de mejora.</w:t>
       </w:r>
     </w:p>
     <w:tbl>
@@ -16147,7 +16584,7 @@
           </w:tcPr>
           <w:p>
             <w:pPr>
-              <w:ind w:firstLine="0"/>
+              <w:ind w:left="227" w:right="113" w:firstLine="0"/>
               <w:rPr>
                 <w:b/>
                 <w:bCs/>
@@ -16160,16 +16597,28 @@
                 <w:bCs/>
                 <w:lang w:val="es-419"/>
               </w:rPr>
-              <w:t xml:space="preserve">Transcripción del </w:t>
-            </w:r>
-            <w:r>
-              <w:rPr>
-                <w:rStyle w:val="Extranjerismo"/>
+              <w:t>Transcripción del</w:t>
+            </w:r>
+            <w:r>
+              <w:rPr>
                 <w:b/>
                 <w:bCs/>
-                <w:lang w:val="es-CO"/>
-              </w:rPr>
-              <w:t>podcast</w:t>
+              </w:rPr>
+              <w:t xml:space="preserve"> p</w:t>
+            </w:r>
+            <w:r>
+              <w:rPr>
+                <w:b/>
+                <w:bCs/>
+              </w:rPr>
+              <w:t>ó</w:t>
+            </w:r>
+            <w:r>
+              <w:rPr>
+                <w:b/>
+                <w:bCs/>
+              </w:rPr>
+              <w:t>dcast</w:t>
             </w:r>
             <w:r>
               <w:rPr>
@@ -16202,32 +16651,51 @@
             <w:tcW w:w="9962" w:type="dxa"/>
           </w:tcPr>
           <w:p>
+            <w:pPr>
+              <w:ind w:left="227" w:right="113"/>
+            </w:pPr>
             <w:r>
               <w:t>¡Hola y bienvenidos a este nuevo episodio sobre gestión estratégica en mercadeo! Hoy hablaremos de algo que muchos subestiman, pero que marca la diferencia entre una buena idea y una acción transformadora: la documentación de propuestas de mejora.</w:t>
             </w:r>
           </w:p>
           <w:p>
+            <w:pPr>
+              <w:ind w:left="227" w:right="113"/>
+            </w:pPr>
             <w:r>
               <w:t>¿Cómo se presentan las acciones? ¿Qué formatos usar? ¿Cómo asegurar trazabilidad y colaboración? Para responder, me acompañan dos voces expertas: Claudia, metódica y precisa, y Nico, espontáneo y lleno de ejemplos. ¡Bienvenidos!</w:t>
             </w:r>
           </w:p>
           <w:p>
+            <w:pPr>
+              <w:ind w:left="227" w:right="113"/>
+            </w:pPr>
             <w:r>
               <w:t>Gracias por la invitación. Documentar no es solo escribir, es estructurar decisiones con criterio técnico.</w:t>
             </w:r>
           </w:p>
           <w:p>
+            <w:pPr>
+              <w:ind w:left="227" w:right="113"/>
+            </w:pPr>
             <w:r>
               <w:t>¡Gracias, anfitrión! Yo vengo a ponerle sabor a esos informes. ¡Porque hasta los formatos pueden tener alma!</w:t>
             </w:r>
           </w:p>
           <w:p>
+            <w:pPr>
+              <w:ind w:left="227" w:right="113"/>
+            </w:pPr>
             <w:r>
               <w:t>Arranquemos por lo esencial: ¿cómo se debe presentar una acción de mejora para que sea clara, convincente y estratégica?</w:t>
             </w:r>
           </w:p>
           <w:p>
-            <w:r>
+            <w:pPr>
+              <w:ind w:left="227" w:right="113"/>
+            </w:pPr>
+            <w:r>
+              <w:lastRenderedPageBreak/>
               <w:t xml:space="preserve">La presentación debe incluir diagnóstico, objetivo, justificación técnica, recursos requeridos y resultados esperados. No se trata de adornar, sino de ser precisos. Por ejemplo, si se propone rediseñar una </w:t>
             </w:r>
             <w:proofErr w:type="spellStart"/>
@@ -16270,84 +16738,134 @@
             </w:r>
           </w:p>
           <w:p>
+            <w:pPr>
+              <w:ind w:left="227" w:right="113"/>
+            </w:pPr>
+            <w:r>
+              <w:t>¡Total! Pero ojo, que también hay que saber contar la historia. Una vez propusimos mejorar la atención al cliente en una empresa de turismo. Presentamos la acción con un video corto, testimonios reales y una ficha técnica. ¡La gerencia lo aprobó en 10 minutos!</w:t>
+            </w:r>
+          </w:p>
+          <w:p>
+            <w:pPr>
+              <w:ind w:left="227" w:right="113"/>
+            </w:pPr>
+            <w:r>
+              <w:t>Ahora hablemos de los formatos. ¿Qué estructura deben tener los documentos que formalizan las propuestas?</w:t>
+            </w:r>
+          </w:p>
+          <w:p>
+            <w:pPr>
+              <w:ind w:left="227" w:right="113"/>
+            </w:pPr>
+            <w:r>
+              <w:t>¡Aquí es donde muchos se enredan! Un buen formato ejecutivo no necesita ser largo, pero sí claro. Nombre de la acción, objetivo, diagnóstico, recursos, responsable y KPI. Una vez ayudé a una empresa de alimentos a crear una plantilla editable en Excel. ¡Ahora la usan en todas las sedes!</w:t>
+            </w:r>
+          </w:p>
+          <w:p>
+            <w:pPr>
+              <w:ind w:left="227" w:right="113"/>
+            </w:pPr>
+            <w:r>
+              <w:t>Exacto. Los formatos deben ser estandarizados, accesibles y adaptables. Recomiendo incluir campos obligatorios y una sección de validación técnica. Además, deben permitir trazabilidad: saber quién lo elaboró, cuándo y qué ajustes se han hecho.</w:t>
+            </w:r>
+          </w:p>
+          <w:p>
+            <w:pPr>
+              <w:ind w:left="227" w:right="113"/>
+            </w:pPr>
+            <w:r>
+              <w:t>Pasemos al seguimiento. ¿Cómo se elabora un informe técnico que registre el avance de las acciones?</w:t>
+            </w:r>
+          </w:p>
+          <w:p>
+            <w:pPr>
+              <w:ind w:left="227" w:right="113"/>
+            </w:pPr>
+            <w:r>
+              <w:t xml:space="preserve">Un informe debe tener estructura lógica: introducción, metodología, resultados, análisis, propuestas y conclusiones. Por ejemplo, si se está monitoreando </w:t>
+            </w:r>
             <w:r>
               <w:lastRenderedPageBreak/>
-              <w:t>¡Total! Pero ojo, que también hay que saber contar la historia. Una vez propusimos mejorar la atención al cliente en una empresa de turismo. Presentamos la acción con un video corto, testimonios reales y una ficha técnica. ¡La gerencia lo aprobó en 10 minutos!</w:t>
-            </w:r>
-          </w:p>
-          <w:p>
-            <w:r>
-              <w:t>Ahora hablemos de los formatos. ¿Qué estructura deben tener los documentos que formalizan las propuestas?</w:t>
-            </w:r>
-          </w:p>
-          <w:p>
-            <w:r>
-              <w:t>¡Aquí es donde muchos se enredan! Un buen formato ejecutivo no necesita ser largo, pero sí claro. Nombre de la acción, objetivo, diagnóstico, recursos, responsable y KPI. Una vez ayudé a una empresa de alimentos a crear una plantilla editable en Excel. ¡Ahora la usan en todas las sedes!</w:t>
-            </w:r>
-          </w:p>
-          <w:p>
-            <w:r>
-              <w:t>Exacto. Los formatos deben ser estandarizados, accesibles y adaptables. Recomiendo incluir campos obligatorios y una sección de validación técnica. Además, deben permitir trazabilidad: saber quién lo elaboró, cuándo y qué ajustes se han hecho.</w:t>
-            </w:r>
-          </w:p>
-          <w:p>
-            <w:r>
-              <w:t>Pasemos al seguimiento. ¿Cómo se elabora un informe técnico que registre el avance de las acciones?</w:t>
-            </w:r>
-          </w:p>
-          <w:p>
-            <w:r>
-              <w:t>Un informe debe tener estructura lógica: introducción, metodología, resultados, análisis, propuestas y conclusiones. Por ejemplo, si se está monitoreando una campaña digital, se deben incluir métricas como tasa de conversión, rebote y tiempo en página, comparadas con las metas.</w:t>
-            </w:r>
-          </w:p>
-          <w:p>
+              <w:t>una campaña digital, se deben incluir métricas como tasa de conversión, rebote y tiempo en página, comparadas con las metas.</w:t>
+            </w:r>
+          </w:p>
+          <w:p>
+            <w:pPr>
+              <w:ind w:left="227" w:right="113"/>
+            </w:pPr>
             <w:r>
               <w:t>Y que no falte lo visual. Una vez hicimos un informe con semáforos de desempeño y mapas de calor. ¡Hasta el director financiero lo entendió sin preguntar! Lo importante es que el informe hable claro, sin rodeos.</w:t>
             </w:r>
           </w:p>
           <w:p>
+            <w:pPr>
+              <w:ind w:left="227" w:right="113"/>
+            </w:pPr>
+            <w:r>
+              <w:t>¿Qué pasa cuando la propuesta necesita ajustes? ¿Cómo se hace de forma colaborativa?</w:t>
+            </w:r>
+          </w:p>
+          <w:p>
+            <w:pPr>
+              <w:ind w:left="227" w:right="113"/>
+            </w:pPr>
+            <w:r>
+              <w:t>¡Aquí entra la magia del equipo! Una vez propusimos mejorar la convocatoria de eventos. El equipo de comunicaciones dijo que el canal no era el problema, sino el mensaje. Ajustamos juntos el texto, el diseño y el horario. Resultado: duplicamos la asistencia.</w:t>
+            </w:r>
+          </w:p>
+          <w:p>
+            <w:pPr>
+              <w:ind w:left="227" w:right="113"/>
+            </w:pPr>
+            <w:r>
+              <w:t>Los ajustes deben registrarse formalmente. Recomiendo usar matrices de validación donde se documente la propuesta original, las observaciones recibidas y los cambios realizados. Esto garantiza trazabilidad y evita confusiones futuras.</w:t>
+            </w:r>
+          </w:p>
+          <w:p>
+            <w:pPr>
+              <w:ind w:left="227" w:right="113"/>
+            </w:pPr>
+            <w:r>
+              <w:t>Finalmente, ¿cómo se asegura que todo el proceso quede bien documentado y sea trazable?</w:t>
+            </w:r>
+          </w:p>
+          <w:p>
+            <w:pPr>
+              <w:ind w:left="227" w:right="113"/>
+            </w:pPr>
+            <w:r>
+              <w:t>La trazabilidad implica saber qué se propuso, quién lo aprobó, qué se ajustó y cuándo se ejecutó. Se logra con formatos bien diseñados, control de versiones y almacenamiento organizado. En empresas grandes, esto se hace con sistemas de gestión documental.</w:t>
+            </w:r>
+          </w:p>
+          <w:p>
+            <w:pPr>
+              <w:ind w:left="227" w:right="113"/>
+            </w:pPr>
             <w:r>
               <w:lastRenderedPageBreak/>
-              <w:t>¿Qué pasa cuando la propuesta necesita ajustes? ¿Cómo se hace de forma colaborativa?</w:t>
-            </w:r>
-          </w:p>
-          <w:p>
-            <w:r>
-              <w:t>¡Aquí entra la magia del equipo! Una vez propusimos mejorar la convocatoria de eventos. El equipo de comunicaciones dijo que el canal no era el problema, sino el mensaje. Ajustamos juntos el texto, el diseño y el horario. Resultado: duplicamos la asistencia.</w:t>
-            </w:r>
-          </w:p>
-          <w:p>
-            <w:r>
-              <w:t>Los ajustes deben registrarse formalmente. Recomiendo usar matrices de validación donde se documente la propuesta original, las observaciones recibidas y los cambios realizados. Esto garantiza trazabilidad y evita confusiones futuras.</w:t>
-            </w:r>
-          </w:p>
-          <w:p>
-            <w:r>
-              <w:t>Finalmente, ¿cómo se asegura que todo el proceso quede bien documentado y sea trazable?</w:t>
-            </w:r>
-          </w:p>
-          <w:p>
-            <w:r>
-              <w:t>La trazabilidad implica saber qué se propuso, quién lo aprobó, qué se ajustó y cuándo se ejecutó. Se logra con formatos bien diseñados, control de versiones y almacenamiento organizado. En empresas grandes, esto se hace con sistemas de gestión documental.</w:t>
-            </w:r>
-          </w:p>
-          <w:p>
-            <w:r>
               <w:t>Y en empresas pequeñas, ¡con orden y disciplina! Una vez ayudé a una fundación a organizar sus propuestas en carpetas digitales con códigos y fechas. ¡Ahora hasta pueden auditar sus mejoras sin estrés!</w:t>
             </w:r>
           </w:p>
           <w:p>
+            <w:pPr>
+              <w:ind w:left="227" w:right="113"/>
+            </w:pPr>
             <w:r>
               <w:t>Gracias, Claudia y Nico, por este recorrido tan claro y dinámico. Hoy aprendimos que documentar no es burocracia, sino estrategia. Cada propuesta bien presentada, ajustada y registrada es una oportunidad para transformar procesos y fortalecer el mercadeo.</w:t>
             </w:r>
           </w:p>
           <w:p>
-            <w:r>
-              <w:lastRenderedPageBreak/>
+            <w:pPr>
+              <w:ind w:left="227" w:right="113"/>
+            </w:pPr>
+            <w:r>
               <w:t>Así es. La documentación rigurosa permite decisiones acertadas y mejora continua.</w:t>
             </w:r>
           </w:p>
           <w:p>
+            <w:pPr>
+              <w:ind w:left="227" w:right="113"/>
+            </w:pPr>
             <w:r>
               <w:t>¡Y si el formato está bien hecho, hasta inspira! Nos vemos, gente estratégica. ¡A documentar con propósito!</w:t>
             </w:r>
@@ -16395,12 +16913,12 @@
         </w:numPr>
         <w:ind w:left="360"/>
       </w:pPr>
-      <w:bookmarkStart w:id="32" w:name="_Toc215228125"/>
+      <w:bookmarkStart w:id="34" w:name="_Toc216427574"/>
       <w:r>
         <w:lastRenderedPageBreak/>
         <w:t>Síntesis</w:t>
       </w:r>
-      <w:bookmarkEnd w:id="32"/>
+      <w:bookmarkEnd w:id="34"/>
       <w:r>
         <w:t xml:space="preserve"> </w:t>
       </w:r>
@@ -16421,13 +16939,25 @@
         <w:rPr>
           <w:lang w:val="es-419" w:eastAsia="es-CO"/>
         </w:rPr>
-        <w:t xml:space="preserve">Análisis estratégico de acciones de mercadeo, </w:t>
-      </w:r>
-      <w:r>
-        <w:rPr>
-          <w:lang w:val="es-419" w:eastAsia="es-CO"/>
-        </w:rPr>
-        <w:t xml:space="preserve"> desarrolla las competencias necesarias para verificar el progreso de las acciones de mercadeo mediante el uso estratégico del sistema de monitoreo, a lo largo de sus siete capítulos, el aprendiz explora cómo medir resultados, interpretar hallazgos, formular acciones de mejora y documentar propuestas con criterios técnicos, éticos y colaborativos. </w:t>
+        <w:t>CF02</w:t>
+      </w:r>
+      <w:r>
+        <w:rPr>
+          <w:lang w:val="es-419" w:eastAsia="es-CO"/>
+        </w:rPr>
+        <w:t xml:space="preserve"> desarrolla las competencias necesarias para verificar el progreso de las acciones de mercadeo mediante el uso estratégico del sistema de monitoreo</w:t>
+      </w:r>
+      <w:r>
+        <w:rPr>
+          <w:lang w:val="es-419" w:eastAsia="es-CO"/>
+        </w:rPr>
+        <w:t>. A</w:t>
+      </w:r>
+      <w:r>
+        <w:rPr>
+          <w:lang w:val="es-419" w:eastAsia="es-CO"/>
+        </w:rPr>
+        <w:t xml:space="preserve"> lo largo de sus siete capítulos, el aprendiz explora cómo medir resultados, interpretar hallazgos, formular acciones de mejora y documentar propuestas con criterios técnicos, éticos y colaborativos. </w:t>
       </w:r>
     </w:p>
     <w:p>
@@ -16523,12 +17053,12 @@
       <w:pPr>
         <w:pStyle w:val="Titulosgenerales"/>
       </w:pPr>
-      <w:bookmarkStart w:id="33" w:name="_Toc215228126"/>
+      <w:bookmarkStart w:id="35" w:name="_Toc216427575"/>
       <w:r>
         <w:lastRenderedPageBreak/>
         <w:t>Glosario</w:t>
       </w:r>
-      <w:bookmarkEnd w:id="33"/>
+      <w:bookmarkEnd w:id="35"/>
     </w:p>
     <w:p>
       <w:pPr>
@@ -16755,6 +17285,17 @@
           <w:lang w:val="es-419"/>
         </w:rPr>
       </w:pPr>
+      <w:proofErr w:type="spellStart"/>
+      <w:r>
+        <w:rPr>
+          <w:rStyle w:val="Extranjerismo"/>
+          <w:b/>
+          <w:bCs/>
+          <w:lang w:val="es-CO"/>
+        </w:rPr>
+        <w:t>KPIs</w:t>
+      </w:r>
+      <w:proofErr w:type="spellEnd"/>
       <w:r>
         <w:rPr>
           <w:rFonts w:ascii="Calibri" w:hAnsi="Calibri" w:cs="Calibri"/>
@@ -16763,7 +17304,7 @@
           <w:szCs w:val="28"/>
           <w:lang w:val="es-419"/>
         </w:rPr>
-        <w:t>KPIs (</w:t>
+        <w:t xml:space="preserve"> (</w:t>
       </w:r>
       <w:r>
         <w:rPr>
@@ -16997,12 +17538,12 @@
       <w:pPr>
         <w:pStyle w:val="Titulosgenerales"/>
       </w:pPr>
-      <w:bookmarkStart w:id="34" w:name="_Toc215228127"/>
+      <w:bookmarkStart w:id="36" w:name="_Toc216427576"/>
       <w:r>
         <w:lastRenderedPageBreak/>
         <w:t>Material complementario</w:t>
       </w:r>
-      <w:bookmarkEnd w:id="34"/>
+      <w:bookmarkEnd w:id="36"/>
     </w:p>
     <w:tbl>
       <w:tblPr>
@@ -17030,6 +17571,7 @@
           <w:p>
             <w:pPr>
               <w:pStyle w:val="TextoTablas"/>
+              <w:ind w:left="227"/>
               <w:jc w:val="center"/>
               <w:rPr>
                 <w:sz w:val="28"/>
@@ -17052,6 +17594,7 @@
           <w:p>
             <w:pPr>
               <w:pStyle w:val="TextoTablas"/>
+              <w:ind w:left="227"/>
               <w:jc w:val="center"/>
               <w:rPr>
                 <w:sz w:val="28"/>
@@ -17074,6 +17617,7 @@
           <w:p>
             <w:pPr>
               <w:pStyle w:val="TextoTablas"/>
+              <w:ind w:left="227"/>
               <w:jc w:val="center"/>
               <w:rPr>
                 <w:sz w:val="28"/>
@@ -17096,6 +17640,7 @@
           <w:p>
             <w:pPr>
               <w:pStyle w:val="TextoTablas"/>
+              <w:ind w:left="227"/>
               <w:jc w:val="center"/>
               <w:rPr>
                 <w:sz w:val="28"/>
@@ -17124,6 +17669,7 @@
           <w:p>
             <w:pPr>
               <w:pStyle w:val="TextoTablas"/>
+              <w:ind w:left="227"/>
               <w:rPr>
                 <w:b/>
                 <w:bCs/>
@@ -17163,6 +17709,7 @@
           <w:p>
             <w:pPr>
               <w:pStyle w:val="TextoTablas"/>
+              <w:ind w:left="227"/>
               <w:rPr>
                 <w:bCs/>
                 <w:sz w:val="28"/>
@@ -17202,6 +17749,7 @@
           <w:p>
             <w:pPr>
               <w:pStyle w:val="TextoTablas"/>
+              <w:ind w:left="227"/>
               <w:rPr>
                 <w:bCs/>
                 <w:sz w:val="28"/>
@@ -17224,7 +17772,8 @@
           </w:tcPr>
           <w:p>
             <w:pPr>
-              <w:ind w:firstLine="0"/>
+              <w:spacing w:line="240" w:lineRule="auto"/>
+              <w:ind w:left="227" w:firstLine="0"/>
               <w:rPr>
                 <w:szCs w:val="28"/>
               </w:rPr>
@@ -17258,6 +17807,7 @@
           <w:p>
             <w:pPr>
               <w:pStyle w:val="TextoTablas"/>
+              <w:ind w:left="227"/>
               <w:rPr>
                 <w:rStyle w:val="Extranjerismo"/>
                 <w:b/>
@@ -17284,6 +17834,7 @@
           <w:p>
             <w:pPr>
               <w:pStyle w:val="TextoTablas"/>
+              <w:ind w:left="227"/>
               <w:rPr>
                 <w:bCs/>
                 <w:sz w:val="28"/>
@@ -17307,6 +17858,7 @@
           <w:p>
             <w:pPr>
               <w:pStyle w:val="TextoTablas"/>
+              <w:ind w:left="227"/>
               <w:rPr>
                 <w:bCs/>
                 <w:sz w:val="28"/>
@@ -17329,7 +17881,8 @@
           </w:tcPr>
           <w:p>
             <w:pPr>
-              <w:ind w:firstLine="0"/>
+              <w:spacing w:line="240" w:lineRule="auto"/>
+              <w:ind w:left="227" w:firstLine="0"/>
               <w:rPr>
                 <w:rStyle w:val="Hipervnculo"/>
                 <w:color w:val="auto"/>
@@ -17369,6 +17922,7 @@
           <w:p>
             <w:pPr>
               <w:pStyle w:val="TextoTablas"/>
+              <w:ind w:left="227"/>
               <w:rPr>
                 <w:bCs/>
                 <w:sz w:val="28"/>
@@ -17392,6 +17946,7 @@
           <w:p>
             <w:pPr>
               <w:pStyle w:val="TextoTablas"/>
+              <w:ind w:left="227"/>
               <w:rPr>
                 <w:bCs/>
                 <w:sz w:val="28"/>
@@ -17415,6 +17970,7 @@
           <w:p>
             <w:pPr>
               <w:pStyle w:val="TextoTablas"/>
+              <w:ind w:left="227"/>
               <w:rPr>
                 <w:bCs/>
                 <w:sz w:val="28"/>
@@ -17437,7 +17993,8 @@
           </w:tcPr>
           <w:p>
             <w:pPr>
-              <w:ind w:firstLine="0"/>
+              <w:spacing w:line="240" w:lineRule="auto"/>
+              <w:ind w:left="227" w:firstLine="0"/>
               <w:rPr>
                 <w:szCs w:val="28"/>
               </w:rPr>
@@ -17478,7 +18035,7 @@
           <w:lang w:val="en-US"/>
         </w:rPr>
       </w:pPr>
-      <w:bookmarkStart w:id="35" w:name="_Toc215228128"/>
+      <w:bookmarkStart w:id="37" w:name="_Toc216427577"/>
       <w:proofErr w:type="spellStart"/>
       <w:r>
         <w:rPr>
@@ -17501,7 +18058,7 @@
         </w:rPr>
         <w:t>bibliográficas</w:t>
       </w:r>
-      <w:bookmarkEnd w:id="35"/>
+      <w:bookmarkEnd w:id="37"/>
       <w:proofErr w:type="spellEnd"/>
       <w:r>
         <w:rPr>
@@ -17529,7 +18086,20 @@
           <w:rStyle w:val="Extranjerismo"/>
           <w:lang w:val="en-GB" w:eastAsia="es-CO"/>
         </w:rPr>
-        <w:t xml:space="preserve">7 Marketing KPIs You Should Know &amp; How to Measure Them. </w:t>
+        <w:t xml:space="preserve">7 Marketing </w:t>
+      </w:r>
+      <w:r>
+        <w:rPr>
+          <w:rStyle w:val="Extranjerismo"/>
+        </w:rPr>
+        <w:t>KPIs</w:t>
+      </w:r>
+      <w:r>
+        <w:rPr>
+          <w:rStyle w:val="Extranjerismo"/>
+          <w:lang w:val="en-GB" w:eastAsia="es-CO"/>
+        </w:rPr>
+        <w:t xml:space="preserve"> You Should Know &amp; How to Measure Them. </w:t>
       </w:r>
       <w:r>
         <w:rPr>
@@ -17678,8 +18248,8 @@
       <w:proofErr w:type="spellStart"/>
       <w:r>
         <w:rPr>
-          <w:color w:val="000000" w:themeColor="text1"/>
-          <w:lang w:eastAsia="es-CO"/>
+          <w:rStyle w:val="Extranjerismo"/>
+          <w:lang w:val="es-CO"/>
         </w:rPr>
         <w:t>KPIs</w:t>
       </w:r>
@@ -17835,7 +18405,7 @@
       <w:pPr>
         <w:pStyle w:val="Titulosgenerales"/>
       </w:pPr>
-      <w:bookmarkStart w:id="36" w:name="_Toc215228129"/>
+      <w:bookmarkStart w:id="38" w:name="_Toc216427578"/>
       <w:r>
         <w:lastRenderedPageBreak/>
         <w:t>C</w:t>
@@ -17843,7 +18413,7 @@
       <w:r>
         <w:t>réditos</w:t>
       </w:r>
-      <w:bookmarkEnd w:id="36"/>
+      <w:bookmarkEnd w:id="38"/>
     </w:p>
     <w:tbl>
       <w:tblPr>
@@ -17869,7 +18439,9 @@
           </w:tcPr>
           <w:p>
             <w:pPr>
-              <w:ind w:firstLine="0"/>
+              <w:spacing w:line="240" w:lineRule="auto"/>
+              <w:ind w:left="227" w:firstLine="0"/>
+              <w:jc w:val="center"/>
               <w:rPr>
                 <w:szCs w:val="28"/>
                 <w:lang w:val="es-419" w:eastAsia="es-CO"/>
@@ -17890,7 +18462,9 @@
           </w:tcPr>
           <w:p>
             <w:pPr>
-              <w:ind w:firstLine="0"/>
+              <w:spacing w:line="240" w:lineRule="auto"/>
+              <w:ind w:left="227" w:firstLine="0"/>
+              <w:jc w:val="center"/>
               <w:rPr>
                 <w:szCs w:val="28"/>
                 <w:lang w:val="es-419" w:eastAsia="es-CO"/>
@@ -17911,7 +18485,9 @@
           </w:tcPr>
           <w:p>
             <w:pPr>
-              <w:ind w:firstLine="0"/>
+              <w:spacing w:line="240" w:lineRule="auto"/>
+              <w:ind w:left="227" w:firstLine="0"/>
+              <w:jc w:val="center"/>
               <w:rPr>
                 <w:szCs w:val="28"/>
                 <w:lang w:val="es-419" w:eastAsia="es-CO"/>
@@ -17945,6 +18521,7 @@
           <w:p>
             <w:pPr>
               <w:pStyle w:val="TextoTablas"/>
+              <w:ind w:left="227"/>
               <w:rPr>
                 <w:rFonts w:cs="Calibri"/>
                 <w:sz w:val="28"/>
@@ -17968,6 +18545,7 @@
           <w:p>
             <w:pPr>
               <w:pStyle w:val="TextoTablas"/>
+              <w:ind w:left="227"/>
               <w:rPr>
                 <w:rFonts w:cs="Calibri"/>
                 <w:sz w:val="28"/>
@@ -17991,6 +18569,7 @@
           <w:p>
             <w:pPr>
               <w:pStyle w:val="TextoTablas"/>
+              <w:ind w:left="227"/>
               <w:rPr>
                 <w:rFonts w:cs="Calibri"/>
                 <w:sz w:val="28"/>
@@ -18032,6 +18611,7 @@
           <w:p>
             <w:pPr>
               <w:pStyle w:val="TextoTablas"/>
+              <w:ind w:left="227"/>
               <w:rPr>
                 <w:rFonts w:cs="Calibri"/>
                 <w:sz w:val="28"/>
@@ -18055,6 +18635,7 @@
           <w:p>
             <w:pPr>
               <w:pStyle w:val="TextoTablas"/>
+              <w:ind w:left="227"/>
               <w:rPr>
                 <w:rFonts w:cs="Calibri"/>
                 <w:sz w:val="28"/>
@@ -18118,6 +18699,7 @@
           <w:p>
             <w:pPr>
               <w:pStyle w:val="TextoTablas"/>
+              <w:ind w:left="227"/>
               <w:rPr>
                 <w:rFonts w:cs="Calibri"/>
                 <w:sz w:val="28"/>
@@ -18170,6 +18752,7 @@
           <w:p>
             <w:pPr>
               <w:pStyle w:val="TextoTablas"/>
+              <w:ind w:left="227"/>
               <w:rPr>
                 <w:rFonts w:cs="Calibri"/>
                 <w:sz w:val="28"/>
@@ -18192,6 +18775,7 @@
           <w:p>
             <w:pPr>
               <w:pStyle w:val="TextoTablas"/>
+              <w:ind w:left="227"/>
               <w:rPr>
                 <w:rFonts w:cs="Calibri"/>
                 <w:sz w:val="28"/>
@@ -18235,6 +18819,7 @@
           <w:p>
             <w:pPr>
               <w:pStyle w:val="TextoTablas"/>
+              <w:ind w:left="227"/>
               <w:rPr>
                 <w:rFonts w:cs="Calibri"/>
                 <w:sz w:val="28"/>
@@ -18260,6 +18845,7 @@
           <w:p>
             <w:pPr>
               <w:pStyle w:val="TextoTablas"/>
+              <w:ind w:left="227"/>
               <w:rPr>
                 <w:sz w:val="28"/>
                 <w:szCs w:val="28"/>
@@ -18281,6 +18867,7 @@
           <w:p>
             <w:pPr>
               <w:pStyle w:val="TextoTablas"/>
+              <w:ind w:left="227"/>
               <w:rPr>
                 <w:sz w:val="28"/>
                 <w:szCs w:val="28"/>
@@ -18302,6 +18889,7 @@
           <w:p>
             <w:pPr>
               <w:pStyle w:val="TextoTablas"/>
+              <w:ind w:left="227"/>
               <w:rPr>
                 <w:sz w:val="28"/>
                 <w:szCs w:val="28"/>
@@ -18328,6 +18916,7 @@
           <w:p>
             <w:pPr>
               <w:pStyle w:val="TextoTablas"/>
+              <w:ind w:left="227"/>
               <w:rPr>
                 <w:rFonts w:cs="Calibri"/>
                 <w:sz w:val="28"/>
@@ -18340,6 +18929,13 @@
                 <w:szCs w:val="28"/>
               </w:rPr>
               <w:t>Andrés Felipe Herrera</w:t>
+            </w:r>
+            <w:r>
+              <w:rPr>
+                <w:sz w:val="28"/>
+                <w:szCs w:val="28"/>
+              </w:rPr>
+              <w:t xml:space="preserve"> Roldán </w:t>
             </w:r>
           </w:p>
         </w:tc>
@@ -18350,6 +18946,7 @@
           <w:p>
             <w:pPr>
               <w:pStyle w:val="TextoTablas"/>
+              <w:ind w:left="227"/>
               <w:rPr>
                 <w:rFonts w:cs="Calibri"/>
                 <w:sz w:val="28"/>
@@ -18387,6 +18984,7 @@
           <w:p>
             <w:pPr>
               <w:pStyle w:val="TextoTablas"/>
+              <w:ind w:left="227"/>
               <w:rPr>
                 <w:rFonts w:cs="Calibri"/>
                 <w:sz w:val="28"/>
@@ -18411,6 +19009,7 @@
           <w:p>
             <w:pPr>
               <w:pStyle w:val="TextoTablas"/>
+              <w:ind w:left="227"/>
               <w:rPr>
                 <w:rFonts w:cs="Calibri"/>
                 <w:sz w:val="28"/>
@@ -18433,6 +19032,7 @@
           <w:p>
             <w:pPr>
               <w:pStyle w:val="TextoTablas"/>
+              <w:ind w:left="227"/>
               <w:rPr>
                 <w:rFonts w:cs="Calibri"/>
                 <w:sz w:val="28"/>
@@ -18471,6 +19071,7 @@
           <w:p>
             <w:pPr>
               <w:pStyle w:val="TextoTablas"/>
+              <w:ind w:left="227"/>
               <w:rPr>
                 <w:rFonts w:cs="Calibri"/>
                 <w:sz w:val="28"/>
@@ -18499,6 +19100,7 @@
           <w:p>
             <w:pPr>
               <w:pStyle w:val="TextoTablas"/>
+              <w:ind w:left="227"/>
               <w:rPr>
                 <w:rFonts w:cs="Calibri"/>
                 <w:sz w:val="28"/>
@@ -18522,6 +19124,7 @@
           <w:p>
             <w:pPr>
               <w:pStyle w:val="TextoTablas"/>
+              <w:ind w:left="227"/>
               <w:rPr>
                 <w:rFonts w:cs="Calibri"/>
                 <w:sz w:val="28"/>
@@ -18545,6 +19148,7 @@
           <w:p>
             <w:pPr>
               <w:pStyle w:val="TextoTablas"/>
+              <w:ind w:left="227"/>
               <w:rPr>
                 <w:rFonts w:cs="Calibri"/>
                 <w:sz w:val="28"/>
@@ -18570,6 +19174,7 @@
           <w:p>
             <w:pPr>
               <w:pStyle w:val="TextoTablas"/>
+              <w:ind w:left="227"/>
               <w:rPr>
                 <w:rFonts w:cs="Calibri"/>
                 <w:sz w:val="28"/>
@@ -18593,6 +19198,7 @@
           <w:p>
             <w:pPr>
               <w:pStyle w:val="TextoTablas"/>
+              <w:ind w:left="227"/>
               <w:rPr>
                 <w:rFonts w:cs="Calibri"/>
                 <w:sz w:val="28"/>
@@ -18632,6 +19238,7 @@
           <w:p>
             <w:pPr>
               <w:pStyle w:val="TextoTablas"/>
+              <w:ind w:left="227"/>
               <w:rPr>
                 <w:rFonts w:cs="Calibri"/>
                 <w:sz w:val="28"/>
@@ -18660,6 +19267,7 @@
           <w:p>
             <w:pPr>
               <w:pStyle w:val="TextoTablas"/>
+              <w:ind w:left="227"/>
               <w:rPr>
                 <w:rFonts w:cs="Calibri"/>
                 <w:sz w:val="28"/>
@@ -18684,6 +19292,7 @@
           <w:p>
             <w:pPr>
               <w:pStyle w:val="TextoTablas"/>
+              <w:ind w:left="227"/>
               <w:rPr>
                 <w:rFonts w:cs="Calibri"/>
                 <w:sz w:val="28"/>
@@ -18723,6 +19332,7 @@
           <w:p>
             <w:pPr>
               <w:pStyle w:val="TextoTablas"/>
+              <w:ind w:left="227"/>
               <w:rPr>
                 <w:rFonts w:cs="Calibri"/>
                 <w:sz w:val="28"/>
@@ -18748,6 +19358,7 @@
           <w:p>
             <w:pPr>
               <w:pStyle w:val="TextoTablas"/>
+              <w:ind w:left="227"/>
               <w:rPr>
                 <w:rFonts w:cs="Calibri"/>
                 <w:sz w:val="28"/>
@@ -18787,6 +19398,7 @@
           <w:p>
             <w:pPr>
               <w:pStyle w:val="TextoTablas"/>
+              <w:ind w:left="227"/>
               <w:rPr>
                 <w:rFonts w:cs="Calibri"/>
                 <w:sz w:val="28"/>
@@ -18810,6 +19422,7 @@
           <w:p>
             <w:pPr>
               <w:pStyle w:val="TextoTablas"/>
+              <w:ind w:left="227"/>
               <w:rPr>
                 <w:rFonts w:cs="Calibri"/>
                 <w:sz w:val="28"/>
@@ -18838,6 +19451,7 @@
           <w:p>
             <w:pPr>
               <w:pStyle w:val="TextoTablas"/>
+              <w:ind w:left="227"/>
               <w:rPr>
                 <w:rFonts w:cs="Calibri"/>
                 <w:sz w:val="28"/>
@@ -18861,6 +19475,7 @@
           <w:p>
             <w:pPr>
               <w:pStyle w:val="TextoTablas"/>
+              <w:ind w:left="227"/>
               <w:rPr>
                 <w:rFonts w:cs="Calibri"/>
                 <w:sz w:val="28"/>
@@ -18884,6 +19499,7 @@
           <w:p>
             <w:pPr>
               <w:pStyle w:val="TextoTablas"/>
+              <w:ind w:left="227"/>
               <w:rPr>
                 <w:rFonts w:cs="Calibri"/>
                 <w:sz w:val="28"/>
@@ -18928,7 +19544,7 @@
 
 <file path=word/comments.xml><?xml version="1.0" encoding="utf-8"?>
 <w:comments xmlns:wpc="http://schemas.microsoft.com/office/word/2010/wordprocessingCanvas" xmlns:cx="http://schemas.microsoft.com/office/drawing/2014/chartex" xmlns:cx1="http://schemas.microsoft.com/office/drawing/2015/9/8/chartex" xmlns:cx2="http://schemas.microsoft.com/office/drawing/2015/10/21/chartex" xmlns:cx3="http://schemas.microsoft.com/office/drawing/2016/5/9/chartex" xmlns:cx4="http://schemas.microsoft.com/office/drawing/2016/5/10/chartex" xmlns:cx5="http://schemas.microsoft.com/office/drawing/2016/5/11/chartex" xmlns:cx6="http://schemas.microsoft.com/office/drawing/2016/5/12/chartex" xmlns:cx7="http://schemas.microsoft.com/office/drawing/2016/5/13/chartex" xmlns:cx8="http://schemas.microsoft.com/office/drawing/2016/5/14/chartex" xmlns:mc="http://schemas.openxmlformats.org/markup-compatibility/2006" xmlns:aink="http://schemas.microsoft.com/office/drawing/2016/ink" xmlns:am3d="http://schemas.microsoft.com/office/drawing/2017/model3d" xmlns:o="urn:schemas-microsoft-com:office:office" xmlns:oel="http://schemas.microsoft.com/office/2019/extlst" xmlns:r="http://schemas.openxmlformats.org/officeDocument/2006/relationships" xmlns:m="http://schemas.openxmlformats.org/officeDocument/2006/math" xmlns:v="urn:schemas-microsoft-com:vml" xmlns:wp14="http://schemas.microsoft.com/office/word/2010/wordprocessingDrawing" xmlns:wp="http://schemas.openxmlformats.org/drawingml/2006/wordprocessingDrawing" xmlns:w10="urn:schemas-microsoft-com:office:word" xmlns:w="http://schemas.openxmlformats.org/wordprocessingml/2006/main" xmlns:w14="http://schemas.microsoft.com/office/word/2010/wordml" xmlns:w15="http://schemas.microsoft.com/office/word/2012/wordml" xmlns:w16cex="http://schemas.microsoft.com/office/word/2018/wordml/cex" xmlns:w16cid="http://schemas.microsoft.com/office/word/2016/wordml/cid" xmlns:w16="http://schemas.microsoft.com/office/word/2018/wordml" xmlns:w16du="http://schemas.microsoft.com/office/word/2023/wordml/word16du" xmlns:w16sdtdh="http://schemas.microsoft.com/office/word/2020/wordml/sdtdatahash" xmlns:w16sdtfl="http://schemas.microsoft.com/office/word/2024/wordml/sdtformatlock" xmlns:w16se="http://schemas.microsoft.com/office/word/2015/wordml/symex" xmlns:wpg="http://schemas.microsoft.com/office/word/2010/wordprocessingGroup" xmlns:wpi="http://schemas.microsoft.com/office/word/2010/wordprocessingInk" xmlns:wne="http://schemas.microsoft.com/office/word/2006/wordml" xmlns:wps="http://schemas.microsoft.com/office/word/2010/wordprocessingShape" mc:Ignorable="w14 w15 w16se w16cid w16 w16cex w16sdtdh w16sdtfl w16du wp14">
-  <w:comment w:id="17" w:author="Nicolás Cruz Ríos" w:date="2025-05-21T06:35:00Z" w:initials="NC">
+  <w:comment w:id="18" w:author="Nicolás Cruz Ríos" w:date="2025-05-21T06:35:00Z" w:initials="NC">
     <w:p>
       <w:pPr>
         <w:pStyle w:val="Textocomentario"/>
@@ -18949,7 +19565,7 @@
       </w:hyperlink>
     </w:p>
   </w:comment>
-  <w:comment w:id="19" w:author="Nicolás Cruz Ríos" w:date="2025-08-20T10:30:00Z" w:initials="NC">
+  <w:comment w:id="20" w:author="Nicolás Cruz Ríos" w:date="2025-08-20T10:30:00Z" w:initials="NC">
     <w:p>
       <w:pPr>
         <w:pStyle w:val="Textocomentario"/>
@@ -32118,6 +32734,7 @@
   <w:style w:type="character" w:default="1" w:styleId="Fuentedeprrafopredeter">
     <w:name w:val="Default Paragraph Font"/>
     <w:uiPriority w:val="1"/>
+    <w:semiHidden/>
     <w:unhideWhenUsed/>
   </w:style>
   <w:style w:type="table" w:default="1" w:styleId="Tablanormal">
@@ -33314,8 +33931,8 @@
 <file path=customXml/item3.xml><?xml version="1.0" encoding="utf-8"?>
 <p:properties xmlns:p="http://schemas.microsoft.com/office/2006/metadata/properties" xmlns:xsi="http://www.w3.org/2001/XMLSchema-instance" xmlns:pc="http://schemas.microsoft.com/office/infopath/2007/PartnerControls">
   <documentManagement>
-    <TaxCatchAll xmlns="adccf511-daff-4bcb-9072-914cedbf4c7e" xsi:nil="true"/>
-    <lcf76f155ced4ddcb4097134ff3c332f xmlns="a70d3c18-0869-45a1-9f75-4b4b8f0f32be">
+    <TaxCatchAll xmlns="cb45339b-ced9-4d0d-8f64-77573914d53b" xsi:nil="true"/>
+    <lcf76f155ced4ddcb4097134ff3c332f xmlns="43a3ca16-9c26-4813-b83f-4aec9927b43f">
       <Terms xmlns="http://schemas.microsoft.com/office/infopath/2007/PartnerControls"/>
     </lcf76f155ced4ddcb4097134ff3c332f>
   </documentManagement>
@@ -33323,27 +33940,30 @@
 </file>
 
 <file path=customXml/item4.xml><?xml version="1.0" encoding="utf-8"?>
-<ct:contentTypeSchema xmlns:ct="http://schemas.microsoft.com/office/2006/metadata/contentType" xmlns:ma="http://schemas.microsoft.com/office/2006/metadata/properties/metaAttributes" ct:_="" ma:_="" ma:contentTypeName="Documento" ma:contentTypeID="0x010100FC2B1768DD5A774EB396CCAB0DE361C1" ma:contentTypeVersion="12" ma:contentTypeDescription="Crear nuevo documento." ma:contentTypeScope="" ma:versionID="cb0e967054766e77e9abf3380aaec2f9">
-  <xsd:schema xmlns:xsd="http://www.w3.org/2001/XMLSchema" xmlns:xs="http://www.w3.org/2001/XMLSchema" xmlns:p="http://schemas.microsoft.com/office/2006/metadata/properties" xmlns:ns2="a70d3c18-0869-45a1-9f75-4b4b8f0f32be" xmlns:ns3="adccf511-daff-4bcb-9072-914cedbf4c7e" targetNamespace="http://schemas.microsoft.com/office/2006/metadata/properties" ma:root="true" ma:fieldsID="e7d77fbbcf22647d83eeb28c82daf0af" ns2:_="" ns3:_="">
-    <xsd:import namespace="a70d3c18-0869-45a1-9f75-4b4b8f0f32be"/>
-    <xsd:import namespace="adccf511-daff-4bcb-9072-914cedbf4c7e"/>
+<ct:contentTypeSchema xmlns:ct="http://schemas.microsoft.com/office/2006/metadata/contentType" xmlns:ma="http://schemas.microsoft.com/office/2006/metadata/properties/metaAttributes" ct:_="" ma:_="" ma:contentTypeName="Documento" ma:contentTypeID="0x01010049282E1EDBE9234EA9E6D38F720E265F" ma:contentTypeVersion="15" ma:contentTypeDescription="Crear nuevo documento." ma:contentTypeScope="" ma:versionID="b31c7aa9eaf043a08b87120b3c4916e3">
+  <xsd:schema xmlns:xsd="http://www.w3.org/2001/XMLSchema" xmlns:xs="http://www.w3.org/2001/XMLSchema" xmlns:p="http://schemas.microsoft.com/office/2006/metadata/properties" xmlns:ns2="cb45339b-ced9-4d0d-8f64-77573914d53b" xmlns:ns3="43a3ca16-9c26-4813-b83f-4aec9927b43f" targetNamespace="http://schemas.microsoft.com/office/2006/metadata/properties" ma:root="true" ma:fieldsID="3533d065b04d75c457075bc55f1f5315" ns2:_="" ns3:_="">
+    <xsd:import namespace="cb45339b-ced9-4d0d-8f64-77573914d53b"/>
+    <xsd:import namespace="43a3ca16-9c26-4813-b83f-4aec9927b43f"/>
     <xsd:element name="properties">
       <xsd:complexType>
         <xsd:sequence>
           <xsd:element name="documentManagement">
             <xsd:complexType>
               <xsd:all>
-                <xsd:element ref="ns2:MediaServiceMetadata" minOccurs="0"/>
-                <xsd:element ref="ns2:MediaServiceFastMetadata" minOccurs="0"/>
-                <xsd:element ref="ns2:MediaServiceSearchProperties" minOccurs="0"/>
-                <xsd:element ref="ns2:MediaServiceDateTaken" minOccurs="0"/>
-                <xsd:element ref="ns2:MediaServiceGenerationTime" minOccurs="0"/>
-                <xsd:element ref="ns2:MediaServiceEventHashCode" minOccurs="0"/>
-                <xsd:element ref="ns2:MediaLengthInSeconds" minOccurs="0"/>
-                <xsd:element ref="ns2:lcf76f155ced4ddcb4097134ff3c332f" minOccurs="0"/>
-                <xsd:element ref="ns3:TaxCatchAll" minOccurs="0"/>
-                <xsd:element ref="ns2:MediaServiceOCR" minOccurs="0"/>
-                <xsd:element ref="ns2:MediaServiceBillingMetadata" minOccurs="0"/>
+                <xsd:element ref="ns2:SharedWithUsers" minOccurs="0"/>
+                <xsd:element ref="ns2:SharedWithDetails" minOccurs="0"/>
+                <xsd:element ref="ns3:MediaServiceMetadata" minOccurs="0"/>
+                <xsd:element ref="ns3:MediaServiceFastMetadata" minOccurs="0"/>
+                <xsd:element ref="ns3:MediaServiceDateTaken" minOccurs="0"/>
+                <xsd:element ref="ns3:MediaServiceObjectDetectorVersions" minOccurs="0"/>
+                <xsd:element ref="ns3:MediaLengthInSeconds" minOccurs="0"/>
+                <xsd:element ref="ns3:MediaServiceLocation" minOccurs="0"/>
+                <xsd:element ref="ns3:MediaServiceGenerationTime" minOccurs="0"/>
+                <xsd:element ref="ns3:MediaServiceEventHashCode" minOccurs="0"/>
+                <xsd:element ref="ns3:lcf76f155ced4ddcb4097134ff3c332f" minOccurs="0"/>
+                <xsd:element ref="ns2:TaxCatchAll" minOccurs="0"/>
+                <xsd:element ref="ns3:MediaServiceOCR" minOccurs="0"/>
+                <xsd:element ref="ns3:MediaServiceSearchProperties" minOccurs="0"/>
               </xsd:all>
             </xsd:complexType>
           </xsd:element>
@@ -33351,35 +33971,66 @@
       </xsd:complexType>
     </xsd:element>
   </xsd:schema>
-  <xsd:schema xmlns:xsd="http://www.w3.org/2001/XMLSchema" xmlns:xs="http://www.w3.org/2001/XMLSchema" xmlns:dms="http://schemas.microsoft.com/office/2006/documentManagement/types" xmlns:pc="http://schemas.microsoft.com/office/infopath/2007/PartnerControls" targetNamespace="a70d3c18-0869-45a1-9f75-4b4b8f0f32be" elementFormDefault="qualified">
+  <xsd:schema xmlns:xsd="http://www.w3.org/2001/XMLSchema" xmlns:xs="http://www.w3.org/2001/XMLSchema" xmlns:dms="http://schemas.microsoft.com/office/2006/documentManagement/types" xmlns:pc="http://schemas.microsoft.com/office/infopath/2007/PartnerControls" targetNamespace="cb45339b-ced9-4d0d-8f64-77573914d53b" elementFormDefault="qualified">
     <xsd:import namespace="http://schemas.microsoft.com/office/2006/documentManagement/types"/>
     <xsd:import namespace="http://schemas.microsoft.com/office/infopath/2007/PartnerControls"/>
-    <xsd:element name="MediaServiceMetadata" ma:index="8" nillable="true" ma:displayName="MediaServiceMetadata" ma:hidden="true" ma:internalName="MediaServiceMetadata" ma:readOnly="true">
+    <xsd:element name="SharedWithUsers" ma:index="8" nillable="true" ma:displayName="Compartido con" ma:internalName="SharedWithUsers" ma:readOnly="true">
+      <xsd:complexType>
+        <xsd:complexContent>
+          <xsd:extension base="dms:UserMulti">
+            <xsd:sequence>
+              <xsd:element name="UserInfo" minOccurs="0" maxOccurs="unbounded">
+                <xsd:complexType>
+                  <xsd:sequence>
+                    <xsd:element name="DisplayName" type="xsd:string" minOccurs="0"/>
+                    <xsd:element name="AccountId" type="dms:UserId" minOccurs="0" nillable="true"/>
+                    <xsd:element name="AccountType" type="xsd:string" minOccurs="0"/>
+                  </xsd:sequence>
+                </xsd:complexType>
+              </xsd:element>
+            </xsd:sequence>
+          </xsd:extension>
+        </xsd:complexContent>
+      </xsd:complexType>
+    </xsd:element>
+    <xsd:element name="SharedWithDetails" ma:index="9" nillable="true" ma:displayName="Detalles de uso compartido" ma:internalName="SharedWithDetails" ma:readOnly="true">
+      <xsd:simpleType>
+        <xsd:restriction base="dms:Note">
+          <xsd:maxLength value="255"/>
+        </xsd:restriction>
+      </xsd:simpleType>
+    </xsd:element>
+    <xsd:element name="TaxCatchAll" ma:index="20" nillable="true" ma:displayName="Taxonomy Catch All Column" ma:hidden="true" ma:list="{2f40a149-578b-41a1-8845-c88bc1831770}" ma:internalName="TaxCatchAll" ma:showField="CatchAllData" ma:web="cb45339b-ced9-4d0d-8f64-77573914d53b">
+      <xsd:complexType>
+        <xsd:complexContent>
+          <xsd:extension base="dms:MultiChoiceLookup">
+            <xsd:sequence>
+              <xsd:element name="Value" type="dms:Lookup" maxOccurs="unbounded" minOccurs="0" nillable="true"/>
+            </xsd:sequence>
+          </xsd:extension>
+        </xsd:complexContent>
+      </xsd:complexType>
+    </xsd:element>
+  </xsd:schema>
+  <xsd:schema xmlns:xsd="http://www.w3.org/2001/XMLSchema" xmlns:xs="http://www.w3.org/2001/XMLSchema" xmlns:dms="http://schemas.microsoft.com/office/2006/documentManagement/types" xmlns:pc="http://schemas.microsoft.com/office/infopath/2007/PartnerControls" targetNamespace="43a3ca16-9c26-4813-b83f-4aec9927b43f" elementFormDefault="qualified">
+    <xsd:import namespace="http://schemas.microsoft.com/office/2006/documentManagement/types"/>
+    <xsd:import namespace="http://schemas.microsoft.com/office/infopath/2007/PartnerControls"/>
+    <xsd:element name="MediaServiceMetadata" ma:index="10" nillable="true" ma:displayName="MediaServiceMetadata" ma:hidden="true" ma:internalName="MediaServiceMetadata" ma:readOnly="true">
       <xsd:simpleType>
         <xsd:restriction base="dms:Note"/>
       </xsd:simpleType>
     </xsd:element>
-    <xsd:element name="MediaServiceFastMetadata" ma:index="9" nillable="true" ma:displayName="MediaServiceFastMetadata" ma:hidden="true" ma:internalName="MediaServiceFastMetadata" ma:readOnly="true">
+    <xsd:element name="MediaServiceFastMetadata" ma:index="11" nillable="true" ma:displayName="MediaServiceFastMetadata" ma:hidden="true" ma:internalName="MediaServiceFastMetadata" ma:readOnly="true">
       <xsd:simpleType>
         <xsd:restriction base="dms:Note"/>
       </xsd:simpleType>
     </xsd:element>
-    <xsd:element name="MediaServiceSearchProperties" ma:index="10" nillable="true" ma:displayName="MediaServiceSearchProperties" ma:hidden="true" ma:internalName="MediaServiceSearchProperties" ma:readOnly="true">
-      <xsd:simpleType>
-        <xsd:restriction base="dms:Note"/>
-      </xsd:simpleType>
-    </xsd:element>
-    <xsd:element name="MediaServiceDateTaken" ma:index="11" nillable="true" ma:displayName="MediaServiceDateTaken" ma:hidden="true" ma:indexed="true" ma:internalName="MediaServiceDateTaken" ma:readOnly="true">
+    <xsd:element name="MediaServiceDateTaken" ma:index="12" nillable="true" ma:displayName="MediaServiceDateTaken" ma:hidden="true" ma:indexed="true" ma:internalName="MediaServiceDateTaken" ma:readOnly="true">
       <xsd:simpleType>
         <xsd:restriction base="dms:Text"/>
       </xsd:simpleType>
     </xsd:element>
-    <xsd:element name="MediaServiceGenerationTime" ma:index="12" nillable="true" ma:displayName="MediaServiceGenerationTime" ma:hidden="true" ma:internalName="MediaServiceGenerationTime" ma:readOnly="true">
-      <xsd:simpleType>
-        <xsd:restriction base="dms:Text"/>
-      </xsd:simpleType>
-    </xsd:element>
-    <xsd:element name="MediaServiceEventHashCode" ma:index="13" nillable="true" ma:displayName="MediaServiceEventHashCode" ma:hidden="true" ma:internalName="MediaServiceEventHashCode" ma:readOnly="true">
+    <xsd:element name="MediaServiceObjectDetectorVersions" ma:index="13" nillable="true" ma:displayName="MediaServiceObjectDetectorVersions" ma:hidden="true" ma:indexed="true" ma:internalName="MediaServiceObjectDetectorVersions" ma:readOnly="true">
       <xsd:simpleType>
         <xsd:restriction base="dms:Text"/>
       </xsd:simpleType>
@@ -33389,39 +34040,39 @@
         <xsd:restriction base="dms:Unknown"/>
       </xsd:simpleType>
     </xsd:element>
-    <xsd:element name="lcf76f155ced4ddcb4097134ff3c332f" ma:index="16" nillable="true" ma:taxonomy="true" ma:internalName="lcf76f155ced4ddcb4097134ff3c332f" ma:taxonomyFieldName="MediaServiceImageTags" ma:displayName="Etiquetas de imagen" ma:readOnly="false" ma:fieldId="{5cf76f15-5ced-4ddc-b409-7134ff3c332f}" ma:taxonomyMulti="true" ma:sspId="d33c8c81-5745-4931-bcc4-c2aeafe86780" ma:termSetId="09814cd3-568e-fe90-9814-8d621ff8fb84" ma:anchorId="fba54fb3-c3e1-fe81-a776-ca4b69148c4d" ma:open="true" ma:isKeyword="false">
+    <xsd:element name="MediaServiceLocation" ma:index="15" nillable="true" ma:displayName="Location" ma:indexed="true" ma:internalName="MediaServiceLocation" ma:readOnly="true">
+      <xsd:simpleType>
+        <xsd:restriction base="dms:Text"/>
+      </xsd:simpleType>
+    </xsd:element>
+    <xsd:element name="MediaServiceGenerationTime" ma:index="16" nillable="true" ma:displayName="MediaServiceGenerationTime" ma:hidden="true" ma:internalName="MediaServiceGenerationTime" ma:readOnly="true">
+      <xsd:simpleType>
+        <xsd:restriction base="dms:Text"/>
+      </xsd:simpleType>
+    </xsd:element>
+    <xsd:element name="MediaServiceEventHashCode" ma:index="17" nillable="true" ma:displayName="MediaServiceEventHashCode" ma:hidden="true" ma:internalName="MediaServiceEventHashCode" ma:readOnly="true">
+      <xsd:simpleType>
+        <xsd:restriction base="dms:Text"/>
+      </xsd:simpleType>
+    </xsd:element>
+    <xsd:element name="lcf76f155ced4ddcb4097134ff3c332f" ma:index="19" nillable="true" ma:taxonomy="true" ma:internalName="lcf76f155ced4ddcb4097134ff3c332f" ma:taxonomyFieldName="MediaServiceImageTags" ma:displayName="Etiquetas de imagen" ma:readOnly="false" ma:fieldId="{5cf76f15-5ced-4ddc-b409-7134ff3c332f}" ma:taxonomyMulti="true" ma:sspId="d33c8c81-5745-4931-bcc4-c2aeafe86780" ma:termSetId="09814cd3-568e-fe90-9814-8d621ff8fb84" ma:anchorId="fba54fb3-c3e1-fe81-a776-ca4b69148c4d" ma:open="true" ma:isKeyword="false">
       <xsd:complexType>
         <xsd:sequence>
           <xsd:element ref="pc:Terms" minOccurs="0" maxOccurs="1"/>
         </xsd:sequence>
       </xsd:complexType>
     </xsd:element>
-    <xsd:element name="MediaServiceOCR" ma:index="18" nillable="true" ma:displayName="Extracted Text" ma:internalName="MediaServiceOCR" ma:readOnly="true">
+    <xsd:element name="MediaServiceOCR" ma:index="21" nillable="true" ma:displayName="Extracted Text" ma:internalName="MediaServiceOCR" ma:readOnly="true">
       <xsd:simpleType>
         <xsd:restriction base="dms:Note">
           <xsd:maxLength value="255"/>
         </xsd:restriction>
       </xsd:simpleType>
     </xsd:element>
-    <xsd:element name="MediaServiceBillingMetadata" ma:index="19" nillable="true" ma:displayName="MediaServiceBillingMetadata" ma:hidden="true" ma:internalName="MediaServiceBillingMetadata" ma:readOnly="true">
+    <xsd:element name="MediaServiceSearchProperties" ma:index="22" nillable="true" ma:displayName="MediaServiceSearchProperties" ma:hidden="true" ma:internalName="MediaServiceSearchProperties" ma:readOnly="true">
       <xsd:simpleType>
         <xsd:restriction base="dms:Note"/>
       </xsd:simpleType>
-    </xsd:element>
-  </xsd:schema>
-  <xsd:schema xmlns:xsd="http://www.w3.org/2001/XMLSchema" xmlns:xs="http://www.w3.org/2001/XMLSchema" xmlns:dms="http://schemas.microsoft.com/office/2006/documentManagement/types" xmlns:pc="http://schemas.microsoft.com/office/infopath/2007/PartnerControls" targetNamespace="adccf511-daff-4bcb-9072-914cedbf4c7e" elementFormDefault="qualified">
-    <xsd:import namespace="http://schemas.microsoft.com/office/2006/documentManagement/types"/>
-    <xsd:import namespace="http://schemas.microsoft.com/office/infopath/2007/PartnerControls"/>
-    <xsd:element name="TaxCatchAll" ma:index="17" nillable="true" ma:displayName="Taxonomy Catch All Column" ma:hidden="true" ma:list="{d55fdbc5-1632-489d-aeea-ba6fd7407963}" ma:internalName="TaxCatchAll" ma:showField="CatchAllData" ma:web="adccf511-daff-4bcb-9072-914cedbf4c7e">
-      <xsd:complexType>
-        <xsd:complexContent>
-          <xsd:extension base="dms:MultiChoiceLookup">
-            <xsd:sequence>
-              <xsd:element name="Value" type="dms:Lookup" maxOccurs="unbounded" minOccurs="0" nillable="true"/>
-            </xsd:sequence>
-          </xsd:extension>
-        </xsd:complexContent>
-      </xsd:complexType>
     </xsd:element>
   </xsd:schema>
   <xsd:schema xmlns="http://schemas.openxmlformats.org/package/2006/metadata/core-properties" xmlns:xsd="http://www.w3.org/2001/XMLSchema" xmlns:xsi="http://www.w3.org/2001/XMLSchema-instance" xmlns:dc="http://purl.org/dc/elements/1.1/" xmlns:dcterms="http://purl.org/dc/terms/" xmlns:odoc="http://schemas.microsoft.com/internal/obd" targetNamespace="http://schemas.openxmlformats.org/package/2006/metadata/core-properties" elementFormDefault="qualified" attributeFormDefault="unqualified" blockDefault="#all">
@@ -33551,5 +34202,20 @@
 </file>
 
 <file path=customXml/itemProps4.xml><?xml version="1.0" encoding="utf-8"?>
-<ds:datastoreItem xmlns:ds="http://schemas.openxmlformats.org/officeDocument/2006/customXml" ds:itemID="{CE0D6914-D4D8-4143-A64F-3D2B24B468A9}"/>
+<ds:datastoreItem xmlns:ds="http://schemas.openxmlformats.org/officeDocument/2006/customXml" ds:itemID="{DF43E046-DB0C-42D1-8C73-AE38B52F1ED7}">
+  <ds:schemaRefs>
+    <ds:schemaRef ds:uri="http://schemas.microsoft.com/office/2006/metadata/contentType"/>
+    <ds:schemaRef ds:uri="http://schemas.microsoft.com/office/2006/metadata/properties/metaAttributes"/>
+    <ds:schemaRef ds:uri="http://www.w3.org/2001/XMLSchema"/>
+    <ds:schemaRef ds:uri="http://schemas.microsoft.com/office/2006/metadata/properties"/>
+    <ds:schemaRef ds:uri="cb45339b-ced9-4d0d-8f64-77573914d53b"/>
+    <ds:schemaRef ds:uri="43a3ca16-9c26-4813-b83f-4aec9927b43f"/>
+    <ds:schemaRef ds:uri="http://schemas.microsoft.com/office/2006/documentManagement/types"/>
+    <ds:schemaRef ds:uri="http://schemas.microsoft.com/office/infopath/2007/PartnerControls"/>
+    <ds:schemaRef ds:uri="http://schemas.openxmlformats.org/package/2006/metadata/core-properties"/>
+    <ds:schemaRef ds:uri="http://purl.org/dc/elements/1.1/"/>
+    <ds:schemaRef ds:uri="http://purl.org/dc/terms/"/>
+    <ds:schemaRef ds:uri="http://schemas.microsoft.com/internal/obd"/>
+  </ds:schemaRefs>
+</ds:datastoreItem>
 </file>